--- a/HarvestShelf_AI_Revised_Research_Proposal_Expanded_Evidence.docx
+++ b/HarvestShelf_AI_Revised_Research_Proposal_Expanded_Evidence.docx
@@ -14,6 +14,8 @@
     </w:p>
     <w:p>
       <w:pPr>
+        <w:keepNext/>
+        <w:spacing w:after="60" w:line="240" w:lineRule="auto"/>
         <w:rPr/>
       </w:pPr>
       <w:r>
@@ -121,7 +123,7 @@
           <w:szCs w:val="32"/>
           <w:rtl w:val="0"/>
         </w:rPr>
-        <w:t xml:space="preserve">HarvestShelf AI: A Smartphone-Based Offline System for Visible Freshness Triage of Selected Fruits and Vegetables in Rwandan Markets</w:t>
+        <w:t xml:space="preserve">HarvestShelf AI: A Smartphone-Based Offline System for Visible Freshness Triage of Tomatoes and Green Bananas in Rwandan Markets</w:t>
       </w:r>
       <w:r>
         <w:rPr>
@@ -575,7 +577,7 @@
               </w:rPr>
               <w:t xml:space="preserve">1.2 Problem Statement</w:t>
               <w:tab/>
-              <w:t xml:space="preserve">9</w:t>
+              <w:t xml:space="preserve">10</w:t>
             </w:r>
           </w:hyperlink>
           <w:r>
@@ -833,7 +835,7 @@
               </w:rPr>
               <w:t xml:space="preserve">1.7 Research Budget</w:t>
               <w:tab/>
-              <w:t xml:space="preserve">13</w:t>
+              <w:t xml:space="preserve">14</w:t>
             </w:r>
           </w:hyperlink>
           <w:r>
@@ -1006,7 +1008,7 @@
               </w:rPr>
               <w:t xml:space="preserve">2.2 Concepts, Opinions, and Ideas from Authors/Experts</w:t>
               <w:tab/>
-              <w:t xml:space="preserve">15</w:t>
+              <w:t xml:space="preserve">16</w:t>
             </w:r>
           </w:hyperlink>
           <w:r>
@@ -1135,7 +1137,7 @@
               </w:rPr>
               <w:t xml:space="preserve">2.4.1 Expanded Evidence Base for the Problem</w:t>
               <w:tab/>
-              <w:t xml:space="preserve">17</w:t>
+              <w:t xml:space="preserve">18</w:t>
             </w:r>
           </w:hyperlink>
           <w:r>
@@ -1221,7 +1223,7 @@
               </w:rPr>
               <w:t xml:space="preserve">2.4.3 Offline Smartphone AI in African Field Conditions</w:t>
               <w:tab/>
-              <w:t xml:space="preserve">20</w:t>
+              <w:t xml:space="preserve">21</w:t>
             </w:r>
           </w:hyperlink>
           <w:r>
@@ -1264,7 +1266,7 @@
               </w:rPr>
               <w:t xml:space="preserve">2.4.4 Why the Proposed Approach Should Work</w:t>
               <w:tab/>
-              <w:t xml:space="preserve">21</w:t>
+              <w:t xml:space="preserve">22</w:t>
             </w:r>
           </w:hyperlink>
           <w:r>
@@ -1307,7 +1309,7 @@
               </w:rPr>
               <w:t xml:space="preserve">2.4.5 Comparative Analysis and Uniqueness of HarvestShelf AI</w:t>
               <w:tab/>
-              <w:t xml:space="preserve">22</w:t>
+              <w:t xml:space="preserve">23</w:t>
             </w:r>
           </w:hyperlink>
           <w:r>
@@ -1350,7 +1352,7 @@
               </w:rPr>
               <w:t xml:space="preserve">2.4.6 Summary of Reviewed Literature</w:t>
               <w:tab/>
-              <w:t xml:space="preserve">23</w:t>
+              <w:t xml:space="preserve">24</w:t>
             </w:r>
           </w:hyperlink>
           <w:r>
@@ -1391,9 +1393,9 @@
                 <w:vertAlign w:val="baseline"/>
                 <w:rtl w:val="0"/>
               </w:rPr>
-              <w:t xml:space="preserve">2.5 Strengths and Weakness of the Existing System(s)</w:t>
+              <w:t xml:space="preserve">2.5 Strengths and Weaknesses of the Existing System(s)</w:t>
               <w:tab/>
-              <w:t xml:space="preserve">25</w:t>
+              <w:t xml:space="preserve">26</w:t>
             </w:r>
           </w:hyperlink>
           <w:r>
@@ -1436,7 +1438,7 @@
               </w:rPr>
               <w:t xml:space="preserve">2.6 General Comment and Conclusion</w:t>
               <w:tab/>
-              <w:t xml:space="preserve">25</w:t>
+              <w:t xml:space="preserve">26</w:t>
             </w:r>
           </w:hyperlink>
           <w:r>
@@ -1480,7 +1482,7 @@
               </w:rPr>
               <w:t xml:space="preserve">CHAPTER THREE: SYSTEM ANALYSIS AND DESIGN</w:t>
               <w:tab/>
-              <w:t xml:space="preserve">26</w:t>
+              <w:t xml:space="preserve">27</w:t>
             </w:r>
           </w:hyperlink>
           <w:r>
@@ -1523,7 +1525,7 @@
               </w:rPr>
               <w:t xml:space="preserve">3.1 Introduction</w:t>
               <w:tab/>
-              <w:t xml:space="preserve">26</w:t>
+              <w:t xml:space="preserve">27</w:t>
             </w:r>
           </w:hyperlink>
           <w:r>
@@ -1566,7 +1568,7 @@
               </w:rPr>
               <w:t xml:space="preserve">3.2 Research Design (including the development model used)</w:t>
               <w:tab/>
-              <w:t xml:space="preserve">26</w:t>
+              <w:t xml:space="preserve">27</w:t>
             </w:r>
           </w:hyperlink>
           <w:r>
@@ -1609,7 +1611,7 @@
               </w:rPr>
               <w:t xml:space="preserve">3.3 Functional and Non-Functional Requirements</w:t>
               <w:tab/>
-              <w:t xml:space="preserve">27</w:t>
+              <w:t xml:space="preserve">28</w:t>
             </w:r>
           </w:hyperlink>
           <w:r>
@@ -1695,7 +1697,7 @@
               </w:rPr>
               <w:t xml:space="preserve">3.4.1 Model and Library Decision</w:t>
               <w:tab/>
-              <w:t xml:space="preserve">29</w:t>
+              <w:t xml:space="preserve">30</w:t>
             </w:r>
           </w:hyperlink>
           <w:r>
@@ -1739,7 +1741,7 @@
               </w:rPr>
               <w:t xml:space="preserve">3.4.2 System and Technology Stack</w:t>
               <w:tab/>
-              <w:t xml:space="preserve">29</w:t>
+              <w:t xml:space="preserve">30</w:t>
             </w:r>
           </w:hyperlink>
           <w:r>
@@ -1783,7 +1785,7 @@
               </w:rPr>
               <w:t xml:space="preserve">3.4.3 Data Definition and Acquisition</w:t>
               <w:tab/>
-              <w:t xml:space="preserve">30</w:t>
+              <w:t xml:space="preserve">31</w:t>
             </w:r>
           </w:hyperlink>
           <w:r>
@@ -1827,7 +1829,7 @@
               </w:rPr>
               <w:t xml:space="preserve">3.4.4 Machine Learning Training Pipeline</w:t>
               <w:tab/>
-              <w:t xml:space="preserve">31</w:t>
+              <w:t xml:space="preserve">32</w:t>
             </w:r>
           </w:hyperlink>
           <w:r>
@@ -1871,7 +1873,7 @@
               </w:rPr>
               <w:t xml:space="preserve">3.4.5 Model Comparison</w:t>
               <w:tab/>
-              <w:t xml:space="preserve">31</w:t>
+              <w:t xml:space="preserve">32</w:t>
             </w:r>
           </w:hyperlink>
           <w:r>
@@ -1914,7 +1916,7 @@
               </w:rPr>
               <w:t xml:space="preserve">3.5 UML Diagrams</w:t>
               <w:tab/>
-              <w:t xml:space="preserve">32</w:t>
+              <w:t xml:space="preserve">33</w:t>
             </w:r>
           </w:hyperlink>
           <w:r>
@@ -1957,7 +1959,7 @@
               </w:rPr>
               <w:t xml:space="preserve">3.6 Development Tools</w:t>
               <w:tab/>
-              <w:t xml:space="preserve">36</w:t>
+              <w:t xml:space="preserve">37</w:t>
             </w:r>
           </w:hyperlink>
           <w:r>
@@ -2000,7 +2002,7 @@
               </w:rPr>
               <w:t xml:space="preserve">3.7 Data Collection, Sampling, Labeling, and Evaluation Plan</w:t>
               <w:tab/>
-              <w:t xml:space="preserve">37</w:t>
+              <w:t xml:space="preserve">38</w:t>
             </w:r>
           </w:hyperlink>
           <w:r>
@@ -2043,7 +2045,7 @@
               </w:rPr>
               <w:t xml:space="preserve">3.8 Ethics and Risk Management</w:t>
               <w:tab/>
-              <w:t xml:space="preserve">39</w:t>
+              <w:t xml:space="preserve">40</w:t>
             </w:r>
           </w:hyperlink>
           <w:r>
@@ -2087,7 +2089,7 @@
               </w:rPr>
               <w:t xml:space="preserve">References (APA Format)</w:t>
               <w:tab/>
-              <w:t xml:space="preserve">40</w:t>
+              <w:t xml:space="preserve">41</w:t>
             </w:r>
           </w:hyperlink>
           <w:r>
@@ -2243,7 +2245,7 @@
           <w:szCs w:val="22"/>
           <w:rtl w:val="0"/>
         </w:rPr>
-        <w:t xml:space="preserve">Table 6: Summary of reviewed literature</w:t>
+        <w:t xml:space="preserve">Table 6: Summary of reviewed literature, grouped by theme</w:t>
       </w:r>
     </w:p>
     <w:p>
@@ -2498,6 +2500,29 @@
           <w:rtl w:val="0"/>
         </w:rPr>
         <w:t xml:space="preserve">Figure 10: Low-fidelity screen designs</w:t>
+      </w:r>
+      <w:r>
+        <w:rPr>
+          <w:rtl w:val="0"/>
+        </w:rPr>
+      </w:r>
+    </w:p>
+    <w:p>
+      <w:pPr>
+        <w:spacing w:after="120" w:line="360" w:lineRule="auto"/>
+        <w:jc w:val="left"/>
+        <w:rPr>
+          <w:sz w:val="22"/>
+          <w:szCs w:val="22"/>
+        </w:rPr>
+      </w:pPr>
+      <w:r>
+        <w:rPr>
+          <w:sz w:val="22"/>
+          <w:szCs w:val="22"/>
+          <w:rtl w:val="0"/>
+        </w:rPr>
+        <w:t xml:space="preserve">Figure 11: UML deployment diagram</w:t>
       </w:r>
       <w:r>
         <w:rPr>
@@ -2773,7 +2798,7 @@
                 <w:szCs w:val="20"/>
                 <w:rtl w:val="0"/>
               </w:rPr>
-              <w:t xml:space="preserve">CNN</w:t>
+              <w:t xml:space="preserve">CI</w:t>
             </w:r>
             <w:r>
               <w:rPr>
@@ -2800,7 +2825,7 @@
                 <w:szCs w:val="20"/>
                 <w:rtl w:val="0"/>
               </w:rPr>
-              <w:t xml:space="preserve">Convolutional Neural Network</w:t>
+              <w:t xml:space="preserve">Confidence Interval</w:t>
             </w:r>
             <w:r>
               <w:rPr>
@@ -2833,7 +2858,7 @@
                 <w:szCs w:val="20"/>
                 <w:rtl w:val="0"/>
               </w:rPr>
-              <w:t xml:space="preserve">CV</w:t>
+              <w:t xml:space="preserve">CNN</w:t>
             </w:r>
             <w:r>
               <w:rPr>
@@ -2860,7 +2885,7 @@
                 <w:szCs w:val="20"/>
                 <w:rtl w:val="0"/>
               </w:rPr>
-              <w:t xml:space="preserve">Computer Vision</w:t>
+              <w:t xml:space="preserve">Convolutional Neural Network</w:t>
             </w:r>
             <w:r>
               <w:rPr>
@@ -2893,7 +2918,7 @@
                 <w:szCs w:val="20"/>
                 <w:rtl w:val="0"/>
               </w:rPr>
-              <w:t xml:space="preserve">ERD</w:t>
+              <w:t xml:space="preserve">CSAM</w:t>
             </w:r>
             <w:r>
               <w:rPr>
@@ -2920,7 +2945,7 @@
                 <w:szCs w:val="20"/>
                 <w:rtl w:val="0"/>
               </w:rPr>
-              <w:t xml:space="preserve">Entity Relationship Diagram</w:t>
+              <w:t xml:space="preserve">Commodity Systems Assessment Methodology</w:t>
             </w:r>
             <w:r>
               <w:rPr>
@@ -2953,7 +2978,7 @@
                 <w:szCs w:val="20"/>
                 <w:rtl w:val="0"/>
               </w:rPr>
-              <w:t xml:space="preserve">MVP</w:t>
+              <w:t xml:space="preserve">CV</w:t>
             </w:r>
             <w:r>
               <w:rPr>
@@ -2980,7 +3005,7 @@
                 <w:szCs w:val="20"/>
                 <w:rtl w:val="0"/>
               </w:rPr>
-              <w:t xml:space="preserve">Minimum Viable Product</w:t>
+              <w:t xml:space="preserve">Computer Vision</w:t>
             </w:r>
             <w:r>
               <w:rPr>
@@ -3013,7 +3038,7 @@
                 <w:szCs w:val="20"/>
                 <w:rtl w:val="0"/>
               </w:rPr>
-              <w:t xml:space="preserve">NISR</w:t>
+              <w:t xml:space="preserve">ERD</w:t>
             </w:r>
             <w:r>
               <w:rPr>
@@ -3040,7 +3065,7 @@
                 <w:szCs w:val="20"/>
                 <w:rtl w:val="0"/>
               </w:rPr>
-              <w:t xml:space="preserve">National Institute of Statistics of Rwanda</w:t>
+              <w:t xml:space="preserve">Entity Relationship Diagram</w:t>
             </w:r>
             <w:r>
               <w:rPr>
@@ -3073,7 +3098,7 @@
                 <w:szCs w:val="20"/>
                 <w:rtl w:val="0"/>
               </w:rPr>
-              <w:t xml:space="preserve">PHL</w:t>
+              <w:t xml:space="preserve">FAO</w:t>
             </w:r>
             <w:r>
               <w:rPr>
@@ -3100,7 +3125,7 @@
                 <w:szCs w:val="20"/>
                 <w:rtl w:val="0"/>
               </w:rPr>
-              <w:t xml:space="preserve">Post-harvest Loss</w:t>
+              <w:t xml:space="preserve">Food and Agriculture Organization of the United Nations</w:t>
             </w:r>
             <w:r>
               <w:rPr>
@@ -3133,7 +3158,7 @@
                 <w:szCs w:val="20"/>
                 <w:rtl w:val="0"/>
               </w:rPr>
-              <w:t xml:space="preserve">RWF</w:t>
+              <w:t xml:space="preserve">GSMA</w:t>
             </w:r>
             <w:r>
               <w:rPr>
@@ -3160,7 +3185,7 @@
                 <w:szCs w:val="20"/>
                 <w:rtl w:val="0"/>
               </w:rPr>
-              <w:t xml:space="preserve">Rwandan Franc</w:t>
+              <w:t xml:space="preserve">Global System for Mobile Communications Association</w:t>
             </w:r>
             <w:r>
               <w:rPr>
@@ -3193,7 +3218,7 @@
                 <w:szCs w:val="20"/>
                 <w:rtl w:val="0"/>
               </w:rPr>
-              <w:t xml:space="preserve">SQLite</w:t>
+              <w:t xml:space="preserve">JSON</w:t>
             </w:r>
             <w:r>
               <w:rPr>
@@ -3220,7 +3245,7 @@
                 <w:szCs w:val="20"/>
                 <w:rtl w:val="0"/>
               </w:rPr>
-              <w:t xml:space="preserve">Structured Query Language Lite</w:t>
+              <w:t xml:space="preserve">JavaScript Object Notation</w:t>
             </w:r>
             <w:r>
               <w:rPr>
@@ -3253,7 +3278,7 @@
                 <w:szCs w:val="20"/>
                 <w:rtl w:val="0"/>
               </w:rPr>
-              <w:t xml:space="preserve">TFLite</w:t>
+              <w:t xml:space="preserve">MINAGRI</w:t>
             </w:r>
             <w:r>
               <w:rPr>
@@ -3280,7 +3305,7 @@
                 <w:szCs w:val="20"/>
                 <w:rtl w:val="0"/>
               </w:rPr>
-              <w:t xml:space="preserve">TensorFlow Lite</w:t>
+              <w:t xml:space="preserve">Ministry of Agriculture and Animal Resources</w:t>
             </w:r>
             <w:r>
               <w:rPr>
@@ -3313,7 +3338,7 @@
                 <w:szCs w:val="20"/>
                 <w:rtl w:val="0"/>
               </w:rPr>
-              <w:t xml:space="preserve">UML</w:t>
+              <w:t xml:space="preserve">MVP</w:t>
             </w:r>
             <w:r>
               <w:rPr>
@@ -3340,7 +3365,7 @@
                 <w:szCs w:val="20"/>
                 <w:rtl w:val="0"/>
               </w:rPr>
-              <w:t xml:space="preserve">Unified Modeling Language</w:t>
+              <w:t xml:space="preserve">Minimum Viable Product</w:t>
             </w:r>
             <w:r>
               <w:rPr>
@@ -3356,41 +3381,51 @@
           <w:tblHeader w:val="0"/>
         </w:trPr>
         <w:tc>
-          <w:tcPr/>
-          <w:p>
-            <w:pPr>
-              <w:rPr/>
-            </w:pPr>
-            <w:r>
-              <w:rPr>
-                <w:rFonts w:ascii="Times New Roman" w:cs="Times New Roman" w:eastAsia="Times New Roman" w:hAnsi="Times New Roman"/>
-                <w:sz w:val="20"/>
-                <w:szCs w:val="20"/>
-                <w:rtl w:val="0"/>
-              </w:rPr>
-              <w:t xml:space="preserve">CSAM</w:t>
-            </w:r>
-            <w:r>
-              <w:rPr>
-                <w:rtl w:val="0"/>
-              </w:rPr>
-            </w:r>
-          </w:p>
-        </w:tc>
-        <w:tc>
-          <w:tcPr/>
-          <w:p>
-            <w:pPr>
-              <w:rPr/>
-            </w:pPr>
-            <w:r>
-              <w:rPr>
-                <w:rFonts w:ascii="Times New Roman" w:cs="Times New Roman" w:eastAsia="Times New Roman" w:hAnsi="Times New Roman"/>
-                <w:sz w:val="20"/>
-                <w:szCs w:val="20"/>
-                <w:rtl w:val="0"/>
-              </w:rPr>
-              <w:t xml:space="preserve">Commodity Systems Assessment Methodology</w:t>
+          <w:tcPr>
+            <w:vAlign w:val="top"/>
+          </w:tcPr>
+          <w:p>
+            <w:pPr>
+              <w:spacing w:after="0" w:lineRule="auto"/>
+              <w:rPr/>
+            </w:pPr>
+            <w:r>
+              <w:rPr>
+                <w:rFonts w:ascii="Times New Roman" w:cs="Times New Roman" w:eastAsia="Times New Roman" w:hAnsi="Times New Roman"/>
+                <w:b w:val="0"/>
+                <w:bCs w:val="0"/>
+                <w:sz w:val="20"/>
+                <w:szCs w:val="20"/>
+                <w:rtl w:val="0"/>
+              </w:rPr>
+              <w:t xml:space="preserve">NAEB</w:t>
+            </w:r>
+            <w:r>
+              <w:rPr>
+                <w:rtl w:val="0"/>
+              </w:rPr>
+            </w:r>
+          </w:p>
+        </w:tc>
+        <w:tc>
+          <w:tcPr>
+            <w:vAlign w:val="top"/>
+          </w:tcPr>
+          <w:p>
+            <w:pPr>
+              <w:spacing w:after="0" w:lineRule="auto"/>
+              <w:rPr/>
+            </w:pPr>
+            <w:r>
+              <w:rPr>
+                <w:rFonts w:ascii="Times New Roman" w:cs="Times New Roman" w:eastAsia="Times New Roman" w:hAnsi="Times New Roman"/>
+                <w:b w:val="0"/>
+                <w:bCs w:val="0"/>
+                <w:sz w:val="20"/>
+                <w:szCs w:val="20"/>
+                <w:rtl w:val="0"/>
+              </w:rPr>
+              <w:t xml:space="preserve">National Agricultural Export Development Board</w:t>
             </w:r>
             <w:r>
               <w:rPr>
@@ -3406,41 +3441,51 @@
           <w:tblHeader w:val="0"/>
         </w:trPr>
         <w:tc>
-          <w:tcPr/>
-          <w:p>
-            <w:pPr>
-              <w:rPr/>
-            </w:pPr>
-            <w:r>
-              <w:rPr>
-                <w:rFonts w:ascii="Times New Roman" w:cs="Times New Roman" w:eastAsia="Times New Roman" w:hAnsi="Times New Roman"/>
-                <w:sz w:val="20"/>
-                <w:szCs w:val="20"/>
-                <w:rtl w:val="0"/>
-              </w:rPr>
-              <w:t xml:space="preserve">FAO</w:t>
-            </w:r>
-            <w:r>
-              <w:rPr>
-                <w:rtl w:val="0"/>
-              </w:rPr>
-            </w:r>
-          </w:p>
-        </w:tc>
-        <w:tc>
-          <w:tcPr/>
-          <w:p>
-            <w:pPr>
-              <w:rPr/>
-            </w:pPr>
-            <w:r>
-              <w:rPr>
-                <w:rFonts w:ascii="Times New Roman" w:cs="Times New Roman" w:eastAsia="Times New Roman" w:hAnsi="Times New Roman"/>
-                <w:sz w:val="20"/>
-                <w:szCs w:val="20"/>
-                <w:rtl w:val="0"/>
-              </w:rPr>
-              <w:t xml:space="preserve">Food and Agriculture Organization of the United Nations</w:t>
+          <w:tcPr>
+            <w:vAlign w:val="top"/>
+          </w:tcPr>
+          <w:p>
+            <w:pPr>
+              <w:spacing w:after="0" w:lineRule="auto"/>
+              <w:rPr/>
+            </w:pPr>
+            <w:r>
+              <w:rPr>
+                <w:rFonts w:ascii="Times New Roman" w:cs="Times New Roman" w:eastAsia="Times New Roman" w:hAnsi="Times New Roman"/>
+                <w:b w:val="0"/>
+                <w:bCs w:val="0"/>
+                <w:sz w:val="20"/>
+                <w:szCs w:val="20"/>
+                <w:rtl w:val="0"/>
+              </w:rPr>
+              <w:t xml:space="preserve">NISR</w:t>
+            </w:r>
+            <w:r>
+              <w:rPr>
+                <w:rtl w:val="0"/>
+              </w:rPr>
+            </w:r>
+          </w:p>
+        </w:tc>
+        <w:tc>
+          <w:tcPr>
+            <w:vAlign w:val="top"/>
+          </w:tcPr>
+          <w:p>
+            <w:pPr>
+              <w:spacing w:after="0" w:lineRule="auto"/>
+              <w:rPr/>
+            </w:pPr>
+            <w:r>
+              <w:rPr>
+                <w:rFonts w:ascii="Times New Roman" w:cs="Times New Roman" w:eastAsia="Times New Roman" w:hAnsi="Times New Roman"/>
+                <w:b w:val="0"/>
+                <w:bCs w:val="0"/>
+                <w:sz w:val="20"/>
+                <w:szCs w:val="20"/>
+                <w:rtl w:val="0"/>
+              </w:rPr>
+              <w:t xml:space="preserve">National Institute of Statistics of Rwanda</w:t>
             </w:r>
             <w:r>
               <w:rPr>
@@ -3456,41 +3501,51 @@
           <w:tblHeader w:val="0"/>
         </w:trPr>
         <w:tc>
-          <w:tcPr/>
-          <w:p>
-            <w:pPr>
-              <w:rPr/>
-            </w:pPr>
-            <w:r>
-              <w:rPr>
-                <w:rFonts w:ascii="Times New Roman" w:cs="Times New Roman" w:eastAsia="Times New Roman" w:hAnsi="Times New Roman"/>
-                <w:sz w:val="20"/>
-                <w:szCs w:val="20"/>
-                <w:rtl w:val="0"/>
-              </w:rPr>
-              <w:t xml:space="preserve">NAEB</w:t>
-            </w:r>
-            <w:r>
-              <w:rPr>
-                <w:rtl w:val="0"/>
-              </w:rPr>
-            </w:r>
-          </w:p>
-        </w:tc>
-        <w:tc>
-          <w:tcPr/>
-          <w:p>
-            <w:pPr>
-              <w:rPr/>
-            </w:pPr>
-            <w:r>
-              <w:rPr>
-                <w:rFonts w:ascii="Times New Roman" w:cs="Times New Roman" w:eastAsia="Times New Roman" w:hAnsi="Times New Roman"/>
-                <w:sz w:val="20"/>
-                <w:szCs w:val="20"/>
-                <w:rtl w:val="0"/>
-              </w:rPr>
-              <w:t xml:space="preserve">National Agricultural Export Development Board</w:t>
+          <w:tcPr>
+            <w:vAlign w:val="top"/>
+          </w:tcPr>
+          <w:p>
+            <w:pPr>
+              <w:spacing w:after="0" w:lineRule="auto"/>
+              <w:rPr/>
+            </w:pPr>
+            <w:r>
+              <w:rPr>
+                <w:rFonts w:ascii="Times New Roman" w:cs="Times New Roman" w:eastAsia="Times New Roman" w:hAnsi="Times New Roman"/>
+                <w:b w:val="0"/>
+                <w:bCs w:val="0"/>
+                <w:sz w:val="20"/>
+                <w:szCs w:val="20"/>
+                <w:rtl w:val="0"/>
+              </w:rPr>
+              <w:t xml:space="preserve">PHL</w:t>
+            </w:r>
+            <w:r>
+              <w:rPr>
+                <w:rtl w:val="0"/>
+              </w:rPr>
+            </w:r>
+          </w:p>
+        </w:tc>
+        <w:tc>
+          <w:tcPr>
+            <w:vAlign w:val="top"/>
+          </w:tcPr>
+          <w:p>
+            <w:pPr>
+              <w:spacing w:after="0" w:lineRule="auto"/>
+              <w:rPr/>
+            </w:pPr>
+            <w:r>
+              <w:rPr>
+                <w:rFonts w:ascii="Times New Roman" w:cs="Times New Roman" w:eastAsia="Times New Roman" w:hAnsi="Times New Roman"/>
+                <w:b w:val="0"/>
+                <w:bCs w:val="0"/>
+                <w:sz w:val="20"/>
+                <w:szCs w:val="20"/>
+                <w:rtl w:val="0"/>
+              </w:rPr>
+              <w:t xml:space="preserve">Post-harvest Loss</w:t>
             </w:r>
             <w:r>
               <w:rPr>
@@ -3506,14 +3561,379 @@
           <w:tblHeader w:val="0"/>
         </w:trPr>
         <w:tc>
-          <w:tcPr/>
-          <w:p>
-            <w:pPr>
-              <w:rPr/>
-            </w:pPr>
-            <w:r>
-              <w:rPr>
-                <w:rFonts w:ascii="Times New Roman" w:cs="Times New Roman" w:eastAsia="Times New Roman" w:hAnsi="Times New Roman"/>
+          <w:tcPr>
+            <w:vAlign w:val="top"/>
+          </w:tcPr>
+          <w:p>
+            <w:pPr>
+              <w:spacing w:after="0" w:lineRule="auto"/>
+              <w:rPr/>
+            </w:pPr>
+            <w:r>
+              <w:rPr>
+                <w:rFonts w:ascii="Times New Roman" w:cs="Times New Roman" w:eastAsia="Times New Roman" w:hAnsi="Times New Roman"/>
+                <w:b w:val="0"/>
+                <w:bCs w:val="0"/>
+                <w:sz w:val="20"/>
+                <w:szCs w:val="20"/>
+                <w:rtl w:val="0"/>
+              </w:rPr>
+              <w:t xml:space="preserve">RAM</w:t>
+            </w:r>
+            <w:r>
+              <w:rPr>
+                <w:rtl w:val="0"/>
+              </w:rPr>
+            </w:r>
+          </w:p>
+        </w:tc>
+        <w:tc>
+          <w:tcPr>
+            <w:vAlign w:val="top"/>
+          </w:tcPr>
+          <w:p>
+            <w:pPr>
+              <w:spacing w:after="0" w:lineRule="auto"/>
+              <w:rPr/>
+            </w:pPr>
+            <w:r>
+              <w:rPr>
+                <w:rFonts w:ascii="Times New Roman" w:cs="Times New Roman" w:eastAsia="Times New Roman" w:hAnsi="Times New Roman"/>
+                <w:b w:val="0"/>
+                <w:bCs w:val="0"/>
+                <w:sz w:val="20"/>
+                <w:szCs w:val="20"/>
+                <w:rtl w:val="0"/>
+              </w:rPr>
+              <w:t xml:space="preserve">Random-Access Memory</w:t>
+            </w:r>
+            <w:r>
+              <w:rPr>
+                <w:rtl w:val="0"/>
+              </w:rPr>
+            </w:r>
+          </w:p>
+        </w:tc>
+      </w:tr>
+      <w:tr>
+        <w:trPr>
+          <w:cantSplit w:val="0"/>
+          <w:tblHeader w:val="0"/>
+        </w:trPr>
+        <w:tc>
+          <w:tcPr>
+            <w:vAlign w:val="top"/>
+          </w:tcPr>
+          <w:p>
+            <w:pPr>
+              <w:spacing w:after="0" w:lineRule="auto"/>
+              <w:rPr/>
+            </w:pPr>
+            <w:r>
+              <w:rPr>
+                <w:rFonts w:ascii="Times New Roman" w:cs="Times New Roman" w:eastAsia="Times New Roman" w:hAnsi="Times New Roman"/>
+                <w:b w:val="0"/>
+                <w:bCs w:val="0"/>
+                <w:sz w:val="20"/>
+                <w:szCs w:val="20"/>
+                <w:rtl w:val="0"/>
+              </w:rPr>
+              <w:t xml:space="preserve">RWF</w:t>
+            </w:r>
+            <w:r>
+              <w:rPr>
+                <w:rtl w:val="0"/>
+              </w:rPr>
+            </w:r>
+          </w:p>
+        </w:tc>
+        <w:tc>
+          <w:tcPr>
+            <w:vAlign w:val="top"/>
+          </w:tcPr>
+          <w:p>
+            <w:pPr>
+              <w:spacing w:after="0" w:lineRule="auto"/>
+              <w:rPr/>
+            </w:pPr>
+            <w:r>
+              <w:rPr>
+                <w:rFonts w:ascii="Times New Roman" w:cs="Times New Roman" w:eastAsia="Times New Roman" w:hAnsi="Times New Roman"/>
+                <w:b w:val="0"/>
+                <w:bCs w:val="0"/>
+                <w:sz w:val="20"/>
+                <w:szCs w:val="20"/>
+                <w:rtl w:val="0"/>
+              </w:rPr>
+              <w:t xml:space="preserve">Rwandan Franc</w:t>
+            </w:r>
+            <w:r>
+              <w:rPr>
+                <w:rtl w:val="0"/>
+              </w:rPr>
+            </w:r>
+          </w:p>
+        </w:tc>
+      </w:tr>
+      <w:tr>
+        <w:trPr>
+          <w:cantSplit w:val="0"/>
+          <w:tblHeader w:val="0"/>
+        </w:trPr>
+        <w:tc>
+          <w:tcPr>
+            <w:vAlign w:val="top"/>
+          </w:tcPr>
+          <w:p>
+            <w:pPr>
+              <w:spacing w:after="0" w:lineRule="auto"/>
+              <w:rPr/>
+            </w:pPr>
+            <w:r>
+              <w:rPr>
+                <w:rFonts w:ascii="Times New Roman" w:cs="Times New Roman" w:eastAsia="Times New Roman" w:hAnsi="Times New Roman"/>
+                <w:b w:val="0"/>
+                <w:bCs w:val="0"/>
+                <w:sz w:val="20"/>
+                <w:szCs w:val="20"/>
+                <w:rtl w:val="0"/>
+              </w:rPr>
+              <w:t xml:space="preserve">SQLite</w:t>
+            </w:r>
+            <w:r>
+              <w:rPr>
+                <w:rtl w:val="0"/>
+              </w:rPr>
+            </w:r>
+          </w:p>
+        </w:tc>
+        <w:tc>
+          <w:tcPr>
+            <w:vAlign w:val="top"/>
+          </w:tcPr>
+          <w:p>
+            <w:pPr>
+              <w:spacing w:after="0" w:lineRule="auto"/>
+              <w:rPr/>
+            </w:pPr>
+            <w:r>
+              <w:rPr>
+                <w:rFonts w:ascii="Times New Roman" w:cs="Times New Roman" w:eastAsia="Times New Roman" w:hAnsi="Times New Roman"/>
+                <w:b w:val="0"/>
+                <w:bCs w:val="0"/>
+                <w:sz w:val="20"/>
+                <w:szCs w:val="20"/>
+                <w:rtl w:val="0"/>
+              </w:rPr>
+              <w:t xml:space="preserve">Structured Query Language Lite</w:t>
+            </w:r>
+            <w:r>
+              <w:rPr>
+                <w:rtl w:val="0"/>
+              </w:rPr>
+            </w:r>
+          </w:p>
+        </w:tc>
+      </w:tr>
+      <w:tr>
+        <w:trPr>
+          <w:cantSplit w:val="0"/>
+          <w:tblHeader w:val="0"/>
+        </w:trPr>
+        <w:tc>
+          <w:tcPr>
+            <w:vAlign w:val="top"/>
+          </w:tcPr>
+          <w:p>
+            <w:pPr>
+              <w:spacing w:after="0" w:lineRule="auto"/>
+              <w:rPr/>
+            </w:pPr>
+            <w:r>
+              <w:rPr>
+                <w:rFonts w:ascii="Times New Roman" w:cs="Times New Roman" w:eastAsia="Times New Roman" w:hAnsi="Times New Roman"/>
+                <w:b w:val="0"/>
+                <w:bCs w:val="0"/>
+                <w:sz w:val="20"/>
+                <w:szCs w:val="20"/>
+                <w:rtl w:val="0"/>
+              </w:rPr>
+              <w:t xml:space="preserve">SUS</w:t>
+            </w:r>
+            <w:r>
+              <w:rPr>
+                <w:rtl w:val="0"/>
+              </w:rPr>
+            </w:r>
+          </w:p>
+        </w:tc>
+        <w:tc>
+          <w:tcPr>
+            <w:vAlign w:val="top"/>
+          </w:tcPr>
+          <w:p>
+            <w:pPr>
+              <w:spacing w:after="0" w:lineRule="auto"/>
+              <w:rPr/>
+            </w:pPr>
+            <w:r>
+              <w:rPr>
+                <w:rFonts w:ascii="Times New Roman" w:cs="Times New Roman" w:eastAsia="Times New Roman" w:hAnsi="Times New Roman"/>
+                <w:b w:val="0"/>
+                <w:bCs w:val="0"/>
+                <w:sz w:val="20"/>
+                <w:szCs w:val="20"/>
+                <w:rtl w:val="0"/>
+              </w:rPr>
+              <w:t xml:space="preserve">System Usability Scale</w:t>
+            </w:r>
+            <w:r>
+              <w:rPr>
+                <w:rtl w:val="0"/>
+              </w:rPr>
+            </w:r>
+          </w:p>
+        </w:tc>
+      </w:tr>
+      <w:tr>
+        <w:trPr>
+          <w:cantSplit w:val="0"/>
+          <w:tblHeader w:val="0"/>
+        </w:trPr>
+        <w:tc>
+          <w:tcPr>
+            <w:vAlign w:val="top"/>
+          </w:tcPr>
+          <w:p>
+            <w:pPr>
+              <w:spacing w:after="0" w:lineRule="auto"/>
+              <w:rPr/>
+            </w:pPr>
+            <w:r>
+              <w:rPr>
+                <w:rFonts w:ascii="Times New Roman" w:cs="Times New Roman" w:eastAsia="Times New Roman" w:hAnsi="Times New Roman"/>
+                <w:b w:val="0"/>
+                <w:bCs w:val="0"/>
+                <w:sz w:val="20"/>
+                <w:szCs w:val="20"/>
+                <w:rtl w:val="0"/>
+              </w:rPr>
+              <w:t xml:space="preserve">SVM</w:t>
+            </w:r>
+            <w:r>
+              <w:rPr>
+                <w:rtl w:val="0"/>
+              </w:rPr>
+            </w:r>
+          </w:p>
+        </w:tc>
+        <w:tc>
+          <w:tcPr>
+            <w:vAlign w:val="top"/>
+          </w:tcPr>
+          <w:p>
+            <w:pPr>
+              <w:spacing w:after="0" w:lineRule="auto"/>
+              <w:rPr/>
+            </w:pPr>
+            <w:r>
+              <w:rPr>
+                <w:rFonts w:ascii="Times New Roman" w:cs="Times New Roman" w:eastAsia="Times New Roman" w:hAnsi="Times New Roman"/>
+                <w:b w:val="0"/>
+                <w:bCs w:val="0"/>
+                <w:sz w:val="20"/>
+                <w:szCs w:val="20"/>
+                <w:rtl w:val="0"/>
+              </w:rPr>
+              <w:t xml:space="preserve">Support Vector Machine</w:t>
+            </w:r>
+            <w:r>
+              <w:rPr>
+                <w:rtl w:val="0"/>
+              </w:rPr>
+            </w:r>
+          </w:p>
+        </w:tc>
+      </w:tr>
+      <w:tr>
+        <w:trPr>
+          <w:cantSplit w:val="0"/>
+          <w:tblHeader w:val="0"/>
+        </w:trPr>
+        <w:tc>
+          <w:tcPr>
+            <w:vAlign w:val="top"/>
+          </w:tcPr>
+          <w:p>
+            <w:pPr>
+              <w:spacing w:after="0" w:lineRule="auto"/>
+              <w:rPr/>
+            </w:pPr>
+            <w:r>
+              <w:rPr>
+                <w:rFonts w:ascii="Times New Roman" w:cs="Times New Roman" w:eastAsia="Times New Roman" w:hAnsi="Times New Roman"/>
+                <w:b w:val="0"/>
+                <w:bCs w:val="0"/>
+                <w:sz w:val="20"/>
+                <w:szCs w:val="20"/>
+                <w:rtl w:val="0"/>
+              </w:rPr>
+              <w:t xml:space="preserve">TFLite</w:t>
+            </w:r>
+            <w:r>
+              <w:rPr>
+                <w:rtl w:val="0"/>
+              </w:rPr>
+            </w:r>
+          </w:p>
+        </w:tc>
+        <w:tc>
+          <w:tcPr>
+            <w:vAlign w:val="top"/>
+          </w:tcPr>
+          <w:p>
+            <w:pPr>
+              <w:spacing w:after="0" w:lineRule="auto"/>
+              <w:rPr/>
+            </w:pPr>
+            <w:r>
+              <w:rPr>
+                <w:rFonts w:ascii="Times New Roman" w:cs="Times New Roman" w:eastAsia="Times New Roman" w:hAnsi="Times New Roman"/>
+                <w:b w:val="0"/>
+                <w:bCs w:val="0"/>
+                <w:sz w:val="20"/>
+                <w:szCs w:val="20"/>
+                <w:rtl w:val="0"/>
+              </w:rPr>
+              <w:t xml:space="preserve">TensorFlow Lite</w:t>
+            </w:r>
+            <w:r>
+              <w:rPr>
+                <w:rtl w:val="0"/>
+              </w:rPr>
+            </w:r>
+          </w:p>
+        </w:tc>
+      </w:tr>
+      <w:tr>
+        <w:trPr>
+          <w:cantSplit w:val="0"/>
+          <w:tblHeader w:val="0"/>
+        </w:trPr>
+        <w:tc>
+          <w:tcPr>
+            <w:vAlign w:val="top"/>
+          </w:tcPr>
+          <w:p>
+            <w:pPr>
+              <w:spacing w:after="0" w:lineRule="auto"/>
+              <w:rPr/>
+            </w:pPr>
+            <w:r>
+              <w:rPr>
+                <w:rFonts w:ascii="Times New Roman" w:cs="Times New Roman" w:eastAsia="Times New Roman" w:hAnsi="Times New Roman"/>
+                <w:b w:val="0"/>
+                <w:bCs w:val="0"/>
                 <w:sz w:val="20"/>
                 <w:szCs w:val="20"/>
                 <w:rtl w:val="0"/>
@@ -3528,19 +3948,144 @@
           </w:p>
         </w:tc>
         <w:tc>
-          <w:tcPr/>
-          <w:p>
-            <w:pPr>
-              <w:rPr/>
-            </w:pPr>
-            <w:r>
-              <w:rPr>
-                <w:rFonts w:ascii="Times New Roman" w:cs="Times New Roman" w:eastAsia="Times New Roman" w:hAnsi="Times New Roman"/>
+          <w:tcPr>
+            <w:vAlign w:val="top"/>
+          </w:tcPr>
+          <w:p>
+            <w:pPr>
+              <w:spacing w:after="0" w:lineRule="auto"/>
+              <w:rPr/>
+            </w:pPr>
+            <w:r>
+              <w:rPr>
+                <w:rFonts w:ascii="Times New Roman" w:cs="Times New Roman" w:eastAsia="Times New Roman" w:hAnsi="Times New Roman"/>
+                <w:b w:val="0"/>
+                <w:bCs w:val="0"/>
                 <w:sz w:val="20"/>
                 <w:szCs w:val="20"/>
                 <w:rtl w:val="0"/>
               </w:rPr>
               <w:t xml:space="preserve">University of California, Davis</w:t>
+            </w:r>
+            <w:r>
+              <w:rPr>
+                <w:rtl w:val="0"/>
+              </w:rPr>
+            </w:r>
+          </w:p>
+        </w:tc>
+      </w:tr>
+      <w:tr>
+        <w:trPr>
+          <w:cantSplit w:val="0"/>
+          <w:tblHeader w:val="0"/>
+        </w:trPr>
+        <w:tc>
+          <w:tcPr>
+            <w:vAlign w:val="top"/>
+          </w:tcPr>
+          <w:p>
+            <w:pPr>
+              <w:spacing w:after="0" w:lineRule="auto"/>
+              <w:rPr/>
+            </w:pPr>
+            <w:r>
+              <w:rPr>
+                <w:rFonts w:ascii="Times New Roman" w:cs="Times New Roman" w:eastAsia="Times New Roman" w:hAnsi="Times New Roman"/>
+                <w:b w:val="0"/>
+                <w:bCs w:val="0"/>
+                <w:sz w:val="20"/>
+                <w:szCs w:val="20"/>
+                <w:rtl w:val="0"/>
+              </w:rPr>
+              <w:t xml:space="preserve">UML</w:t>
+            </w:r>
+            <w:r>
+              <w:rPr>
+                <w:rtl w:val="0"/>
+              </w:rPr>
+            </w:r>
+          </w:p>
+        </w:tc>
+        <w:tc>
+          <w:tcPr>
+            <w:vAlign w:val="top"/>
+          </w:tcPr>
+          <w:p>
+            <w:pPr>
+              <w:spacing w:after="0" w:lineRule="auto"/>
+              <w:rPr/>
+            </w:pPr>
+            <w:r>
+              <w:rPr>
+                <w:rFonts w:ascii="Times New Roman" w:cs="Times New Roman" w:eastAsia="Times New Roman" w:hAnsi="Times New Roman"/>
+                <w:b w:val="0"/>
+                <w:bCs w:val="0"/>
+                <w:sz w:val="20"/>
+                <w:szCs w:val="20"/>
+                <w:rtl w:val="0"/>
+              </w:rPr>
+              <w:t xml:space="preserve">Unified Modeling Language</w:t>
+            </w:r>
+            <w:r>
+              <w:rPr>
+                <w:rtl w:val="0"/>
+              </w:rPr>
+            </w:r>
+          </w:p>
+        </w:tc>
+      </w:tr>
+      <w:tr>
+        <w:trPr>
+          <w:cantSplit w:val="0"/>
+          <w:tblHeader w:val="0"/>
+        </w:trPr>
+        <w:tc>
+          <w:tcPr>
+            <w:vAlign w:val="top"/>
+          </w:tcPr>
+          <w:p>
+            <w:pPr>
+              <w:spacing w:after="0" w:lineRule="auto"/>
+              <w:rPr/>
+            </w:pPr>
+            <w:r>
+              <w:rPr>
+                <w:rFonts w:ascii="Times New Roman" w:cs="Times New Roman" w:eastAsia="Times New Roman" w:hAnsi="Times New Roman"/>
+                <w:b w:val="0"/>
+                <w:bCs w:val="0"/>
+                <w:sz w:val="20"/>
+                <w:szCs w:val="20"/>
+                <w:rtl w:val="0"/>
+              </w:rPr>
+              <w:t xml:space="preserve">YOLO</w:t>
+            </w:r>
+            <w:r>
+              <w:rPr>
+                <w:rtl w:val="0"/>
+              </w:rPr>
+            </w:r>
+          </w:p>
+        </w:tc>
+        <w:tc>
+          <w:tcPr>
+            <w:vAlign w:val="top"/>
+          </w:tcPr>
+          <w:p>
+            <w:pPr>
+              <w:spacing w:after="0" w:lineRule="auto"/>
+              <w:rPr/>
+            </w:pPr>
+            <w:r>
+              <w:rPr>
+                <w:rFonts w:ascii="Times New Roman" w:cs="Times New Roman" w:eastAsia="Times New Roman" w:hAnsi="Times New Roman"/>
+                <w:b w:val="0"/>
+                <w:bCs w:val="0"/>
+                <w:sz w:val="20"/>
+                <w:szCs w:val="20"/>
+                <w:rtl w:val="0"/>
+              </w:rPr>
+              <w:t xml:space="preserve">You Only Look Once (object-detection model)</w:t>
             </w:r>
             <w:r>
               <w:rPr>
@@ -3595,7 +4140,7 @@
         <w:rPr>
           <w:rtl w:val="0"/>
         </w:rPr>
-        <w:t xml:space="preserve">Fresh-produce sellers in Rwandan markets decide every day which tomatoes and green bananas to sell at full price, sell quickly, discount, or remove, and they make these calls by eye, often in a hurry and in poor light. Rwandan studies report avoidable post-harvest losses across tomatoes, bananas, and vegetables, yet existing computer-vision tools serve exporters and packhouses, depend on an internet connection, and overlook small sellers. This project proposes HarvestShelf AI, an offline Android app that sorts a phone photo of produce into one of five actions: Fresh, Sell Soon, Discount Today, Spoilage Risk, or Uncertain. The study follows a design-science approach. About 2,400 images will be collected purposively from at least three markets in Nyabihu and Rusizi districts and labeled by two independent labelers. EfficientNet-Lite0 will be fine-tuned through transfer learning and benchmarked against MobileNetV3-Small and classical machine-learning baselines, then deployed with TensorFlow Lite in a Flutter app that stores scan history in SQLite. The prototype is expected to reach a macro-F1 score of at least 0.80, a Spoilage Risk recall of at least 0.85, an inference time under one second per photo, and a System Usability Scale score of at least 68 from at least 15 sellers. The study hypothesizes that an offline smartphone classifier trained on local market images can judge visible produce condition accurately and quickly enough to make sellers’ selling decisions more consistent. The app judges only visible condition and does not certify food safety.</w:t>
+        <w:t xml:space="preserve">Fresh-produce sellers in Rwandan markets decide every day which tomatoes and green bananas to sell at full price, sell quickly, discount, or remove, and they make these calls by eye, often in a hurry and in poor light. Rwandan studies report avoidable post-harvest losses across tomatoes, bananas, and vegetables, yet existing computer-vision tools serve exporters and packhouses, depend on an internet connection, and overlook small sellers. This project proposes HarvestShelf AI, an offline Android app that sorts a phone photo of produce into one of five actions: Fresh, Sell Soon, Discount Today, Spoilage Risk, or Uncertain. The study follows a design-science approach. About 2,400 images will be collected purposively from at least three markets in Nyabihu and Rusizi districts and labeled by two independent labelers. EfficientNet-Lite0 will be fine-tuned through transfer learning and benchmarked against MobileNetV3-Small, MobileNetV2, ResNet-50, and classical machine-learning baselines, then deployed with TensorFlow Lite in a Flutter app that stores scan history in SQLite. The prototype is expected to reach a macro-F1 score of at least 0.80, a Spoilage Risk recall of at least 0.85, an inference time under one second per photo, and a System Usability Scale score of at least 68 from at least 15 sellers, and an improvement of at least 15 percentage points in sellers’ agreement with expert labels when they sort produce with the app. The study hypothesizes that an offline smartphone classifier trained on local market images can judge visible produce condition accurately and quickly enough to make sellers’ selling decisions more consistent. The app judges only visible condition and does not certify food safety.</w:t>
       </w:r>
       <w:r>
         <w:rPr>
@@ -3691,7 +4236,7 @@
         <w:rPr>
           <w:rtl w:val="0"/>
         </w:rPr>
-        <w:t xml:space="preserve">This is not a problem limited to one district or one crop. The World Bank’s food-loss study for Rwanda found heavy losses in horticulture, with tomato losses reported as high as 49%, linked to weak cold chains, poor packaging, and rough handling (World Bank, 2020, 2024). A UC Davis assessment found that 56% of tomatoes were discarded somewhere between the farm and the retail market, with damage recorded at every stage (University of California, Davis Horticulture Innovation Lab, 2016a). Another study of Rwanda’s tomato chain reported losses of 50% to 60%, starting with poor-quality seed and continuing through rough handling and unsuitable packaging (Kitinoja et al., 2019). Bananas tell a similar story: every sampled cooking banana showed damage by the time it reached the retail market, cutting its market value by an estimated 22% to 30% even though none of it was thrown away (University of California, Davis Horticulture Innovation Lab, 2016b).</w:t>
+        <w:t xml:space="preserve">This is not a problem limited to one district or one crop. The World Bank’s food-loss study for Rwanda found heavy losses in horticulture, with tomato losses reported as high as 49%, linked to weak cold chains, poor packaging, and rough handling (World Bank, 2020, 2024). A UC Davis assessment found that 56% of tomatoes were discarded somewhere between the farm and the retail market, with damage recorded at every stage (University of California, Davis Horticulture Innovation Lab, 2016a). Another study of Rwanda’s tomato chain reported losses of 50% to 60%, starting with poor-quality seed and continuing through rough handling and unsuitable packaging (Kitinoja et al., 2019). Bananas tell a similar story: every sampled cooking banana showed damage by the time it reached the retail market, cutting its market value by an estimated 22% to 30% even though none of it was thrown away (University of California, Davis Horticulture Innovation Lab, 2016b). These figures differ because the studies measure different things: the World Bank gives an upper estimate across the whole horticulture chain, the UC Davis figure counts tomatoes discarded at any stage from farm to retail, Kitinoja et al. trace losses back to poor seed, and Gisubizo et al. (2026) rely on farmers’ own reports from one district. None of them isolates the loss that happens at the market stall itself, so this proposal uses them to show that the problem is large and widespread, not to estimate how much a stall-level tool could save.</w:t>
       </w:r>
       <w:r>
         <w:rPr>
@@ -3735,7 +4280,7 @@
         <w:rPr>
           <w:rtl w:val="0"/>
         </w:rPr>
-        <w:t xml:space="preserve">Many people feel the effects. Market sellers, most of them small traders, lose income every time produce has to be discounted or thrown away. Buyers and households end up with lower-quality food, and farmers and cooperatives earn less when their produce is rejected or sold cheaply further down the chain (Kubwimana, 2020; University of California, Davis Horticulture Innovation Lab, 2016a). Market managers and agricultural extension workers also gain from simple habits that reduce waste. At the same time, national survey data show that smartphone and internet access is still uneven, especially outside cities (National Institute of Statistics of Rwanda [NISR], 2025a, 2025b). Any tool meant for these sellers must therefore work on an ordinary Android phone, with or without an internet connection.</w:t>
+        <w:t xml:space="preserve">Many people feel the effects. Market sellers, most of them small traders, lose income every time produce has to be discounted or thrown away. Buyers and households end up with lower-quality food, and farmers and cooperatives earn less when their produce is rejected or sold cheaply further down the chain (Kubwimana, 2020; University of California, Davis Horticulture Innovation Lab, 2016a). Market managers and agricultural extension workers also gain from simple habits that reduce waste. At the same time, smartphone access is still limited and uneven: only 34.4% of Rwandan households own a smartphone, 61.9% in urban areas against 22.9% in rural areas, and 26.1% in Nyabihu against 40.6% in Rusizi (National Institute of Statistics of Rwanda [NISR], 2025b, Table A5.19). The same survey round reports wider household access to utilities and communication services in more detail (NISR, 2025a). Any tool meant for these sellers must therefore work on an ordinary Android phone, with or without an internet connection.</w:t>
       </w:r>
     </w:p>
     <w:p>
@@ -3748,7 +4293,7 @@
         <w:rPr>
           <w:rtl w:val="0"/>
         </w:rPr>
-        <w:t xml:space="preserve">This study is set in two districts of Rwanda’s Western Province. Nyabihu is a mainly agricultural highland district (MINAGRI, n.d.), while Rusizi, on the border with the Democratic Republic of the Congo, has busy markets where vegetables and other foods are sold to cross-border buyers (The New Times, 2011; TradeMark Africa, 2019). One is a cool farming area and the other a warmer trading hub, so a tool that works in both is more likely to work in other Rwandan markets.</w:t>
+        <w:t xml:space="preserve">This study is set in two districts of Rwanda’s Western Province. Nyabihu is a mainly agricultural highland district (Ministry of Agriculture and Animal Resources [MINAGRI], n.d.), while Rusizi, on the border with the Democratic Republic of the Congo, has busy markets where vegetables and other foods are sold to cross-border buyers (The New Times, 2011; TradeMark Africa, 2019). One is a cool farming area and the other a warmer trading hub, so a tool that works in both is more likely to work in other Rwandan markets.</w:t>
       </w:r>
     </w:p>
     <w:p>
@@ -3774,6 +4319,19 @@
         <w:rPr>
           <w:rtl w:val="0"/>
         </w:rPr>
+        <w:t xml:space="preserve">Direct evidence about how sellers make these decisions at the stall is still thin: the studies above measure losses along the chain, not the moment a seller decides to keep, discount, or remove an item. For this reason, Month 1 includes short, informal conversations with three to five tomato and banana sellers in each district to confirm how they currently sort produce, which words they use for each condition, and whether the four selling actions match their practice (Section 3.7).</w:t>
+      </w:r>
+    </w:p>
+    <w:p>
+      <w:pPr>
+        <w:spacing w:after="120" w:line="360" w:lineRule="auto"/>
+        <w:jc w:val="both"/>
+        <w:rPr/>
+      </w:pPr>
+      <w:r>
+        <w:rPr>
+          <w:rtl w:val="0"/>
+        </w:rPr>
         <w:t xml:space="preserve">HarvestShelf AI is designed with these realities in mind. It is not meant to replace the seller’s experience or a laboratory test. Instead, it acts like a second pair of eyes: from a single phone photo, it offers a quick, consistent suggestion about what to do next with the produce, whether to keep selling it normally, sell it soon, discount it today, remove it from normal sale, or retake the photo if the result is unclear.</w:t>
       </w:r>
     </w:p>
@@ -3822,7 +4380,7 @@
         <w:rPr>
           <w:rtl w:val="0"/>
         </w:rPr>
-        <w:t xml:space="preserve">First, produce loses value fast when damage is not spotted and acted on early. Rwandan studies document losses in tomatoes, green bananas, carrots, cabbages, leafy greens, chili, and onions, not just in one crop or one district (Gisubizo et al., 2026; Kubwimana, 2020; NAEB, 2026; University of California, Davis Horticulture Innovation Lab, 2016a, 2016b; World Bank, 2020). Not every seller loses the same amount, but every seller works in a setting where a visible change in quality can lower the price, make produce harder to sell, and turn food into waste. A simple sorting tool can help, as long as it stays honest about what a phone camera can and cannot see. Worse, one damaged item can put its neighbors at risk. FAO guidance advises sorting out damaged or decaying produce to limit contamination of the healthy produce around it (FAO, n.d.-a). Water and handling can also carry microorganisms from infected produce to healthy produce in the same batch (Kader, 2003). Laboratory work has shown fungal infection spreading from one fruit to the fruit touching it, sometimes before any sign is visible to the naked eye (Sbodio et al., 2024). Ethylene, a gas released by ripening produce, can also speed up ripening, yellowing, and softening in sensitive crops stored nearby (Kader, 2003; UC Davis Postharvest Research and Extension Center, n.d.). The project should therefore help sellers notice visible warning signs earlier, while never claiming that a photo can detect hidden microbes or guarantee that food is safe.</w:t>
+        <w:t xml:space="preserve">First, produce loses value fast when damage is not spotted and acted on early. Rwandan studies document losses in tomatoes, green bananas, carrots, cabbages, leafy greens, chili, and onions, not just in one crop or one district (Gisubizo et al., 2026; Kubwimana, 2020; NAEB, 2026; University of California, Davis Horticulture Innovation Lab, 2016a, 2016b; World Bank, 2020). A visible change in quality can lower the price, make produce harder to sell, and turn food into waste, and post-harvest guidance advises separating damaged or decaying items early so that they do not affect the healthy produce around them (FAO, n.d.; Kader, 2003). A phone photo can help sellers notice these visible warning signs sooner, but it cannot detect hidden infection or guarantee that food is safe (Section 2.4.1).</w:t>
       </w:r>
       <w:r>
         <w:rPr>
@@ -3910,7 +4468,7 @@
           <w:szCs w:val="24"/>
           <w:rtl w:val="0"/>
         </w:rPr>
-        <w:t xml:space="preserve">To design, develop, and evaluate an offline Android computer-vision prototype that supports visible freshness triage and simple selling-priority decisions for selected fruits and vegetables in Rwandan market conditions.</w:t>
+        <w:t xml:space="preserve">To design, develop, and evaluate an offline Android computer-vision prototype that supports visible freshness triage and simple selling-priority decisions for tomatoes and green bananas in Rwandan market conditions.</w:t>
       </w:r>
       <w:r>
         <w:rPr>
@@ -3969,7 +4527,7 @@
         <w:rPr>
           <w:rtl w:val="0"/>
         </w:rPr>
-        <w:t xml:space="preserve">To produce, by the end of Month 2, a visible-condition labeling guide and a requirements specification for tomatoes and green bananas, grounded in a review of at least 20 sources on post-harvest loss, existing systems, datasets, and mobile deployment tools.</w:t>
+        <w:t xml:space="preserve">To produce, by the end of Month 1, a requirements specification for tomatoes and green bananas, grounded in the literature review and in short conversations with three to five sellers in each district, that defines the four selling actions and the functional and non-functional requirements in Section 3.3.</w:t>
       </w:r>
       <w:r>
         <w:rPr>
@@ -4004,7 +4562,42 @@
         <w:rPr>
           <w:rtl w:val="0"/>
         </w:rPr>
-        <w:t xml:space="preserve">To develop, by the end of Month 5, a functional offline Android prototype that captures or selects a produce image, preprocesses it, runs an on-device TensorFlow Lite model in under one second per image on a mid-range phone (3–4 GB RAM), applies clear decision rules, and stores scan history locally without internet access.</w:t>
+        <w:t xml:space="preserve">To produce, by the end of Month 2, a visible-condition labeling guide that two independent labelers apply with a Cohen’s kappa of at least 0.70 on a 20% double-labeled sample, and a labeled dataset of at least 300 usable images per action category per crop (about 2,400 images).</w:t>
+      </w:r>
+      <w:r>
+        <w:rPr>
+          <w:rtl w:val="0"/>
+        </w:rPr>
+      </w:r>
+    </w:p>
+    <w:p>
+      <w:pPr>
+        <w:keepNext w:val="0"/>
+        <w:keepLines w:val="0"/>
+        <w:pageBreakBefore w:val="0"/>
+        <w:widowControl w:val="1"/>
+        <w:numPr>
+          <w:ilvl w:val="0"/>
+          <w:numId w:val="2"/>
+        </w:numPr>
+        <w:pBdr>
+          <w:top w:space="0" w:sz="0" w:val="nil"/>
+          <w:left w:space="0" w:sz="0" w:val="nil"/>
+          <w:bottom w:space="0" w:sz="0" w:val="nil"/>
+          <w:right w:space="0" w:sz="0" w:val="nil"/>
+          <w:between w:space="0" w:sz="0" w:val="nil"/>
+        </w:pBdr>
+        <w:shd w:fill="auto" w:val="clear"/>
+        <w:spacing w:after="0" w:before="0" w:line="360" w:lineRule="auto"/>
+        <w:ind w:left="360" w:right="0" w:hanging="360"/>
+        <w:jc w:val="both"/>
+        <w:rPr/>
+      </w:pPr>
+      <w:r>
+        <w:rPr>
+          <w:rtl w:val="0"/>
+        </w:rPr>
+        <w:t xml:space="preserve">To develop, by the end of Month 4, a functional offline Android prototype that captures or selects a produce image, checks its quality, runs an on-device TensorFlow Lite model in under one second per image (median of at least 50 runs) on a mid-range phone with 3–4 GB RAM, applies clear decision rules, and stores scan history locally without internet access.</w:t>
       </w:r>
       <w:r>
         <w:rPr>
@@ -4039,7 +4632,7 @@
         <w:rPr>
           <w:rtl w:val="0"/>
         </w:rPr>
-        <w:t xml:space="preserve">To evaluate the prototype in Month 6, targeting a macro-F1 score of at least 0.80 and a Spoilage Risk recall of at least 0.85 on an untouched test set, and a mean System Usability Scale (SUS) score of at least 68 from at least 15 sellers. To check that the real problem is reduced, the same sellers will sort the same produce batches with and without the app, targeting at least 15 percentage points higher agreement with expert labels when the app is used.</w:t>
+        <w:t xml:space="preserve">To evaluate the prototype in Month 5 and report the results in Month 6, targeting a macro-F1 score of at least 0.80 and a Spoilage Risk recall of at least 0.85 on an untouched test set, and a mean System Usability Scale (SUS) score of at least 68 from at least 15 sellers. To check that the real problem is reduced, the same sellers will sort matched sets of produce with and without the app, targeting a mean improvement of at least 15 percentage points in agreement with expert labels (study design in Section 3.7).</w:t>
       </w:r>
       <w:r>
         <w:rPr>
@@ -4111,13 +4704,7 @@
           <w:vertAlign w:val="baseline"/>
           <w:rtl w:val="0"/>
         </w:rPr>
-        <w:t xml:space="preserve">What visible-condition categories, data requirements, and user needs should guide the design of an offline freshness-triage </w:t>
-      </w:r>
-      <w:r>
-        <w:rPr>
-          <w:rtl w:val="0"/>
-        </w:rPr>
-        <w:t xml:space="preserve">application for selected Rwandan produce sellers? (Objective 1)</w:t>
+        <w:t xml:space="preserve">Which visible signs do sellers and post-harvest experts use to tell the four selling actions apart for tomatoes and green bananas, and how consistently can two independent labelers apply them (target Cohen’s kappa of at least 0.70)? (Objectives 1 and 2)</w:t>
       </w:r>
       <w:r>
         <w:rPr>
@@ -4165,13 +4752,7 @@
           <w:vertAlign w:val="baseline"/>
           <w:rtl w:val="0"/>
         </w:rPr>
-        <w:t xml:space="preserve">How can an Android application integrate image capture, local preprocessing, TensorFlow Lite inference, action mapping, and </w:t>
-      </w:r>
-      <w:r>
-        <w:rPr>
-          <w:rtl w:val="0"/>
-        </w:rPr>
-        <w:t xml:space="preserve">SQLite storage without requiring internet access? (Objective 2)</w:t>
+        <w:t xml:space="preserve">Which candidate model (EfficientNet-Lite0, MobileNetV3-Small, MobileNetV2, ResNet-50, or a classical SVM or Random Forest baseline), combined with which confidence threshold, gives the best balance of macro-F1, Spoilage Risk recall, model size, and on-device inference time on a 3–4 GB Android phone? (Objective 3)</w:t>
       </w:r>
       <w:r>
         <w:rPr>
@@ -4219,13 +4800,25 @@
           <w:vertAlign w:val="baseline"/>
           <w:rtl w:val="0"/>
         </w:rPr>
-        <w:t xml:space="preserve">To what extent does the prototype meet </w:t>
-      </w:r>
-      <w:r>
-        <w:rPr>
-          <w:rtl w:val="0"/>
-        </w:rPr>
-        <w:t xml:space="preserve">planned targets for macro-F1, Spoilage Risk recall, on-device inference time, usability, and improvement in sellers' sorting agreement with expert labels for the selected produce types? (Objective 3)</w:t>
+        <w:t xml:space="preserve">To what extent does the prototype meet planned targets for macro-F1, Spoilage Risk recall, on-device inference time, usability, and improvement in sellers' sorting agreement with expert labels for the selected produce types? (Objective 4)</w:t>
+      </w:r>
+      <w:r>
+        <w:rPr>
+          <w:rtl w:val="0"/>
+        </w:rPr>
+      </w:r>
+    </w:p>
+    <w:p>
+      <w:pPr>
+        <w:spacing w:after="120" w:line="360" w:lineRule="auto"/>
+        <w:jc w:val="both"/>
+        <w:rPr/>
+      </w:pPr>
+      <w:r>
+        <w:rPr>
+          <w:rtl w:val="0"/>
+        </w:rPr>
+        <w:t xml:space="preserve">Working hypothesis: an offline classifier fine-tuned on local market images can reach the technical targets above and, when used by sellers, raise their agreement with expert sorting by at least 15 percentage points compared with sorting by eye alone.</w:t>
       </w:r>
       <w:r>
         <w:rPr>
@@ -4260,7 +4853,7 @@
         <w:rPr>
           <w:rtl w:val="0"/>
         </w:rPr>
-        <w:t xml:space="preserve">The project will build a minimum viable prototype, a first working version, covering two to three types of produce. Tomatoes and green (cooking) bananas are the natural starting point: both have Rwanda-specific post-harvest studies, and both change in ways an ordinary phone camera can capture. If time and data allow, a third crop such as leafy greens, carrots, or cabbage may be added, since Rwandan evidence shows handling and loss problems for these vegetables too.</w:t>
+        <w:t xml:space="preserve">The project will build a minimum viable prototype, a first working version, for two types of produce: tomatoes and green (cooking) bananas. Both have Rwanda-specific post-harvest studies, and both change in ways an ordinary phone camera can capture. A third crop such as leafy greens, carrots, or cabbage is a stretch goal only: it will be considered after the two-crop targets are met and only if at least 300 images per action category can be collected for it, and it is not included in the data plan or the budget.</w:t>
       </w:r>
       <w:r>
         <w:rPr>
@@ -4359,7 +4952,7 @@
         <w:rPr>
           <w:rtl w:val="0"/>
         </w:rPr>
-        <w:t xml:space="preserve">For sellers, the app offers faster and more consistent sorting decisions. Instead of relying only on memory or bargaining, a seller can scan an item and quickly see whether it should stay at full price, be sold soon, be discounted, or be removed from normal sale.</w:t>
+        <w:t xml:space="preserve">For sellers, the app offers faster and more consistent sorting decisions. Instead of relying only on memory or bargaining, a seller can scan an item and quickly see whether it should stay at full price, be sold soon, be discounted, or be removed from normal sale. The stakes are concrete: if green bananas lose 22% to 30% of their market value through damage by the time they reach retail (University of California, Davis Horticulture Innovation Lab, 2016b), a seller loses roughly RWF 2,200 to 3,000 of every RWF 10,000 of stock, so even a small share of that value recovered through earlier, more consistent sorting matters for a small trader’s daily income.</w:t>
       </w:r>
       <w:r>
         <w:rPr>
@@ -4784,7 +5377,7 @@
                 <w:szCs w:val="20"/>
                 <w:rtl w:val="0"/>
               </w:rPr>
-              <w:t xml:space="preserve">150,000</w:t>
+              <w:t xml:space="preserve">180,000</w:t>
             </w:r>
             <w:r>
               <w:rPr>
@@ -4811,7 +5404,7 @@
                 <w:szCs w:val="20"/>
                 <w:rtl w:val="0"/>
               </w:rPr>
-              <w:t xml:space="preserve">Small compensation for seller/user testing time</w:t>
+              <w:t xml:space="preserve">Small compensation for seller testing time (18 sellers × RWF 10,000)</w:t>
             </w:r>
             <w:r>
               <w:rPr>
@@ -5132,7 +5725,7 @@
                 <w:szCs w:val="20"/>
                 <w:rtl w:val="0"/>
               </w:rPr>
-              <w:t xml:space="preserve">70,000</w:t>
+              <w:t xml:space="preserve">40,000</w:t>
             </w:r>
             <w:r>
               <w:rPr>
@@ -5444,7 +6037,7 @@
                 <w:szCs w:val="20"/>
                 <w:rtl w:val="0"/>
               </w:rPr>
-              <w:t xml:space="preserve">Literature review, requirements, ethics preparation</w:t>
+              <w:t xml:space="preserve">Literature review, requirements, ethics approval, seller conversations, draft labeling guide</w:t>
             </w:r>
             <w:r>
               <w:rPr>
@@ -5504,7 +6097,7 @@
                 <w:szCs w:val="20"/>
                 <w:rtl w:val="0"/>
               </w:rPr>
-              <w:t xml:space="preserve">Local image collection, labeling guide, initial dataset cleaning</w:t>
+              <w:t xml:space="preserve">Image collection, kappa pilot and final labeling guide, labeling, dataset cleaning</w:t>
             </w:r>
             <w:r>
               <w:rPr>
@@ -5564,7 +6157,7 @@
                 <w:szCs w:val="20"/>
                 <w:rtl w:val="0"/>
               </w:rPr>
-              <w:t xml:space="preserve">Model training, comparison, and test-set evaluation</w:t>
+              <w:t xml:space="preserve">Fill any data shortfall; model training, comparison, threshold tuning, test-set evaluation</w:t>
             </w:r>
             <w:r>
               <w:rPr>
@@ -5624,7 +6217,7 @@
                 <w:szCs w:val="20"/>
                 <w:rtl w:val="0"/>
               </w:rPr>
-              <w:t xml:space="preserve">Android prototype, camera/gallery workflow, local storage</w:t>
+              <w:t xml:space="preserve">Android prototype: camera/gallery workflow, quality check, on-device model, local storage</w:t>
             </w:r>
             <w:r>
               <w:rPr>
@@ -5684,7 +6277,7 @@
                 <w:szCs w:val="20"/>
                 <w:rtl w:val="0"/>
               </w:rPr>
-              <w:t xml:space="preserve">On-device integration, usability testing, model refinement</w:t>
+              <w:t xml:space="preserve">Usability test and with/without-app agreement study with at least 15 sellers; model refinement</w:t>
             </w:r>
             <w:r>
               <w:rPr>
@@ -5744,7 +6337,7 @@
                 <w:szCs w:val="20"/>
                 <w:rtl w:val="0"/>
               </w:rPr>
-              <w:t xml:space="preserve">Final evaluation, report writing, presentation preparation</w:t>
+              <w:t xml:space="preserve">Final analysis, report writing, presentation preparation</w:t>
             </w:r>
             <w:r>
               <w:rPr>
@@ -5757,6 +6350,8 @@
     </w:tbl>
     <w:p>
       <w:pPr>
+        <w:keepNext/>
+        <w:spacing w:after="60" w:line="240" w:lineRule="auto"/>
         <w:jc w:val="center"/>
         <w:rPr/>
       </w:pPr>
@@ -5891,7 +6486,7 @@
         <w:rPr>
           <w:rtl w:val="0"/>
         </w:rPr>
-        <w:t xml:space="preserve">This chapter looks at what is already known and what has already been built. It covers evidence on post-harvest loss in Rwanda, how produce quality declines, mobile computer vision, freshness assessment, lightweight image-recognition models, and commercial quality-control systems. Along the way, it separates three tasks that are often confused: recognizing which fruit or vegetable is in a photo, detecting plant disease, and judging visible freshness. Only the last is the focus of HarvestShelf AI, and the chapter ends by pinpointing the gap this project fills. The search focused on software-related literature: studies of computer-vision and deep-learning systems for produce quality, lightweight models that run on phones, offline mobile AI used in African field conditions, and usability evaluation, together with technical documentation and commercial quality-control platforms. A structured narrative review was used. Sources were found through Google Scholar and indexed platforms including ScienceDirect, MDPI, Frontiers, PubMed Central, ACM Digital Library, arXiv, NeurIPS proceedings, and the Directory of Open Access Journals, using search terms such as “fruit freshness classification,” “spoilage detection deep learning,” “mobile computer vision agriculture,” “TensorFlow Lite offline,” and “post-harvest loss Rwanda.” Papers were purposively sampled: a source was kept only if it dealt with produce condition, mobile or offline AI, model design, user evaluation, or Rwandan post-harvest context, and most were published between 2016 and 2026, with four older foundational sources on handling and usability. In total, 49 sources were retained and are cited in this proposal.</w:t>
+        <w:t xml:space="preserve">This chapter looks at what is already known and what has already been built. It covers evidence on post-harvest loss in Rwanda, how produce quality declines, mobile computer vision, freshness assessment, lightweight image-recognition models, and commercial quality-control systems. Along the way, it separates three tasks that are often confused: recognizing which fruit or vegetable is in a photo, detecting plant disease, and judging visible freshness. Only the last is the focus of HarvestShelf AI, and the chapter ends by pinpointing the gap this project fills. The search focused on software-related literature: studies of computer-vision and deep-learning systems for produce quality, lightweight models that run on phones, offline mobile AI used in African field conditions, and usability evaluation, together with technical documentation and commercial quality-control platforms. A structured narrative review was used. Sources were found through Google Scholar and indexed platforms including ScienceDirect, MDPI, Frontiers, PubMed Central, ACM Digital Library, arXiv, NeurIPS proceedings, and the Directory of Open Access Journals, using search terms such as “fruit freshness classification,” “spoilage detection deep learning,” “mobile computer vision agriculture,” “TensorFlow Lite offline,” “ripeness classification,” “neural network calibration,” and “post-harvest loss Rwanda.” Papers were purposively sampled: a source was kept only if it dealt with produce condition, mobile or offline AI, model design, user evaluation, or Rwandan post-harvest context, and most were published between 2016 and 2026, with five older foundational sources on handling, usability, design for low-literacy users, and statistics. In total, 54 sources were retained, and all of them are cited in this proposal.</w:t>
       </w:r>
       <w:r>
         <w:rPr>
@@ -5923,7 +6518,7 @@
         <w:rPr>
           <w:rtl w:val="0"/>
         </w:rPr>
-        <w:t xml:space="preserve">Post-harvest loss refers to a measurable reduction in the quantity or quality of food between harvest and consumption. Quality loss matters as much as physical loss: the UC Davis green-banana assessment found that produce can lose 22% to 30% of its market value through damage even when none of it is discarded (University of California, Davis Horticulture Innovation Lab, 2016b). Experts in post-harvest handling stress that sorting and grading are basic tools for limiting this loss, because removing damaged or decaying items protects the rest of the lot (FAO, n.d.-a; Kader, 2003).</w:t>
+        <w:t xml:space="preserve">Post-harvest loss refers to a measurable reduction in the quantity or quality of food between harvest and consumption. Quality loss matters as much as physical loss: the UC Davis green-banana assessment found that produce can lose 22% to 30% of its market value through damage even when none of it is discarded (University of California, Davis Horticulture Innovation Lab, 2016b). Experts in post-harvest handling stress that sorting and grading are basic tools for limiting this loss, because removing damaged or decaying items protects the rest of the lot (FAO, n.d.; Kader, 2003).</w:t>
       </w:r>
     </w:p>
     <w:p>
@@ -7829,7 +8424,7 @@
         <w:rPr>
           <w:rtl w:val="0"/>
         </w:rPr>
-        <w:t xml:space="preserve">Several studies have tested deep learning directly on produce freshness, which is closer to this project than produce-type recognition or leaf disease detection. Palakodati et al. (2020) trained a convolutional neural network on 5,989 images of fresh and rotten apples, bananas, and oranges and reported 97.82% test accuracy, higher than the transfer-learning models they compared, where VGG16 reached 89.42%. Sultana et al. (2022) published a fresh and rotten fruit dataset intended for machine-based quality evaluation, showing growing interest in shared freshness datasets. Mukhiddinov et al. (2022) used an improved YOLOv4 detector to recognize five fruits and five vegetables and label each as fresh or rotten across 20 classes; their improved model reached 50.4% average precision compared with 49.3% for the original YOLOv4, which shows that the task becomes much harder when many crops, backgrounds, and real-world images are mixed. For bananas specifically, a systematic review of 35 ripeness-detection studies found that convolutional neural networks performed well when large datasets were available, but identified limited data availability as a major weakness of the field (Baglat et al., 2023). Tomato-specific work points the same way: Begum and Hazarika (2025) trained a CNN on only 810 tomato images to separate edible from spoilt fruit and reported 95% accuracy on their confusion matrix, although recall for spoilt tomatoes was lower, at 87%. This shows that a useful freshness model can be built from a few hundred images per class, similar in size to the dataset planned for this project, while also reminding us that catching every spoilt item is the hardest part.</w:t>
+        <w:t xml:space="preserve">Several studies have tested deep learning directly on produce freshness, which is closer to this project than produce-type recognition or leaf disease detection. Palakodati et al. (2020) trained a convolutional neural network on 5,989 images of fresh and rotten apples, bananas, and oranges and reported 97.82% test accuracy, higher than the transfer-learning models they compared, where VGG16 reached 89.42%. Sultana et al. (2022) published a fresh and rotten fruit dataset intended for machine-based quality evaluation, showing growing interest in shared freshness datasets. Mukhiddinov et al. (2022) used an improved YOLOv4 detector to recognize five fruits and five vegetables and label each as fresh or rotten across 20 classes; their improved model reached 50.4% average precision compared with 49.3% for the original YOLOv4, which shows that the task becomes much harder when many crops, backgrounds, and real-world images are mixed. Ripeness studies go further than a binary label: Mazen and Nashat (2019) classified bananas into four ripening stages from color, brown-spot development, and texture features with 97.75% accuracy, and Zhang et al. (2018) used a CNN to grade tomatoes by maturity level for a harvesting robot, reaching 91.9% average accuracy with limited training data. For bananas specifically, a systematic review of 35 ripeness-detection studies found that convolutional neural networks performed well when large datasets were available, but identified limited data availability as a major weakness of the field (Baglat et al., 2023). Tomato-specific work points the same way: Begum and Hazarika (2025) trained a CNN on only 810 tomato images to separate edible from spoilt fruit and reported 95% accuracy on their confusion matrix, although recall for spoilt tomatoes was lower, at 87%. This shows that a useful freshness model can be built from a few hundred images per class, similar in size to the dataset planned for this project, while also reminding us that catching every spoilt item is the hardest part.</w:t>
       </w:r>
     </w:p>
     <w:p>
@@ -7840,7 +8435,7 @@
         <w:rPr>
           <w:rtl w:val="0"/>
         </w:rPr>
-        <w:t xml:space="preserve">Taken together, these studies show three things. First, very high accuracy is usually reported on clean, controlled images with few classes, and performance drops when images are more varied. Second, most work treats freshness as a binary fresh or rotten label rather than the graded selling decisions that a market seller needs. Third, none of the reviewed studies used images from Rwandan markets or tested an offline model on a low-cost phone with sellers. HarvestShelf AI therefore aims to fill a practical gap: graded, action-oriented triage, local images, and on-device evaluation, rather than simply chasing a higher accuracy figure.</w:t>
+        <w:t xml:space="preserve">Taken together, these studies show three things. First, very high accuracy is usually reported on clean, controlled images with few classes, and performance drops when images are more varied. Second, freshness studies mostly use a binary fresh-or-rotten label, and the ripeness studies that do grade produce describe biological stages for harvesting or sorting, not selling decisions: a fully ripe tomato is a normal Fresh item for a seller, while an overripe one may need a same-day discount. HarvestShelf AI therefore maps visible condition to selling actions rather than to ripeness stages. Third, none of the reviewed studies used images from Rwandan markets or tested an offline model on a low-cost phone with sellers. HarvestShelf AI therefore aims to fill a practical gap: graded, action-oriented triage, local images, and on-device evaluation, rather than simply chasing a higher accuracy figure.</w:t>
       </w:r>
       <w:r>
         <w:rPr>
@@ -7915,7 +8510,7 @@
         <w:rPr>
           <w:rtl w:val="0"/>
         </w:rPr>
-        <w:t xml:space="preserve">Read as a whole, the literature supports five design choices that give HarvestShelf AI a realistic chance of success.</w:t>
+        <w:t xml:space="preserve">Read as a whole, the literature supports six design choices that give HarvestShelf AI a realistic chance of success.</w:t>
       </w:r>
     </w:p>
     <w:p>
@@ -7959,7 +8554,7 @@
         <w:rPr>
           <w:rtl w:val="0"/>
         </w:rPr>
-        <w:t xml:space="preserve">Fourth, allowing the model to say Uncertain reduces costly mistakes. Research on selective classification shows that a model which declines low-confidence cases can keep its error rate much lower on the cases it does answer (Geifman &amp; El-Yaniv, 2017), and Elinisa and Mduma (2024) added a rejection class to their banana app for the same reason.</w:t>
+        <w:t xml:space="preserve">Fourth, allowing the model to say Uncertain reduces costly mistakes. Research on selective classification shows that a model which declines low-confidence cases can keep its error rate much lower on the cases it does answer (Geifman &amp; El-Yaniv, 2017), and Elinisa and Mduma (2024) added a rejection class to their banana app for the same reason. Deep networks also tend to be over-confident, so a raw softmax score should not be read as a probability without checking it (Guo et al., 2017), although the maximum softmax score remains a simple, useful signal for spotting misclassified and out-of-distribution inputs (Hendrycks &amp; Gimpel, 2017). HarvestShelf AI therefore tunes its confidence threshold on the validation set, checks calibration with a reliability plot, and adds an explicit unusable class for unsupported produce, rather than relying on the score alone.</w:t>
       </w:r>
     </w:p>
     <w:p>
@@ -7971,6 +8566,17 @@
           <w:rtl w:val="0"/>
         </w:rPr>
         <w:t xml:space="preserve">Fifth, judging the app against both technical metrics and real users reflects best practice in the field. The Nuru evaluation measured the app against the farmers and extension agents it was meant to help (Mrisho et al., 2020), and HarvestShelf AI will likewise combine macro-F1 and recall with task tests and SUS scores from sellers.</w:t>
+      </w:r>
+    </w:p>
+    <w:p>
+      <w:pPr>
+        <w:rPr/>
+      </w:pPr>
+      <w:r>
+        <w:rPr>
+          <w:rtl w:val="0"/>
+        </w:rPr>
+        <w:t xml:space="preserve">Sixth, the result screen must work for users with little formal education or technical training. Medhi et al. (2007) found that low-literacy users strongly preferred text-free interfaces built on consistent icons, color, and voice over text-based ones. HarvestShelf AI follows this by pairing every action with a fixed color, an icon, and one short word, in English or Kinyarwanda.</w:t>
       </w:r>
     </w:p>
     <w:p>
@@ -10917,7 +11523,7 @@
           <w:szCs w:val="22"/>
           <w:rtl w:val="0"/>
         </w:rPr>
-        <w:t xml:space="preserve"> of reviewed literature</w:t>
+        <w:t xml:space="preserve"> of reviewed literature, grouped by theme</w:t>
       </w:r>
       <w:r>
         <w:rPr>
@@ -11050,15 +11656,18 @@
         </w:trPr>
         <w:tc>
           <w:tcPr>
-            <w:vAlign w:val="top"/>
-          </w:tcPr>
-          <w:p>
-            <w:pPr>
-              <w:spacing w:after="0" w:lineRule="auto"/>
-              <w:rPr/>
-            </w:pPr>
-            <w:r>
-              <w:rPr>
+            <w:gridSpan w:val="3"/>
+            <w:shd w:val="clear" w:color="auto" w:fill="EEF3E8"/>
+          </w:tcPr>
+          <w:p>
+            <w:pPr>
+              <w:spacing w:after="0" w:lineRule="auto"/>
+              <w:rPr/>
+            </w:pPr>
+            <w:r>
+              <w:rPr>
+                <w:b w:val="1"/>
+                <w:bCs w:val="1"/>
                 <w:rFonts w:ascii="Times New Roman" w:cs="Times New Roman" w:eastAsia="Times New Roman" w:hAnsi="Times New Roman"/>
                 <w:b w:val="0"/>
                 <w:bCs w:val="0"/>
@@ -11066,61 +11675,7 @@
                 <w:szCs w:val="20"/>
                 <w:rtl w:val="0"/>
               </w:rPr>
-              <w:t xml:space="preserve">Gisubizo et al. (2026)</w:t>
-            </w:r>
-            <w:r>
-              <w:rPr>
-                <w:rtl w:val="0"/>
-              </w:rPr>
-            </w:r>
-          </w:p>
-        </w:tc>
-        <w:tc>
-          <w:tcPr>
-            <w:vAlign w:val="top"/>
-          </w:tcPr>
-          <w:p>
-            <w:pPr>
-              <w:spacing w:after="0" w:lineRule="auto"/>
-              <w:rPr/>
-            </w:pPr>
-            <w:r>
-              <w:rPr>
-                <w:rFonts w:ascii="Times New Roman" w:cs="Times New Roman" w:eastAsia="Times New Roman" w:hAnsi="Times New Roman"/>
-                <w:b w:val="0"/>
-                <w:bCs w:val="0"/>
-                <w:sz w:val="20"/>
-                <w:szCs w:val="20"/>
-                <w:rtl w:val="0"/>
-              </w:rPr>
-              <w:t xml:space="preserve">Rwanda vegetable post-harvest losses</w:t>
-            </w:r>
-            <w:r>
-              <w:rPr>
-                <w:rtl w:val="0"/>
-              </w:rPr>
-            </w:r>
-          </w:p>
-        </w:tc>
-        <w:tc>
-          <w:tcPr>
-            <w:vAlign w:val="top"/>
-          </w:tcPr>
-          <w:p>
-            <w:pPr>
-              <w:spacing w:after="0" w:lineRule="auto"/>
-              <w:rPr/>
-            </w:pPr>
-            <w:r>
-              <w:rPr>
-                <w:rFonts w:ascii="Times New Roman" w:cs="Times New Roman" w:eastAsia="Times New Roman" w:hAnsi="Times New Roman"/>
-                <w:b w:val="0"/>
-                <w:bCs w:val="0"/>
-                <w:sz w:val="20"/>
-                <w:szCs w:val="20"/>
-                <w:rtl w:val="0"/>
-              </w:rPr>
-              <w:t xml:space="preserve">Shows why perishable vegetables are a serious local problem.</w:t>
+              <w:t xml:space="preserve">Post-harvest loss and handling in Rwanda</w:t>
             </w:r>
             <w:r>
               <w:rPr>
@@ -11153,7 +11708,7 @@
                 <w:szCs w:val="20"/>
                 <w:rtl w:val="0"/>
               </w:rPr>
-              <w:t xml:space="preserve">Howard et al. (2017, 2019)</w:t>
+              <w:t xml:space="preserve">Gisubizo et al. (2026)</w:t>
             </w:r>
             <w:r>
               <w:rPr>
@@ -11180,7 +11735,7 @@
                 <w:szCs w:val="20"/>
                 <w:rtl w:val="0"/>
               </w:rPr>
-              <w:t xml:space="preserve">MobileNet and MobileNetV3</w:t>
+              <w:t xml:space="preserve">Rwanda vegetable post-harvest losses</w:t>
             </w:r>
             <w:r>
               <w:rPr>
@@ -11207,15 +11762,7 @@
                 <w:szCs w:val="20"/>
                 <w:rtl w:val="0"/>
               </w:rPr>
-              <w:t xml:space="preserve">Supports mobile-friendly baseline models</w:t>
-            </w:r>
-            <w:r>
-              <w:rPr>
-                <w:sz w:val="20"/>
-                <w:szCs w:val="20"/>
-                <w:rtl w:val="0"/>
-              </w:rPr>
-              <w:t xml:space="preserve">; general-purpose image classifiers.</w:t>
+              <w:t xml:space="preserve">Shows why perishable vegetables are a serious local problem.</w:t>
             </w:r>
             <w:r>
               <w:rPr>
@@ -11231,78 +11778,63 @@
           <w:tblHeader w:val="0"/>
         </w:trPr>
         <w:tc>
-          <w:tcPr>
-            <w:vAlign w:val="top"/>
-          </w:tcPr>
-          <w:p>
-            <w:pPr>
-              <w:spacing w:after="0" w:lineRule="auto"/>
-              <w:rPr/>
-            </w:pPr>
-            <w:r>
-              <w:rPr>
-                <w:rFonts w:ascii="Times New Roman" w:cs="Times New Roman" w:eastAsia="Times New Roman" w:hAnsi="Times New Roman"/>
-                <w:b w:val="0"/>
-                <w:bCs w:val="0"/>
-                <w:sz w:val="20"/>
-                <w:szCs w:val="20"/>
-                <w:rtl w:val="0"/>
-              </w:rPr>
-              <w:t xml:space="preserve">Tan &amp; Le (2019); Google (2020)</w:t>
-            </w:r>
-            <w:r>
-              <w:rPr>
-                <w:rtl w:val="0"/>
-              </w:rPr>
-            </w:r>
-          </w:p>
-        </w:tc>
-        <w:tc>
-          <w:tcPr>
-            <w:vAlign w:val="top"/>
-          </w:tcPr>
-          <w:p>
-            <w:pPr>
-              <w:spacing w:after="0" w:lineRule="auto"/>
-              <w:rPr/>
-            </w:pPr>
-            <w:r>
-              <w:rPr>
-                <w:rFonts w:ascii="Times New Roman" w:cs="Times New Roman" w:eastAsia="Times New Roman" w:hAnsi="Times New Roman"/>
-                <w:b w:val="0"/>
-                <w:bCs w:val="0"/>
-                <w:sz w:val="20"/>
-                <w:szCs w:val="20"/>
-                <w:rtl w:val="0"/>
-              </w:rPr>
-              <w:t xml:space="preserve">EfficientNet and EfficientNet-Lite</w:t>
-            </w:r>
-            <w:r>
-              <w:rPr>
-                <w:rtl w:val="0"/>
-              </w:rPr>
-            </w:r>
-          </w:p>
-        </w:tc>
-        <w:tc>
-          <w:tcPr>
-            <w:vAlign w:val="top"/>
-          </w:tcPr>
-          <w:p>
-            <w:pPr>
-              <w:spacing w:after="0" w:lineRule="auto"/>
-              <w:rPr/>
-            </w:pPr>
-            <w:r>
-              <w:rPr>
-                <w:rFonts w:ascii="Times New Roman" w:cs="Times New Roman" w:eastAsia="Times New Roman" w:hAnsi="Times New Roman"/>
-                <w:b w:val="0"/>
-                <w:bCs w:val="0"/>
-                <w:sz w:val="20"/>
-                <w:szCs w:val="20"/>
-                <w:rtl w:val="0"/>
-              </w:rPr>
-              <w:t xml:space="preserve">Supports primary mobile image-classification backbone.</w:t>
+          <w:tcPr/>
+          <w:p>
+            <w:pPr>
+              <w:rPr/>
+            </w:pPr>
+            <w:r>
+              <w:rPr>
+                <w:rFonts w:ascii="Times New Roman" w:cs="Times New Roman" w:eastAsia="Times New Roman" w:hAnsi="Times New Roman"/>
+                <w:sz w:val="20"/>
+                <w:szCs w:val="20"/>
+                <w:rtl w:val="0"/>
+              </w:rPr>
+              <w:t xml:space="preserve">World Bank (2020, 2024)</w:t>
+            </w:r>
+            <w:r>
+              <w:rPr>
+                <w:rtl w:val="0"/>
+              </w:rPr>
+            </w:r>
+          </w:p>
+        </w:tc>
+        <w:tc>
+          <w:tcPr/>
+          <w:p>
+            <w:pPr>
+              <w:rPr/>
+            </w:pPr>
+            <w:r>
+              <w:rPr>
+                <w:rFonts w:ascii="Times New Roman" w:cs="Times New Roman" w:eastAsia="Times New Roman" w:hAnsi="Times New Roman"/>
+                <w:sz w:val="20"/>
+                <w:szCs w:val="20"/>
+                <w:rtl w:val="0"/>
+              </w:rPr>
+              <w:t xml:space="preserve">Rwanda food-loss and economic evidence</w:t>
+            </w:r>
+            <w:r>
+              <w:rPr>
+                <w:rtl w:val="0"/>
+              </w:rPr>
+            </w:r>
+          </w:p>
+        </w:tc>
+        <w:tc>
+          <w:tcPr/>
+          <w:p>
+            <w:pPr>
+              <w:rPr/>
+            </w:pPr>
+            <w:r>
+              <w:rPr>
+                <w:rFonts w:ascii="Times New Roman" w:cs="Times New Roman" w:eastAsia="Times New Roman" w:hAnsi="Times New Roman"/>
+                <w:sz w:val="20"/>
+                <w:szCs w:val="20"/>
+                <w:rtl w:val="0"/>
+              </w:rPr>
+              <w:t xml:space="preserve">Shows horticulture losses are a wider national value-chain concern, with tomatoes used as a high-loss example.</w:t>
             </w:r>
             <w:r>
               <w:rPr>
@@ -11318,78 +11850,63 @@
           <w:tblHeader w:val="0"/>
         </w:trPr>
         <w:tc>
-          <w:tcPr>
-            <w:vAlign w:val="top"/>
-          </w:tcPr>
-          <w:p>
-            <w:pPr>
-              <w:spacing w:after="0" w:lineRule="auto"/>
-              <w:rPr/>
-            </w:pPr>
-            <w:r>
-              <w:rPr>
-                <w:rFonts w:ascii="Times New Roman" w:cs="Times New Roman" w:eastAsia="Times New Roman" w:hAnsi="Times New Roman"/>
-                <w:b w:val="0"/>
-                <w:bCs w:val="0"/>
-                <w:sz w:val="20"/>
-                <w:szCs w:val="20"/>
-                <w:rtl w:val="0"/>
-              </w:rPr>
-              <w:t xml:space="preserve">Mohanty et al. (2016)</w:t>
-            </w:r>
-            <w:r>
-              <w:rPr>
-                <w:rtl w:val="0"/>
-              </w:rPr>
-            </w:r>
-          </w:p>
-        </w:tc>
-        <w:tc>
-          <w:tcPr>
-            <w:vAlign w:val="top"/>
-          </w:tcPr>
-          <w:p>
-            <w:pPr>
-              <w:spacing w:after="0" w:lineRule="auto"/>
-              <w:rPr/>
-            </w:pPr>
-            <w:r>
-              <w:rPr>
-                <w:rFonts w:ascii="Times New Roman" w:cs="Times New Roman" w:eastAsia="Times New Roman" w:hAnsi="Times New Roman"/>
-                <w:b w:val="0"/>
-                <w:bCs w:val="0"/>
-                <w:sz w:val="20"/>
-                <w:szCs w:val="20"/>
-                <w:rtl w:val="0"/>
-              </w:rPr>
-              <w:t xml:space="preserve">PlantVillage leaf disease dataset</w:t>
-            </w:r>
-            <w:r>
-              <w:rPr>
-                <w:rtl w:val="0"/>
-              </w:rPr>
-            </w:r>
-          </w:p>
-        </w:tc>
-        <w:tc>
-          <w:tcPr>
-            <w:vAlign w:val="top"/>
-          </w:tcPr>
-          <w:p>
-            <w:pPr>
-              <w:spacing w:after="0" w:lineRule="auto"/>
-              <w:rPr/>
-            </w:pPr>
-            <w:r>
-              <w:rPr>
-                <w:rFonts w:ascii="Times New Roman" w:cs="Times New Roman" w:eastAsia="Times New Roman" w:hAnsi="Times New Roman"/>
-                <w:b w:val="0"/>
-                <w:bCs w:val="0"/>
-                <w:sz w:val="20"/>
-                <w:szCs w:val="20"/>
-                <w:rtl w:val="0"/>
-              </w:rPr>
-              <w:t xml:space="preserve">Useful background, but not a direct market freshness dataset.</w:t>
+          <w:tcPr/>
+          <w:p>
+            <w:pPr>
+              <w:rPr/>
+            </w:pPr>
+            <w:r>
+              <w:rPr>
+                <w:rFonts w:ascii="Times New Roman" w:cs="Times New Roman" w:eastAsia="Times New Roman" w:hAnsi="Times New Roman"/>
+                <w:sz w:val="20"/>
+                <w:szCs w:val="20"/>
+                <w:rtl w:val="0"/>
+              </w:rPr>
+              <w:t xml:space="preserve">UC Davis Horticulture Innovation Lab (2016a, 2016b)</w:t>
+            </w:r>
+            <w:r>
+              <w:rPr>
+                <w:rtl w:val="0"/>
+              </w:rPr>
+            </w:r>
+          </w:p>
+        </w:tc>
+        <w:tc>
+          <w:tcPr/>
+          <w:p>
+            <w:pPr>
+              <w:rPr/>
+            </w:pPr>
+            <w:r>
+              <w:rPr>
+                <w:rFonts w:ascii="Times New Roman" w:cs="Times New Roman" w:eastAsia="Times New Roman" w:hAnsi="Times New Roman"/>
+                <w:sz w:val="20"/>
+                <w:szCs w:val="20"/>
+                <w:rtl w:val="0"/>
+              </w:rPr>
+              <w:t xml:space="preserve">Tomato and green-banana loss assessments in Rwanda</w:t>
+            </w:r>
+            <w:r>
+              <w:rPr>
+                <w:rtl w:val="0"/>
+              </w:rPr>
+            </w:r>
+          </w:p>
+        </w:tc>
+        <w:tc>
+          <w:tcPr/>
+          <w:p>
+            <w:pPr>
+              <w:rPr/>
+            </w:pPr>
+            <w:r>
+              <w:rPr>
+                <w:rFonts w:ascii="Times New Roman" w:cs="Times New Roman" w:eastAsia="Times New Roman" w:hAnsi="Times New Roman"/>
+                <w:sz w:val="20"/>
+                <w:szCs w:val="20"/>
+                <w:rtl w:val="0"/>
+              </w:rPr>
+              <w:t xml:space="preserve">Supports tomatoes and bananas as the first two MVP produce types.</w:t>
             </w:r>
             <w:r>
               <w:rPr>
@@ -11405,78 +11922,63 @@
           <w:tblHeader w:val="0"/>
         </w:trPr>
         <w:tc>
-          <w:tcPr>
-            <w:vAlign w:val="top"/>
-          </w:tcPr>
-          <w:p>
-            <w:pPr>
-              <w:spacing w:after="0" w:lineRule="auto"/>
-              <w:rPr/>
-            </w:pPr>
-            <w:r>
-              <w:rPr>
-                <w:rFonts w:ascii="Times New Roman" w:cs="Times New Roman" w:eastAsia="Times New Roman" w:hAnsi="Times New Roman"/>
-                <w:b w:val="0"/>
-                <w:bCs w:val="0"/>
-                <w:sz w:val="20"/>
-                <w:szCs w:val="20"/>
-                <w:rtl w:val="0"/>
-              </w:rPr>
-              <w:t xml:space="preserve">Mureșan &amp; Oltean (2018)</w:t>
-            </w:r>
-            <w:r>
-              <w:rPr>
-                <w:rtl w:val="0"/>
-              </w:rPr>
-            </w:r>
-          </w:p>
-        </w:tc>
-        <w:tc>
-          <w:tcPr>
-            <w:vAlign w:val="top"/>
-          </w:tcPr>
-          <w:p>
-            <w:pPr>
-              <w:spacing w:after="0" w:lineRule="auto"/>
-              <w:rPr/>
-            </w:pPr>
-            <w:r>
-              <w:rPr>
-                <w:rFonts w:ascii="Times New Roman" w:cs="Times New Roman" w:eastAsia="Times New Roman" w:hAnsi="Times New Roman"/>
-                <w:b w:val="0"/>
-                <w:bCs w:val="0"/>
-                <w:sz w:val="20"/>
-                <w:szCs w:val="20"/>
-                <w:rtl w:val="0"/>
-              </w:rPr>
-              <w:t xml:space="preserve">Fruits-360 produce recognition dataset</w:t>
-            </w:r>
-            <w:r>
-              <w:rPr>
-                <w:rtl w:val="0"/>
-              </w:rPr>
-            </w:r>
-          </w:p>
-        </w:tc>
-        <w:tc>
-          <w:tcPr>
-            <w:vAlign w:val="top"/>
-          </w:tcPr>
-          <w:p>
-            <w:pPr>
-              <w:spacing w:after="0" w:lineRule="auto"/>
-              <w:rPr/>
-            </w:pPr>
-            <w:r>
-              <w:rPr>
-                <w:rFonts w:ascii="Times New Roman" w:cs="Times New Roman" w:eastAsia="Times New Roman" w:hAnsi="Times New Roman"/>
-                <w:b w:val="0"/>
-                <w:bCs w:val="0"/>
-                <w:sz w:val="20"/>
-                <w:szCs w:val="20"/>
-                <w:rtl w:val="0"/>
-              </w:rPr>
-              <w:t xml:space="preserve">Useful for produce type recognition, but not enough for freshness triage.</w:t>
+          <w:tcPr/>
+          <w:p>
+            <w:pPr>
+              <w:rPr/>
+            </w:pPr>
+            <w:r>
+              <w:rPr>
+                <w:rFonts w:ascii="Times New Roman" w:cs="Times New Roman" w:eastAsia="Times New Roman" w:hAnsi="Times New Roman"/>
+                <w:sz w:val="20"/>
+                <w:szCs w:val="20"/>
+                <w:rtl w:val="0"/>
+              </w:rPr>
+              <w:t xml:space="preserve">Kubwimana (2020)</w:t>
+            </w:r>
+            <w:r>
+              <w:rPr>
+                <w:rtl w:val="0"/>
+              </w:rPr>
+            </w:r>
+          </w:p>
+        </w:tc>
+        <w:tc>
+          <w:tcPr/>
+          <w:p>
+            <w:pPr>
+              <w:rPr/>
+            </w:pPr>
+            <w:r>
+              <w:rPr>
+                <w:rFonts w:ascii="Times New Roman" w:cs="Times New Roman" w:eastAsia="Times New Roman" w:hAnsi="Times New Roman"/>
+                <w:sz w:val="20"/>
+                <w:szCs w:val="20"/>
+                <w:rtl w:val="0"/>
+              </w:rPr>
+              <w:t xml:space="preserve">Carrot and cabbage marketing risks in Rwanda</w:t>
+            </w:r>
+            <w:r>
+              <w:rPr>
+                <w:rtl w:val="0"/>
+              </w:rPr>
+            </w:r>
+          </w:p>
+        </w:tc>
+        <w:tc>
+          <w:tcPr/>
+          <w:p>
+            <w:pPr>
+              <w:rPr/>
+            </w:pPr>
+            <w:r>
+              <w:rPr>
+                <w:rFonts w:ascii="Times New Roman" w:cs="Times New Roman" w:eastAsia="Times New Roman" w:hAnsi="Times New Roman"/>
+                <w:sz w:val="20"/>
+                <w:szCs w:val="20"/>
+                <w:rtl w:val="0"/>
+              </w:rPr>
+              <w:t xml:space="preserve">Shows poor handling, packaging, storage, and perishability risks beyond tomatoes.</w:t>
             </w:r>
             <w:r>
               <w:rPr>
@@ -11492,78 +11994,63 @@
           <w:tblHeader w:val="0"/>
         </w:trPr>
         <w:tc>
-          <w:tcPr>
-            <w:vAlign w:val="top"/>
-          </w:tcPr>
-          <w:p>
-            <w:pPr>
-              <w:spacing w:after="0" w:lineRule="auto"/>
-              <w:rPr/>
-            </w:pPr>
-            <w:r>
-              <w:rPr>
-                <w:rFonts w:ascii="Times New Roman" w:cs="Times New Roman" w:eastAsia="Times New Roman" w:hAnsi="Times New Roman"/>
-                <w:b w:val="0"/>
-                <w:bCs w:val="0"/>
-                <w:sz w:val="20"/>
-                <w:szCs w:val="20"/>
-                <w:rtl w:val="0"/>
-              </w:rPr>
-              <w:t xml:space="preserve">Google AI Edge / TensorFlow Lite docs</w:t>
-            </w:r>
-            <w:r>
-              <w:rPr>
-                <w:rtl w:val="0"/>
-              </w:rPr>
-            </w:r>
-          </w:p>
-        </w:tc>
-        <w:tc>
-          <w:tcPr>
-            <w:vAlign w:val="top"/>
-          </w:tcPr>
-          <w:p>
-            <w:pPr>
-              <w:spacing w:after="0" w:lineRule="auto"/>
-              <w:rPr/>
-            </w:pPr>
-            <w:r>
-              <w:rPr>
-                <w:rFonts w:ascii="Times New Roman" w:cs="Times New Roman" w:eastAsia="Times New Roman" w:hAnsi="Times New Roman"/>
-                <w:b w:val="0"/>
-                <w:bCs w:val="0"/>
-                <w:sz w:val="20"/>
-                <w:szCs w:val="20"/>
-                <w:rtl w:val="0"/>
-              </w:rPr>
-              <w:t xml:space="preserve">On-device inference and model conversion</w:t>
-            </w:r>
-            <w:r>
-              <w:rPr>
-                <w:rtl w:val="0"/>
-              </w:rPr>
-            </w:r>
-          </w:p>
-        </w:tc>
-        <w:tc>
-          <w:tcPr>
-            <w:vAlign w:val="top"/>
-          </w:tcPr>
-          <w:p>
-            <w:pPr>
-              <w:spacing w:after="0" w:lineRule="auto"/>
-              <w:rPr/>
-            </w:pPr>
-            <w:r>
-              <w:rPr>
-                <w:rFonts w:ascii="Times New Roman" w:cs="Times New Roman" w:eastAsia="Times New Roman" w:hAnsi="Times New Roman"/>
-                <w:b w:val="0"/>
-                <w:bCs w:val="0"/>
-                <w:sz w:val="20"/>
-                <w:szCs w:val="20"/>
-                <w:rtl w:val="0"/>
-              </w:rPr>
-              <w:t xml:space="preserve">Supports offline deployment on Android.</w:t>
+          <w:tcPr/>
+          <w:p>
+            <w:pPr>
+              <w:rPr/>
+            </w:pPr>
+            <w:r>
+              <w:rPr>
+                <w:rFonts w:ascii="Times New Roman" w:cs="Times New Roman" w:eastAsia="Times New Roman" w:hAnsi="Times New Roman"/>
+                <w:sz w:val="20"/>
+                <w:szCs w:val="20"/>
+                <w:rtl w:val="0"/>
+              </w:rPr>
+              <w:t xml:space="preserve">FAO / Kader post-harvest guidance</w:t>
+            </w:r>
+            <w:r>
+              <w:rPr>
+                <w:rtl w:val="0"/>
+              </w:rPr>
+            </w:r>
+          </w:p>
+        </w:tc>
+        <w:tc>
+          <w:tcPr/>
+          <w:p>
+            <w:pPr>
+              <w:rPr/>
+            </w:pPr>
+            <w:r>
+              <w:rPr>
+                <w:rFonts w:ascii="Times New Roman" w:cs="Times New Roman" w:eastAsia="Times New Roman" w:hAnsi="Times New Roman"/>
+                <w:sz w:val="20"/>
+                <w:szCs w:val="20"/>
+                <w:rtl w:val="0"/>
+              </w:rPr>
+              <w:t xml:space="preserve">Decay control, microbial transfer, ethylene, and sorting</w:t>
+            </w:r>
+            <w:r>
+              <w:rPr>
+                <w:rtl w:val="0"/>
+              </w:rPr>
+            </w:r>
+          </w:p>
+        </w:tc>
+        <w:tc>
+          <w:tcPr/>
+          <w:p>
+            <w:pPr>
+              <w:rPr/>
+            </w:pPr>
+            <w:r>
+              <w:rPr>
+                <w:rFonts w:ascii="Times New Roman" w:cs="Times New Roman" w:eastAsia="Times New Roman" w:hAnsi="Times New Roman"/>
+                <w:sz w:val="20"/>
+                <w:szCs w:val="20"/>
+                <w:rtl w:val="0"/>
+              </w:rPr>
+              <w:t xml:space="preserve">Supports the argument that damaged produce should be separated and that quality decline can spread under some conditions.</w:t>
             </w:r>
             <w:r>
               <w:rPr>
@@ -11579,78 +12066,63 @@
           <w:tblHeader w:val="0"/>
         </w:trPr>
         <w:tc>
-          <w:tcPr>
-            <w:vAlign w:val="top"/>
-          </w:tcPr>
-          <w:p>
-            <w:pPr>
-              <w:spacing w:after="0" w:lineRule="auto"/>
-              <w:rPr/>
-            </w:pPr>
-            <w:r>
-              <w:rPr>
-                <w:rFonts w:ascii="Times New Roman" w:cs="Times New Roman" w:eastAsia="Times New Roman" w:hAnsi="Times New Roman"/>
-                <w:b w:val="0"/>
-                <w:bCs w:val="0"/>
-                <w:sz w:val="20"/>
-                <w:szCs w:val="20"/>
-                <w:rtl w:val="0"/>
-              </w:rPr>
-              <w:t xml:space="preserve">Flutter and pub.dev packages</w:t>
-            </w:r>
-            <w:r>
-              <w:rPr>
-                <w:rtl w:val="0"/>
-              </w:rPr>
-            </w:r>
-          </w:p>
-        </w:tc>
-        <w:tc>
-          <w:tcPr>
-            <w:vAlign w:val="top"/>
-          </w:tcPr>
-          <w:p>
-            <w:pPr>
-              <w:spacing w:after="0" w:lineRule="auto"/>
-              <w:rPr/>
-            </w:pPr>
-            <w:r>
-              <w:rPr>
-                <w:rFonts w:ascii="Times New Roman" w:cs="Times New Roman" w:eastAsia="Times New Roman" w:hAnsi="Times New Roman"/>
-                <w:b w:val="0"/>
-                <w:bCs w:val="0"/>
-                <w:sz w:val="20"/>
-                <w:szCs w:val="20"/>
-                <w:rtl w:val="0"/>
-              </w:rPr>
-              <w:t xml:space="preserve">Flutter, camera, image_picker, sqflite, tflite_flutter</w:t>
-            </w:r>
-            <w:r>
-              <w:rPr>
-                <w:rtl w:val="0"/>
-              </w:rPr>
-            </w:r>
-          </w:p>
-        </w:tc>
-        <w:tc>
-          <w:tcPr>
-            <w:vAlign w:val="top"/>
-          </w:tcPr>
-          <w:p>
-            <w:pPr>
-              <w:spacing w:after="0" w:lineRule="auto"/>
-              <w:rPr/>
-            </w:pPr>
-            <w:r>
-              <w:rPr>
-                <w:rFonts w:ascii="Times New Roman" w:cs="Times New Roman" w:eastAsia="Times New Roman" w:hAnsi="Times New Roman"/>
-                <w:b w:val="0"/>
-                <w:bCs w:val="0"/>
-                <w:sz w:val="20"/>
-                <w:szCs w:val="20"/>
-                <w:rtl w:val="0"/>
-              </w:rPr>
-              <w:t xml:space="preserve">Supports mobile UI, image input, local storage, and TFLite inference.</w:t>
+          <w:tcPr/>
+          <w:p>
+            <w:pPr>
+              <w:rPr/>
+            </w:pPr>
+            <w:r>
+              <w:rPr>
+                <w:rFonts w:ascii="Times New Roman" w:cs="Times New Roman" w:eastAsia="Times New Roman" w:hAnsi="Times New Roman"/>
+                <w:sz w:val="20"/>
+                <w:szCs w:val="20"/>
+                <w:rtl w:val="0"/>
+              </w:rPr>
+              <w:t xml:space="preserve">Sbodio et al. (2024)</w:t>
+            </w:r>
+            <w:r>
+              <w:rPr>
+                <w:rtl w:val="0"/>
+              </w:rPr>
+            </w:r>
+          </w:p>
+        </w:tc>
+        <w:tc>
+          <w:tcPr/>
+          <w:p>
+            <w:pPr>
+              <w:rPr/>
+            </w:pPr>
+            <w:r>
+              <w:rPr>
+                <w:rFonts w:ascii="Times New Roman" w:cs="Times New Roman" w:eastAsia="Times New Roman" w:hAnsi="Times New Roman"/>
+                <w:sz w:val="20"/>
+                <w:szCs w:val="20"/>
+                <w:rtl w:val="0"/>
+              </w:rPr>
+              <w:t xml:space="preserve">Contact-based post-harvest fungal infection research</w:t>
+            </w:r>
+            <w:r>
+              <w:rPr>
+                <w:rtl w:val="0"/>
+              </w:rPr>
+            </w:r>
+          </w:p>
+        </w:tc>
+        <w:tc>
+          <w:tcPr/>
+          <w:p>
+            <w:pPr>
+              <w:rPr/>
+            </w:pPr>
+            <w:r>
+              <w:rPr>
+                <w:rFonts w:ascii="Times New Roman" w:cs="Times New Roman" w:eastAsia="Times New Roman" w:hAnsi="Times New Roman"/>
+                <w:sz w:val="20"/>
+                <w:szCs w:val="20"/>
+                <w:rtl w:val="0"/>
+              </w:rPr>
+              <w:t xml:space="preserve">Supports careful wording on damaged produce affecting nearby produce while avoiding exaggerated claims.</w:t>
             </w:r>
             <w:r>
               <w:rPr>
@@ -11678,7 +12150,7 @@
                 <w:szCs w:val="20"/>
                 <w:rtl w:val="0"/>
               </w:rPr>
-              <w:t xml:space="preserve">World Bank (2020, 2024)</w:t>
+              <w:t xml:space="preserve">UC Davis Rwanda training manual</w:t>
             </w:r>
             <w:r>
               <w:rPr>
@@ -11700,7 +12172,7 @@
                 <w:szCs w:val="20"/>
                 <w:rtl w:val="0"/>
               </w:rPr>
-              <w:t xml:space="preserve">Rwanda food-loss and economic evidence</w:t>
+              <w:t xml:space="preserve">Post-harvest handling and quality grading guidance</w:t>
             </w:r>
             <w:r>
               <w:rPr>
@@ -11722,7 +12194,7 @@
                 <w:szCs w:val="20"/>
                 <w:rtl w:val="0"/>
               </w:rPr>
-              <w:t xml:space="preserve">Shows horticulture losses are a wider national value-chain concern, with tomatoes used as a high-loss example.</w:t>
+              <w:t xml:space="preserve">Supports the need for simple user guidance and consistent visible sorting.</w:t>
             </w:r>
             <w:r>
               <w:rPr>
@@ -11738,63 +12210,27 @@
           <w:tblHeader w:val="0"/>
         </w:trPr>
         <w:tc>
-          <w:tcPr/>
-          <w:p>
-            <w:pPr>
-              <w:rPr/>
-            </w:pPr>
-            <w:r>
-              <w:rPr>
-                <w:rFonts w:ascii="Times New Roman" w:cs="Times New Roman" w:eastAsia="Times New Roman" w:hAnsi="Times New Roman"/>
-                <w:sz w:val="20"/>
-                <w:szCs w:val="20"/>
-                <w:rtl w:val="0"/>
-              </w:rPr>
-              <w:t xml:space="preserve">UC Davis Horticulture Innovation Lab (2016a, 2016b)</w:t>
-            </w:r>
-            <w:r>
-              <w:rPr>
-                <w:rtl w:val="0"/>
-              </w:rPr>
-            </w:r>
-          </w:p>
-        </w:tc>
-        <w:tc>
-          <w:tcPr/>
-          <w:p>
-            <w:pPr>
-              <w:rPr/>
-            </w:pPr>
-            <w:r>
-              <w:rPr>
-                <w:rFonts w:ascii="Times New Roman" w:cs="Times New Roman" w:eastAsia="Times New Roman" w:hAnsi="Times New Roman"/>
-                <w:sz w:val="20"/>
-                <w:szCs w:val="20"/>
-                <w:rtl w:val="0"/>
-              </w:rPr>
-              <w:t xml:space="preserve">Tomato and green-banana loss assessments in Rwanda</w:t>
-            </w:r>
-            <w:r>
-              <w:rPr>
-                <w:rtl w:val="0"/>
-              </w:rPr>
-            </w:r>
-          </w:p>
-        </w:tc>
-        <w:tc>
-          <w:tcPr/>
-          <w:p>
-            <w:pPr>
-              <w:rPr/>
-            </w:pPr>
-            <w:r>
-              <w:rPr>
-                <w:rFonts w:ascii="Times New Roman" w:cs="Times New Roman" w:eastAsia="Times New Roman" w:hAnsi="Times New Roman"/>
-                <w:sz w:val="20"/>
-                <w:szCs w:val="20"/>
-                <w:rtl w:val="0"/>
-              </w:rPr>
-              <w:t xml:space="preserve">Supports tomatoes and bananas as the first two MVP produce types.</w:t>
+          <w:tcPr>
+            <w:gridSpan w:val="3"/>
+            <w:shd w:val="clear" w:color="auto" w:fill="EEF3E8"/>
+          </w:tcPr>
+          <w:p>
+            <w:pPr>
+              <w:spacing w:after="0" w:lineRule="auto"/>
+              <w:rPr/>
+            </w:pPr>
+            <w:r>
+              <w:rPr>
+                <w:b w:val="1"/>
+                <w:bCs w:val="1"/>
+                <w:rFonts w:ascii="Times New Roman" w:cs="Times New Roman" w:eastAsia="Times New Roman" w:hAnsi="Times New Roman"/>
+                <w:b w:val="0"/>
+                <w:bCs w:val="0"/>
+                <w:sz w:val="20"/>
+                <w:szCs w:val="20"/>
+                <w:rtl w:val="0"/>
+              </w:rPr>
+              <w:t xml:space="preserve">Freshness and ripeness classification from images</w:t>
             </w:r>
             <w:r>
               <w:rPr>
@@ -11813,16 +12249,19 @@
           <w:tcPr/>
           <w:p>
             <w:pPr>
-              <w:rPr/>
-            </w:pPr>
-            <w:r>
-              <w:rPr>
-                <w:rFonts w:ascii="Times New Roman" w:cs="Times New Roman" w:eastAsia="Times New Roman" w:hAnsi="Times New Roman"/>
-                <w:sz w:val="20"/>
-                <w:szCs w:val="20"/>
-                <w:rtl w:val="0"/>
-              </w:rPr>
-              <w:t xml:space="preserve">Kubwimana (2020)</w:t>
+              <w:rPr>
+                <w:rFonts w:ascii="Times New Roman" w:cs="Times New Roman" w:eastAsia="Times New Roman" w:hAnsi="Times New Roman"/>
+                <w:sz w:val="20"/>
+                <w:szCs w:val="20"/>
+              </w:rPr>
+            </w:pPr>
+            <w:r>
+              <w:rPr>
+                <w:sz w:val="20"/>
+                <w:szCs w:val="20"/>
+                <w:rtl w:val="0"/>
+              </w:rPr>
+              <w:t xml:space="preserve">Palakodati et al. (2020)</w:t>
             </w:r>
             <w:r>
               <w:rPr>
@@ -11835,16 +12274,19 @@
           <w:tcPr/>
           <w:p>
             <w:pPr>
-              <w:rPr/>
-            </w:pPr>
-            <w:r>
-              <w:rPr>
-                <w:rFonts w:ascii="Times New Roman" w:cs="Times New Roman" w:eastAsia="Times New Roman" w:hAnsi="Times New Roman"/>
-                <w:sz w:val="20"/>
-                <w:szCs w:val="20"/>
-                <w:rtl w:val="0"/>
-              </w:rPr>
-              <w:t xml:space="preserve">Carrot and cabbage marketing risks in Rwanda</w:t>
+              <w:rPr>
+                <w:rFonts w:ascii="Times New Roman" w:cs="Times New Roman" w:eastAsia="Times New Roman" w:hAnsi="Times New Roman"/>
+                <w:sz w:val="20"/>
+                <w:szCs w:val="20"/>
+              </w:rPr>
+            </w:pPr>
+            <w:r>
+              <w:rPr>
+                <w:sz w:val="20"/>
+                <w:szCs w:val="20"/>
+                <w:rtl w:val="0"/>
+              </w:rPr>
+              <w:t xml:space="preserve">CNN fresh/rotten fruit classification; 97.82% accuracy on six classes</w:t>
             </w:r>
             <w:r>
               <w:rPr>
@@ -11857,16 +12299,19 @@
           <w:tcPr/>
           <w:p>
             <w:pPr>
-              <w:rPr/>
-            </w:pPr>
-            <w:r>
-              <w:rPr>
-                <w:rFonts w:ascii="Times New Roman" w:cs="Times New Roman" w:eastAsia="Times New Roman" w:hAnsi="Times New Roman"/>
-                <w:sz w:val="20"/>
-                <w:szCs w:val="20"/>
-                <w:rtl w:val="0"/>
-              </w:rPr>
-              <w:t xml:space="preserve">Shows poor handling, packaging, storage, and perishability risks beyond tomatoes.</w:t>
+              <w:rPr>
+                <w:rFonts w:ascii="Times New Roman" w:cs="Times New Roman" w:eastAsia="Times New Roman" w:hAnsi="Times New Roman"/>
+                <w:sz w:val="20"/>
+                <w:szCs w:val="20"/>
+              </w:rPr>
+            </w:pPr>
+            <w:r>
+              <w:rPr>
+                <w:sz w:val="20"/>
+                <w:szCs w:val="20"/>
+                <w:rtl w:val="0"/>
+              </w:rPr>
+              <w:t xml:space="preserve">Shows high accuracy is possible on clean images with few classes.</w:t>
             </w:r>
             <w:r>
               <w:rPr>
@@ -11885,21 +12330,18 @@
           <w:tcPr/>
           <w:p>
             <w:pPr>
-              <w:rPr/>
-            </w:pPr>
-            <w:r>
-              <w:rPr>
-                <w:rFonts w:ascii="Times New Roman" w:cs="Times New Roman" w:eastAsia="Times New Roman" w:hAnsi="Times New Roman"/>
-                <w:sz w:val="20"/>
-                <w:szCs w:val="20"/>
-                <w:rtl w:val="0"/>
-              </w:rPr>
-              <w:t xml:space="preserve">FAO / Kader post-harvest guidance</w:t>
-            </w:r>
-            <w:r>
-              <w:rPr>
-                <w:rtl w:val="0"/>
-              </w:rPr>
+              <w:rPr>
+                <w:sz w:val="20"/>
+                <w:szCs w:val="20"/>
+              </w:rPr>
+            </w:pPr>
+            <w:r>
+              <w:rPr>
+                <w:sz w:val="20"/>
+                <w:szCs w:val="20"/>
+                <w:rtl w:val="0"/>
+              </w:rPr>
+              <w:t xml:space="preserve">Mukhiddinov et al. (2022)</w:t>
             </w:r>
           </w:p>
         </w:tc>
@@ -11907,21 +12349,18 @@
           <w:tcPr/>
           <w:p>
             <w:pPr>
-              <w:rPr/>
-            </w:pPr>
-            <w:r>
-              <w:rPr>
-                <w:rFonts w:ascii="Times New Roman" w:cs="Times New Roman" w:eastAsia="Times New Roman" w:hAnsi="Times New Roman"/>
-                <w:sz w:val="20"/>
-                <w:szCs w:val="20"/>
-                <w:rtl w:val="0"/>
-              </w:rPr>
-              <w:t xml:space="preserve">Decay control, microbial transfer, ethylene, and sorting</w:t>
-            </w:r>
-            <w:r>
-              <w:rPr>
-                <w:rtl w:val="0"/>
-              </w:rPr>
+              <w:rPr>
+                <w:sz w:val="20"/>
+                <w:szCs w:val="20"/>
+              </w:rPr>
+            </w:pPr>
+            <w:r>
+              <w:rPr>
+                <w:sz w:val="20"/>
+                <w:szCs w:val="20"/>
+                <w:rtl w:val="0"/>
+              </w:rPr>
+              <w:t xml:space="preserve">Improved YOLOv4 freshness detection; 20 classes, 50.4% average precision</w:t>
             </w:r>
           </w:p>
         </w:tc>
@@ -11929,21 +12368,18 @@
           <w:tcPr/>
           <w:p>
             <w:pPr>
-              <w:rPr/>
-            </w:pPr>
-            <w:r>
-              <w:rPr>
-                <w:rFonts w:ascii="Times New Roman" w:cs="Times New Roman" w:eastAsia="Times New Roman" w:hAnsi="Times New Roman"/>
-                <w:sz w:val="20"/>
-                <w:szCs w:val="20"/>
-                <w:rtl w:val="0"/>
-              </w:rPr>
-              <w:t xml:space="preserve">Supports the argument that damaged produce should be separated and that quality decline can spread under some conditions.</w:t>
-            </w:r>
-            <w:r>
-              <w:rPr>
-                <w:rtl w:val="0"/>
-              </w:rPr>
+              <w:rPr>
+                <w:sz w:val="20"/>
+                <w:szCs w:val="20"/>
+              </w:rPr>
+            </w:pPr>
+            <w:r>
+              <w:rPr>
+                <w:sz w:val="20"/>
+                <w:szCs w:val="20"/>
+                <w:rtl w:val="0"/>
+              </w:rPr>
+              <w:t xml:space="preserve">Shows performance falls on varied real-world images; supports collecting local data.</w:t>
             </w:r>
           </w:p>
         </w:tc>
@@ -11957,21 +12393,18 @@
           <w:tcPr/>
           <w:p>
             <w:pPr>
-              <w:rPr/>
-            </w:pPr>
-            <w:r>
-              <w:rPr>
-                <w:rFonts w:ascii="Times New Roman" w:cs="Times New Roman" w:eastAsia="Times New Roman" w:hAnsi="Times New Roman"/>
-                <w:sz w:val="20"/>
-                <w:szCs w:val="20"/>
-                <w:rtl w:val="0"/>
-              </w:rPr>
-              <w:t xml:space="preserve">Sbodio et al. (2024)</w:t>
-            </w:r>
-            <w:r>
-              <w:rPr>
-                <w:rtl w:val="0"/>
-              </w:rPr>
+              <w:rPr>
+                <w:sz w:val="20"/>
+                <w:szCs w:val="20"/>
+              </w:rPr>
+            </w:pPr>
+            <w:r>
+              <w:rPr>
+                <w:sz w:val="20"/>
+                <w:szCs w:val="20"/>
+                <w:rtl w:val="0"/>
+              </w:rPr>
+              <w:t xml:space="preserve">Begum &amp; Hazarika (2025)</w:t>
             </w:r>
           </w:p>
         </w:tc>
@@ -11979,21 +12412,18 @@
           <w:tcPr/>
           <w:p>
             <w:pPr>
-              <w:rPr/>
-            </w:pPr>
-            <w:r>
-              <w:rPr>
-                <w:rFonts w:ascii="Times New Roman" w:cs="Times New Roman" w:eastAsia="Times New Roman" w:hAnsi="Times New Roman"/>
-                <w:sz w:val="20"/>
-                <w:szCs w:val="20"/>
-                <w:rtl w:val="0"/>
-              </w:rPr>
-              <w:t xml:space="preserve">Contact-based post-harvest fungal infection research</w:t>
-            </w:r>
-            <w:r>
-              <w:rPr>
-                <w:rtl w:val="0"/>
-              </w:rPr>
+              <w:rPr>
+                <w:sz w:val="20"/>
+                <w:szCs w:val="20"/>
+              </w:rPr>
+            </w:pPr>
+            <w:r>
+              <w:rPr>
+                <w:sz w:val="20"/>
+                <w:szCs w:val="20"/>
+                <w:rtl w:val="0"/>
+              </w:rPr>
+              <w:t xml:space="preserve">CNN for edible versus spoilt tomatoes using 810 images</w:t>
             </w:r>
           </w:p>
         </w:tc>
@@ -12001,21 +12431,18 @@
           <w:tcPr/>
           <w:p>
             <w:pPr>
-              <w:rPr/>
-            </w:pPr>
-            <w:r>
-              <w:rPr>
-                <w:rFonts w:ascii="Times New Roman" w:cs="Times New Roman" w:eastAsia="Times New Roman" w:hAnsi="Times New Roman"/>
-                <w:sz w:val="20"/>
-                <w:szCs w:val="20"/>
-                <w:rtl w:val="0"/>
-              </w:rPr>
-              <w:t xml:space="preserve">Supports careful wording on damaged produce affecting nearby produce while avoiding exaggerated claims.</w:t>
-            </w:r>
-            <w:r>
-              <w:rPr>
-                <w:rtl w:val="0"/>
-              </w:rPr>
+              <w:rPr>
+                <w:sz w:val="20"/>
+                <w:szCs w:val="20"/>
+              </w:rPr>
+            </w:pPr>
+            <w:r>
+              <w:rPr>
+                <w:sz w:val="20"/>
+                <w:szCs w:val="20"/>
+                <w:rtl w:val="0"/>
+              </w:rPr>
+              <w:t xml:space="preserve">Shows small tomato datasets can work; catching spoilt items is the hardest part.</w:t>
             </w:r>
           </w:p>
         </w:tc>
@@ -12029,21 +12456,18 @@
           <w:tcPr/>
           <w:p>
             <w:pPr>
-              <w:rPr/>
-            </w:pPr>
-            <w:r>
-              <w:rPr>
-                <w:rFonts w:ascii="Times New Roman" w:cs="Times New Roman" w:eastAsia="Times New Roman" w:hAnsi="Times New Roman"/>
-                <w:sz w:val="20"/>
-                <w:szCs w:val="20"/>
-                <w:rtl w:val="0"/>
-              </w:rPr>
-              <w:t xml:space="preserve">UC Davis Rwanda training manual</w:t>
-            </w:r>
-            <w:r>
-              <w:rPr>
-                <w:rtl w:val="0"/>
-              </w:rPr>
+              <w:rPr>
+                <w:sz w:val="20"/>
+                <w:szCs w:val="20"/>
+              </w:rPr>
+            </w:pPr>
+            <w:r>
+              <w:rPr>
+                <w:sz w:val="20"/>
+                <w:szCs w:val="20"/>
+                <w:rtl w:val="0"/>
+              </w:rPr>
+              <w:t xml:space="preserve">Mazen &amp; Nashat (2019)</w:t>
             </w:r>
           </w:p>
         </w:tc>
@@ -12051,21 +12475,18 @@
           <w:tcPr/>
           <w:p>
             <w:pPr>
-              <w:rPr/>
-            </w:pPr>
-            <w:r>
-              <w:rPr>
-                <w:rFonts w:ascii="Times New Roman" w:cs="Times New Roman" w:eastAsia="Times New Roman" w:hAnsi="Times New Roman"/>
-                <w:sz w:val="20"/>
-                <w:szCs w:val="20"/>
-                <w:rtl w:val="0"/>
-              </w:rPr>
-              <w:t xml:space="preserve">Post-harvest handling and quality grading guidance</w:t>
-            </w:r>
-            <w:r>
-              <w:rPr>
-                <w:rtl w:val="0"/>
-              </w:rPr>
+              <w:rPr>
+                <w:sz w:val="20"/>
+                <w:szCs w:val="20"/>
+              </w:rPr>
+            </w:pPr>
+            <w:r>
+              <w:rPr>
+                <w:sz w:val="20"/>
+                <w:szCs w:val="20"/>
+                <w:rtl w:val="0"/>
+              </w:rPr>
+              <w:t xml:space="preserve">Banana ripeness graded into four stages; 97.75% accuracy</w:t>
             </w:r>
           </w:p>
         </w:tc>
@@ -12073,21 +12494,18 @@
           <w:tcPr/>
           <w:p>
             <w:pPr>
-              <w:rPr/>
-            </w:pPr>
-            <w:r>
-              <w:rPr>
-                <w:rFonts w:ascii="Times New Roman" w:cs="Times New Roman" w:eastAsia="Times New Roman" w:hAnsi="Times New Roman"/>
-                <w:sz w:val="20"/>
-                <w:szCs w:val="20"/>
-                <w:rtl w:val="0"/>
-              </w:rPr>
-              <w:t xml:space="preserve">Supports the need for simple user guidance and consistent visible sorting.</w:t>
-            </w:r>
-            <w:r>
-              <w:rPr>
-                <w:rtl w:val="0"/>
-              </w:rPr>
+              <w:rPr>
+                <w:sz w:val="20"/>
+                <w:szCs w:val="20"/>
+              </w:rPr>
+            </w:pPr>
+            <w:r>
+              <w:rPr>
+                <w:sz w:val="20"/>
+                <w:szCs w:val="20"/>
+                <w:rtl w:val="0"/>
+              </w:rPr>
+              <w:t xml:space="preserve">Shows graded labels are learnable; HarvestShelf AI grades selling actions, not ripeness stages.</w:t>
             </w:r>
           </w:p>
         </w:tc>
@@ -12102,23 +12520,17 @@
           <w:p>
             <w:pPr>
               <w:rPr>
-                <w:rFonts w:ascii="Times New Roman" w:cs="Times New Roman" w:eastAsia="Times New Roman" w:hAnsi="Times New Roman"/>
-                <w:sz w:val="20"/>
-                <w:szCs w:val="20"/>
-              </w:rPr>
-            </w:pPr>
-            <w:r>
-              <w:rPr>
-                <w:sz w:val="20"/>
-                <w:szCs w:val="20"/>
-                <w:rtl w:val="0"/>
-              </w:rPr>
-              <w:t xml:space="preserve">Palakodati et al. (2020)</w:t>
-            </w:r>
-            <w:r>
-              <w:rPr>
-                <w:rtl w:val="0"/>
-              </w:rPr>
+                <w:sz w:val="20"/>
+                <w:szCs w:val="20"/>
+              </w:rPr>
+            </w:pPr>
+            <w:r>
+              <w:rPr>
+                <w:sz w:val="20"/>
+                <w:szCs w:val="20"/>
+                <w:rtl w:val="0"/>
+              </w:rPr>
+              <w:t xml:space="preserve">Zhang et al. (2018)</w:t>
             </w:r>
           </w:p>
         </w:tc>
@@ -12127,23 +12539,17 @@
           <w:p>
             <w:pPr>
               <w:rPr>
-                <w:rFonts w:ascii="Times New Roman" w:cs="Times New Roman" w:eastAsia="Times New Roman" w:hAnsi="Times New Roman"/>
-                <w:sz w:val="20"/>
-                <w:szCs w:val="20"/>
-              </w:rPr>
-            </w:pPr>
-            <w:r>
-              <w:rPr>
-                <w:sz w:val="20"/>
-                <w:szCs w:val="20"/>
-                <w:rtl w:val="0"/>
-              </w:rPr>
-              <w:t xml:space="preserve">CNN fresh/rotten fruit classification; 97.82% accuracy on six classes</w:t>
-            </w:r>
-            <w:r>
-              <w:rPr>
-                <w:rtl w:val="0"/>
-              </w:rPr>
+                <w:sz w:val="20"/>
+                <w:szCs w:val="20"/>
+              </w:rPr>
+            </w:pPr>
+            <w:r>
+              <w:rPr>
+                <w:sz w:val="20"/>
+                <w:szCs w:val="20"/>
+                <w:rtl w:val="0"/>
+              </w:rPr>
+              <w:t xml:space="preserve">CNN tomato maturity classification; 91.9% average accuracy</w:t>
             </w:r>
           </w:p>
         </w:tc>
@@ -12152,23 +12558,17 @@
           <w:p>
             <w:pPr>
               <w:rPr>
-                <w:rFonts w:ascii="Times New Roman" w:cs="Times New Roman" w:eastAsia="Times New Roman" w:hAnsi="Times New Roman"/>
-                <w:sz w:val="20"/>
-                <w:szCs w:val="20"/>
-              </w:rPr>
-            </w:pPr>
-            <w:r>
-              <w:rPr>
-                <w:sz w:val="20"/>
-                <w:szCs w:val="20"/>
-                <w:rtl w:val="0"/>
-              </w:rPr>
-              <w:t xml:space="preserve">Shows high accuracy is possible on clean images with few classes.</w:t>
-            </w:r>
-            <w:r>
-              <w:rPr>
-                <w:rtl w:val="0"/>
-              </w:rPr>
+                <w:sz w:val="20"/>
+                <w:szCs w:val="20"/>
+              </w:rPr>
+            </w:pPr>
+            <w:r>
+              <w:rPr>
+                <w:sz w:val="20"/>
+                <w:szCs w:val="20"/>
+                <w:rtl w:val="0"/>
+              </w:rPr>
+              <w:t xml:space="preserve">Supports graded tomato categories learned from limited data.</w:t>
             </w:r>
           </w:p>
         </w:tc>
@@ -12193,7 +12593,7 @@
                 <w:szCs w:val="20"/>
                 <w:rtl w:val="0"/>
               </w:rPr>
-              <w:t xml:space="preserve">Mukhiddinov et al. (2022)</w:t>
+              <w:t xml:space="preserve">Baglat et al. (2023)</w:t>
             </w:r>
           </w:p>
         </w:tc>
@@ -12212,7 +12612,7 @@
                 <w:szCs w:val="20"/>
                 <w:rtl w:val="0"/>
               </w:rPr>
-              <w:t xml:space="preserve">Improved YOLOv4 freshness detection; 20 classes, 50.4% average precision</w:t>
+              <w:t xml:space="preserve">Systematic review of 35 banana ripeness-detection studies</w:t>
             </w:r>
           </w:p>
         </w:tc>
@@ -12231,7 +12631,7 @@
                 <w:szCs w:val="20"/>
                 <w:rtl w:val="0"/>
               </w:rPr>
-              <w:t xml:space="preserve">Shows performance falls on varied real-world images; supports collecting local data.</w:t>
+              <w:t xml:space="preserve">Confirms CNN suitability and limited data as the main weakness; supports bananas as an MVP crop.</w:t>
             </w:r>
           </w:p>
         </w:tc>
@@ -12256,7 +12656,7 @@
                 <w:szCs w:val="20"/>
                 <w:rtl w:val="0"/>
               </w:rPr>
-              <w:t xml:space="preserve">Sultana et al. (2022)</w:t>
+              <w:t xml:space="preserve">Bhargava &amp; Bansal (2021)</w:t>
             </w:r>
           </w:p>
         </w:tc>
@@ -12275,7 +12675,7 @@
                 <w:szCs w:val="20"/>
                 <w:rtl w:val="0"/>
               </w:rPr>
-              <w:t xml:space="preserve">Public fresh and rotten fruit dataset</w:t>
+              <w:t xml:space="preserve">Review of computer vision for fruit and vegetable quality</w:t>
             </w:r>
           </w:p>
         </w:tc>
@@ -12294,7 +12694,7 @@
                 <w:szCs w:val="20"/>
                 <w:rtl w:val="0"/>
               </w:rPr>
-              <w:t xml:space="preserve">Possible comparison or pre-training data, but not Rwandan market images.</w:t>
+              <w:t xml:space="preserve">Shows manual sorting is slow and inconsistent; supports automated visual triage.</w:t>
             </w:r>
           </w:p>
         </w:tc>
@@ -12319,7 +12719,7 @@
                 <w:szCs w:val="20"/>
                 <w:rtl w:val="0"/>
               </w:rPr>
-              <w:t xml:space="preserve">Baglat et al. (2023)</w:t>
+              <w:t xml:space="preserve">Kamilaris &amp; Prenafeta-Boldú (2018)</w:t>
             </w:r>
           </w:p>
         </w:tc>
@@ -12338,7 +12738,7 @@
                 <w:szCs w:val="20"/>
                 <w:rtl w:val="0"/>
               </w:rPr>
-              <w:t xml:space="preserve">Systematic review of 35 banana ripeness-detection studies</w:t>
+              <w:t xml:space="preserve">Survey of 40 deep-learning studies in agriculture</w:t>
             </w:r>
           </w:p>
         </w:tc>
@@ -12357,7 +12757,7 @@
                 <w:szCs w:val="20"/>
                 <w:rtl w:val="0"/>
               </w:rPr>
-              <w:t xml:space="preserve">Confirms CNN suitability and limited data as the main weakness; supports bananas as an MVP crop.</w:t>
+              <w:t xml:space="preserve">Confirms deep learning generally outperforms traditional image processing.</w:t>
             </w:r>
           </w:p>
         </w:tc>
@@ -12368,59 +12768,32 @@
           <w:tblHeader w:val="0"/>
         </w:trPr>
         <w:tc>
-          <w:tcPr/>
-          <w:p>
-            <w:pPr>
-              <w:rPr>
-                <w:sz w:val="20"/>
-                <w:szCs w:val="20"/>
-              </w:rPr>
-            </w:pPr>
-            <w:r>
-              <w:rPr>
-                <w:sz w:val="20"/>
-                <w:szCs w:val="20"/>
-                <w:rtl w:val="0"/>
-              </w:rPr>
-              <w:t xml:space="preserve">Bhargava &amp; Bansal (2021)</w:t>
-            </w:r>
-          </w:p>
-        </w:tc>
-        <w:tc>
-          <w:tcPr/>
-          <w:p>
-            <w:pPr>
-              <w:rPr>
-                <w:sz w:val="20"/>
-                <w:szCs w:val="20"/>
-              </w:rPr>
-            </w:pPr>
-            <w:r>
-              <w:rPr>
-                <w:sz w:val="20"/>
-                <w:szCs w:val="20"/>
-                <w:rtl w:val="0"/>
-              </w:rPr>
-              <w:t xml:space="preserve">Review of computer vision for fruit and vegetable quality</w:t>
-            </w:r>
-          </w:p>
-        </w:tc>
-        <w:tc>
-          <w:tcPr/>
-          <w:p>
-            <w:pPr>
-              <w:rPr>
-                <w:sz w:val="20"/>
-                <w:szCs w:val="20"/>
-              </w:rPr>
-            </w:pPr>
-            <w:r>
-              <w:rPr>
-                <w:sz w:val="20"/>
-                <w:szCs w:val="20"/>
-                <w:rtl w:val="0"/>
-              </w:rPr>
-              <w:t xml:space="preserve">Shows manual sorting is slow and inconsistent; supports automated visual triage.</w:t>
+          <w:tcPr>
+            <w:gridSpan w:val="3"/>
+            <w:shd w:val="clear" w:color="auto" w:fill="EEF3E8"/>
+          </w:tcPr>
+          <w:p>
+            <w:pPr>
+              <w:spacing w:after="0" w:lineRule="auto"/>
+              <w:rPr/>
+            </w:pPr>
+            <w:r>
+              <w:rPr>
+                <w:b w:val="1"/>
+                <w:bCs w:val="1"/>
+                <w:rFonts w:ascii="Times New Roman" w:cs="Times New Roman" w:eastAsia="Times New Roman" w:hAnsi="Times New Roman"/>
+                <w:b w:val="0"/>
+                <w:bCs w:val="0"/>
+                <w:sz w:val="20"/>
+                <w:szCs w:val="20"/>
+                <w:rtl w:val="0"/>
+              </w:rPr>
+              <w:t xml:space="preserve">Public image datasets</w:t>
+            </w:r>
+            <w:r>
+              <w:rPr>
+                <w:rtl w:val="0"/>
+              </w:rPr>
             </w:r>
           </w:p>
         </w:tc>
@@ -12431,59 +12804,83 @@
           <w:tblHeader w:val="0"/>
         </w:trPr>
         <w:tc>
-          <w:tcPr/>
-          <w:p>
-            <w:pPr>
-              <w:rPr>
-                <w:sz w:val="20"/>
-                <w:szCs w:val="20"/>
-              </w:rPr>
-            </w:pPr>
-            <w:r>
-              <w:rPr>
-                <w:sz w:val="20"/>
-                <w:szCs w:val="20"/>
-                <w:rtl w:val="0"/>
-              </w:rPr>
-              <w:t xml:space="preserve">Ramcharan et al. (2019)</w:t>
-            </w:r>
-          </w:p>
-        </w:tc>
-        <w:tc>
-          <w:tcPr/>
-          <w:p>
-            <w:pPr>
-              <w:rPr>
-                <w:sz w:val="20"/>
-                <w:szCs w:val="20"/>
-              </w:rPr>
-            </w:pPr>
-            <w:r>
-              <w:rPr>
-                <w:sz w:val="20"/>
-                <w:szCs w:val="20"/>
-                <w:rtl w:val="0"/>
-              </w:rPr>
-              <w:t xml:space="preserve">Offline MobileNet-based cassava disease detector on a smartphone in Tanzania</w:t>
-            </w:r>
-          </w:p>
-        </w:tc>
-        <w:tc>
-          <w:tcPr/>
-          <w:p>
-            <w:pPr>
-              <w:rPr>
-                <w:sz w:val="20"/>
-                <w:szCs w:val="20"/>
-              </w:rPr>
-            </w:pPr>
-            <w:r>
-              <w:rPr>
-                <w:sz w:val="20"/>
-                <w:szCs w:val="20"/>
-                <w:rtl w:val="0"/>
-              </w:rPr>
-              <w:t xml:space="preserve">Shows offline phone inference is fast enough; warns that accuracy drops from lab to field.</w:t>
+          <w:tcPr>
+            <w:vAlign w:val="top"/>
+          </w:tcPr>
+          <w:p>
+            <w:pPr>
+              <w:spacing w:after="0" w:lineRule="auto"/>
+              <w:rPr/>
+            </w:pPr>
+            <w:r>
+              <w:rPr>
+                <w:rFonts w:ascii="Times New Roman" w:cs="Times New Roman" w:eastAsia="Times New Roman" w:hAnsi="Times New Roman"/>
+                <w:b w:val="0"/>
+                <w:bCs w:val="0"/>
+                <w:sz w:val="20"/>
+                <w:szCs w:val="20"/>
+                <w:rtl w:val="0"/>
+              </w:rPr>
+              <w:t xml:space="preserve">Mohanty et al. (2016)</w:t>
+            </w:r>
+            <w:r>
+              <w:rPr>
+                <w:rtl w:val="0"/>
+              </w:rPr>
+            </w:r>
+          </w:p>
+        </w:tc>
+        <w:tc>
+          <w:tcPr>
+            <w:vAlign w:val="top"/>
+          </w:tcPr>
+          <w:p>
+            <w:pPr>
+              <w:spacing w:after="0" w:lineRule="auto"/>
+              <w:rPr/>
+            </w:pPr>
+            <w:r>
+              <w:rPr>
+                <w:rFonts w:ascii="Times New Roman" w:cs="Times New Roman" w:eastAsia="Times New Roman" w:hAnsi="Times New Roman"/>
+                <w:b w:val="0"/>
+                <w:bCs w:val="0"/>
+                <w:sz w:val="20"/>
+                <w:szCs w:val="20"/>
+                <w:rtl w:val="0"/>
+              </w:rPr>
+              <w:t xml:space="preserve">PlantVillage leaf disease dataset</w:t>
+            </w:r>
+            <w:r>
+              <w:rPr>
+                <w:rtl w:val="0"/>
+              </w:rPr>
+            </w:r>
+          </w:p>
+        </w:tc>
+        <w:tc>
+          <w:tcPr>
+            <w:vAlign w:val="top"/>
+          </w:tcPr>
+          <w:p>
+            <w:pPr>
+              <w:spacing w:after="0" w:lineRule="auto"/>
+              <w:rPr/>
+            </w:pPr>
+            <w:r>
+              <w:rPr>
+                <w:rFonts w:ascii="Times New Roman" w:cs="Times New Roman" w:eastAsia="Times New Roman" w:hAnsi="Times New Roman"/>
+                <w:b w:val="0"/>
+                <w:bCs w:val="0"/>
+                <w:sz w:val="20"/>
+                <w:szCs w:val="20"/>
+                <w:rtl w:val="0"/>
+              </w:rPr>
+              <w:t xml:space="preserve">Useful background, but not a direct market freshness dataset.</w:t>
+            </w:r>
+            <w:r>
+              <w:rPr>
+                <w:rtl w:val="0"/>
+              </w:rPr>
             </w:r>
           </w:p>
         </w:tc>
@@ -12494,59 +12891,83 @@
           <w:tblHeader w:val="0"/>
         </w:trPr>
         <w:tc>
-          <w:tcPr/>
-          <w:p>
-            <w:pPr>
-              <w:rPr>
-                <w:sz w:val="20"/>
-                <w:szCs w:val="20"/>
-              </w:rPr>
-            </w:pPr>
-            <w:r>
-              <w:rPr>
-                <w:sz w:val="20"/>
-                <w:szCs w:val="20"/>
-                <w:rtl w:val="0"/>
-              </w:rPr>
-              <w:t xml:space="preserve">Mrisho et al. (2020)</w:t>
-            </w:r>
-          </w:p>
-        </w:tc>
-        <w:tc>
-          <w:tcPr/>
-          <w:p>
-            <w:pPr>
-              <w:rPr>
-                <w:sz w:val="20"/>
-                <w:szCs w:val="20"/>
-              </w:rPr>
-            </w:pPr>
-            <w:r>
-              <w:rPr>
-                <w:sz w:val="20"/>
-                <w:szCs w:val="20"/>
-                <w:rtl w:val="0"/>
-              </w:rPr>
-              <w:t xml:space="preserve">PlantVillage Nuru compared with farmers and extension agents</w:t>
-            </w:r>
-          </w:p>
-        </w:tc>
-        <w:tc>
-          <w:tcPr/>
-          <w:p>
-            <w:pPr>
-              <w:rPr>
-                <w:sz w:val="20"/>
-                <w:szCs w:val="20"/>
-              </w:rPr>
-            </w:pPr>
-            <w:r>
-              <w:rPr>
-                <w:sz w:val="20"/>
-                <w:szCs w:val="20"/>
-                <w:rtl w:val="0"/>
-              </w:rPr>
-              <w:t xml:space="preserve">Shows a phone model can be more consistent than people; supports testing with real users.</w:t>
+          <w:tcPr>
+            <w:vAlign w:val="top"/>
+          </w:tcPr>
+          <w:p>
+            <w:pPr>
+              <w:spacing w:after="0" w:lineRule="auto"/>
+              <w:rPr/>
+            </w:pPr>
+            <w:r>
+              <w:rPr>
+                <w:rFonts w:ascii="Times New Roman" w:cs="Times New Roman" w:eastAsia="Times New Roman" w:hAnsi="Times New Roman"/>
+                <w:b w:val="0"/>
+                <w:bCs w:val="0"/>
+                <w:sz w:val="20"/>
+                <w:szCs w:val="20"/>
+                <w:rtl w:val="0"/>
+              </w:rPr>
+              <w:t xml:space="preserve">Mureșan &amp; Oltean (2018)</w:t>
+            </w:r>
+            <w:r>
+              <w:rPr>
+                <w:rtl w:val="0"/>
+              </w:rPr>
+            </w:r>
+          </w:p>
+        </w:tc>
+        <w:tc>
+          <w:tcPr>
+            <w:vAlign w:val="top"/>
+          </w:tcPr>
+          <w:p>
+            <w:pPr>
+              <w:spacing w:after="0" w:lineRule="auto"/>
+              <w:rPr/>
+            </w:pPr>
+            <w:r>
+              <w:rPr>
+                <w:rFonts w:ascii="Times New Roman" w:cs="Times New Roman" w:eastAsia="Times New Roman" w:hAnsi="Times New Roman"/>
+                <w:b w:val="0"/>
+                <w:bCs w:val="0"/>
+                <w:sz w:val="20"/>
+                <w:szCs w:val="20"/>
+                <w:rtl w:val="0"/>
+              </w:rPr>
+              <w:t xml:space="preserve">Fruits-360 produce recognition dataset</w:t>
+            </w:r>
+            <w:r>
+              <w:rPr>
+                <w:rtl w:val="0"/>
+              </w:rPr>
+            </w:r>
+          </w:p>
+        </w:tc>
+        <w:tc>
+          <w:tcPr>
+            <w:vAlign w:val="top"/>
+          </w:tcPr>
+          <w:p>
+            <w:pPr>
+              <w:spacing w:after="0" w:lineRule="auto"/>
+              <w:rPr/>
+            </w:pPr>
+            <w:r>
+              <w:rPr>
+                <w:rFonts w:ascii="Times New Roman" w:cs="Times New Roman" w:eastAsia="Times New Roman" w:hAnsi="Times New Roman"/>
+                <w:b w:val="0"/>
+                <w:bCs w:val="0"/>
+                <w:sz w:val="20"/>
+                <w:szCs w:val="20"/>
+                <w:rtl w:val="0"/>
+              </w:rPr>
+              <w:t xml:space="preserve">Useful for produce type recognition, but not enough for freshness triage.</w:t>
+            </w:r>
+            <w:r>
+              <w:rPr>
+                <w:rtl w:val="0"/>
+              </w:rPr>
             </w:r>
           </w:p>
         </w:tc>
@@ -12571,7 +12992,7 @@
                 <w:szCs w:val="20"/>
                 <w:rtl w:val="0"/>
               </w:rPr>
-              <w:t xml:space="preserve">Elinisa &amp; Mduma (2024)</w:t>
+              <w:t xml:space="preserve">Sultana et al. (2022)</w:t>
             </w:r>
           </w:p>
         </w:tc>
@@ -12590,7 +13011,7 @@
                 <w:szCs w:val="20"/>
                 <w:rtl w:val="0"/>
               </w:rPr>
-              <w:t xml:space="preserve">Mobile CNN for banana disease in Tanzania with a reject class</w:t>
+              <w:t xml:space="preserve">Public fresh and rotten fruit dataset</w:t>
             </w:r>
           </w:p>
         </w:tc>
@@ -12609,7 +13030,7 @@
                 <w:szCs w:val="20"/>
                 <w:rtl w:val="0"/>
               </w:rPr>
-              <w:t xml:space="preserve">Supports the Uncertain category and collecting local images with phones.</w:t>
+              <w:t xml:space="preserve">Possible comparison or pre-training data, but not Rwandan market images.</w:t>
             </w:r>
           </w:p>
         </w:tc>
@@ -12620,59 +13041,32 @@
           <w:tblHeader w:val="0"/>
         </w:trPr>
         <w:tc>
-          <w:tcPr/>
-          <w:p>
-            <w:pPr>
-              <w:rPr>
-                <w:sz w:val="20"/>
-                <w:szCs w:val="20"/>
-              </w:rPr>
-            </w:pPr>
-            <w:r>
-              <w:rPr>
-                <w:sz w:val="20"/>
-                <w:szCs w:val="20"/>
-                <w:rtl w:val="0"/>
-              </w:rPr>
-              <w:t xml:space="preserve">Begum &amp; Hazarika (2025)</w:t>
-            </w:r>
-          </w:p>
-        </w:tc>
-        <w:tc>
-          <w:tcPr/>
-          <w:p>
-            <w:pPr>
-              <w:rPr>
-                <w:sz w:val="20"/>
-                <w:szCs w:val="20"/>
-              </w:rPr>
-            </w:pPr>
-            <w:r>
-              <w:rPr>
-                <w:sz w:val="20"/>
-                <w:szCs w:val="20"/>
-                <w:rtl w:val="0"/>
-              </w:rPr>
-              <w:t xml:space="preserve">CNN for edible versus spoilt tomatoes using 810 images</w:t>
-            </w:r>
-          </w:p>
-        </w:tc>
-        <w:tc>
-          <w:tcPr/>
-          <w:p>
-            <w:pPr>
-              <w:rPr>
-                <w:sz w:val="20"/>
-                <w:szCs w:val="20"/>
-              </w:rPr>
-            </w:pPr>
-            <w:r>
-              <w:rPr>
-                <w:sz w:val="20"/>
-                <w:szCs w:val="20"/>
-                <w:rtl w:val="0"/>
-              </w:rPr>
-              <w:t xml:space="preserve">Shows small tomato datasets can work; catching spoilt items is the hardest part.</w:t>
+          <w:tcPr>
+            <w:gridSpan w:val="3"/>
+            <w:shd w:val="clear" w:color="auto" w:fill="EEF3E8"/>
+          </w:tcPr>
+          <w:p>
+            <w:pPr>
+              <w:spacing w:after="0" w:lineRule="auto"/>
+              <w:rPr/>
+            </w:pPr>
+            <w:r>
+              <w:rPr>
+                <w:b w:val="1"/>
+                <w:bCs w:val="1"/>
+                <w:rFonts w:ascii="Times New Roman" w:cs="Times New Roman" w:eastAsia="Times New Roman" w:hAnsi="Times New Roman"/>
+                <w:b w:val="0"/>
+                <w:bCs w:val="0"/>
+                <w:sz w:val="20"/>
+                <w:szCs w:val="20"/>
+                <w:rtl w:val="0"/>
+              </w:rPr>
+              <w:t xml:space="preserve">Offline mobile AI in African field conditions</w:t>
+            </w:r>
+            <w:r>
+              <w:rPr>
+                <w:rtl w:val="0"/>
+              </w:rPr>
             </w:r>
           </w:p>
         </w:tc>
@@ -12697,7 +13091,7 @@
                 <w:szCs w:val="20"/>
                 <w:rtl w:val="0"/>
               </w:rPr>
-              <w:t xml:space="preserve">Kamilaris &amp; Prenafeta-Boldú (2018)</w:t>
+              <w:t xml:space="preserve">Ramcharan et al. (2019)</w:t>
             </w:r>
           </w:p>
         </w:tc>
@@ -12716,7 +13110,7 @@
                 <w:szCs w:val="20"/>
                 <w:rtl w:val="0"/>
               </w:rPr>
-              <w:t xml:space="preserve">Survey of 40 deep-learning studies in agriculture</w:t>
+              <w:t xml:space="preserve">Offline MobileNet-based cassava disease detector on a smartphone in Tanzania</w:t>
             </w:r>
           </w:p>
         </w:tc>
@@ -12735,7 +13129,7 @@
                 <w:szCs w:val="20"/>
                 <w:rtl w:val="0"/>
               </w:rPr>
-              <w:t xml:space="preserve">Confirms deep learning generally outperforms traditional image processing.</w:t>
+              <w:t xml:space="preserve">Shows offline phone inference is fast enough; warns that accuracy drops from lab to field.</w:t>
             </w:r>
           </w:p>
         </w:tc>
@@ -12760,7 +13154,7 @@
                 <w:szCs w:val="20"/>
                 <w:rtl w:val="0"/>
               </w:rPr>
-              <w:t xml:space="preserve">Geifman &amp; El-Yaniv (2017)</w:t>
+              <w:t xml:space="preserve">Mrisho et al. (2020)</w:t>
             </w:r>
           </w:p>
         </w:tc>
@@ -12779,7 +13173,7 @@
                 <w:szCs w:val="20"/>
                 <w:rtl w:val="0"/>
               </w:rPr>
-              <w:t xml:space="preserve">Selective classification with a reject option</w:t>
+              <w:t xml:space="preserve">PlantVillage Nuru compared with farmers and extension agents</w:t>
             </w:r>
           </w:p>
         </w:tc>
@@ -12798,7 +13192,7 @@
                 <w:szCs w:val="20"/>
                 <w:rtl w:val="0"/>
               </w:rPr>
-              <w:t xml:space="preserve">Justifies returning Uncertain on low-confidence images to reduce errors.</w:t>
+              <w:t xml:space="preserve">Shows a phone model can be more consistent than people; supports testing with real users.</w:t>
             </w:r>
           </w:p>
         </w:tc>
@@ -12823,6 +13217,69 @@
                 <w:szCs w:val="20"/>
                 <w:rtl w:val="0"/>
               </w:rPr>
+              <w:t xml:space="preserve">Elinisa &amp; Mduma (2024)</w:t>
+            </w:r>
+          </w:p>
+        </w:tc>
+        <w:tc>
+          <w:tcPr/>
+          <w:p>
+            <w:pPr>
+              <w:rPr>
+                <w:sz w:val="20"/>
+                <w:szCs w:val="20"/>
+              </w:rPr>
+            </w:pPr>
+            <w:r>
+              <w:rPr>
+                <w:sz w:val="20"/>
+                <w:szCs w:val="20"/>
+                <w:rtl w:val="0"/>
+              </w:rPr>
+              <w:t xml:space="preserve">Mobile CNN for banana disease in Tanzania with a reject class</w:t>
+            </w:r>
+          </w:p>
+        </w:tc>
+        <w:tc>
+          <w:tcPr/>
+          <w:p>
+            <w:pPr>
+              <w:rPr>
+                <w:sz w:val="20"/>
+                <w:szCs w:val="20"/>
+              </w:rPr>
+            </w:pPr>
+            <w:r>
+              <w:rPr>
+                <w:sz w:val="20"/>
+                <w:szCs w:val="20"/>
+                <w:rtl w:val="0"/>
+              </w:rPr>
+              <w:t xml:space="preserve">Supports the Uncertain category and collecting local images with phones.</w:t>
+            </w:r>
+          </w:p>
+        </w:tc>
+      </w:tr>
+      <w:tr>
+        <w:trPr>
+          <w:cantSplit w:val="0"/>
+          <w:tblHeader w:val="0"/>
+        </w:trPr>
+        <w:tc>
+          <w:tcPr/>
+          <w:p>
+            <w:pPr>
+              <w:rPr>
+                <w:sz w:val="20"/>
+                <w:szCs w:val="20"/>
+              </w:rPr>
+            </w:pPr>
+            <w:r>
+              <w:rPr>
+                <w:sz w:val="20"/>
+                <w:szCs w:val="20"/>
+                <w:rtl w:val="0"/>
+              </w:rPr>
               <w:t xml:space="preserve">GSMA (2024)</w:t>
             </w:r>
           </w:p>
@@ -12862,11 +13319,770 @@
                 <w:rtl w:val="0"/>
               </w:rPr>
               <w:t xml:space="preserve">Supports the offline-first design for low-connectivity users.</w:t>
+            </w:r>
+          </w:p>
+        </w:tc>
+      </w:tr>
+      <w:tr>
+        <w:trPr>
+          <w:cantSplit w:val="0"/>
+          <w:tblHeader w:val="0"/>
+        </w:trPr>
+        <w:tc>
+          <w:tcPr>
+            <w:gridSpan w:val="3"/>
+            <w:shd w:val="clear" w:color="auto" w:fill="EEF3E8"/>
+          </w:tcPr>
+          <w:p>
+            <w:pPr>
+              <w:spacing w:after="0" w:lineRule="auto"/>
+              <w:rPr/>
+            </w:pPr>
+            <w:r>
+              <w:rPr>
+                <w:b w:val="1"/>
+                <w:bCs w:val="1"/>
+                <w:rFonts w:ascii="Times New Roman" w:cs="Times New Roman" w:eastAsia="Times New Roman" w:hAnsi="Times New Roman"/>
+                <w:b w:val="0"/>
+                <w:bCs w:val="0"/>
+                <w:sz w:val="20"/>
+                <w:szCs w:val="20"/>
+                <w:rtl w:val="0"/>
+              </w:rPr>
+              <w:t xml:space="preserve">Mobile models and development tools</w:t>
+            </w:r>
+            <w:r>
+              <w:rPr>
+                <w:rtl w:val="0"/>
+              </w:rPr>
+            </w:r>
+          </w:p>
+        </w:tc>
+      </w:tr>
+      <w:tr>
+        <w:trPr>
+          <w:cantSplit w:val="0"/>
+          <w:tblHeader w:val="0"/>
+        </w:trPr>
+        <w:tc>
+          <w:tcPr>
+            <w:vAlign w:val="top"/>
+          </w:tcPr>
+          <w:p>
+            <w:pPr>
+              <w:spacing w:after="0" w:lineRule="auto"/>
+              <w:rPr/>
+            </w:pPr>
+            <w:r>
+              <w:rPr>
+                <w:rFonts w:ascii="Times New Roman" w:cs="Times New Roman" w:eastAsia="Times New Roman" w:hAnsi="Times New Roman"/>
+                <w:b w:val="0"/>
+                <w:bCs w:val="0"/>
+                <w:sz w:val="20"/>
+                <w:szCs w:val="20"/>
+                <w:rtl w:val="0"/>
+              </w:rPr>
+              <w:t xml:space="preserve">Howard et al. (2017, 2019)</w:t>
+            </w:r>
+            <w:r>
+              <w:rPr>
+                <w:rtl w:val="0"/>
+              </w:rPr>
+            </w:r>
+          </w:p>
+        </w:tc>
+        <w:tc>
+          <w:tcPr>
+            <w:vAlign w:val="top"/>
+          </w:tcPr>
+          <w:p>
+            <w:pPr>
+              <w:spacing w:after="0" w:lineRule="auto"/>
+              <w:rPr/>
+            </w:pPr>
+            <w:r>
+              <w:rPr>
+                <w:rFonts w:ascii="Times New Roman" w:cs="Times New Roman" w:eastAsia="Times New Roman" w:hAnsi="Times New Roman"/>
+                <w:b w:val="0"/>
+                <w:bCs w:val="0"/>
+                <w:sz w:val="20"/>
+                <w:szCs w:val="20"/>
+                <w:rtl w:val="0"/>
+              </w:rPr>
+              <w:t xml:space="preserve">MobileNet and MobileNetV3</w:t>
+            </w:r>
+            <w:r>
+              <w:rPr>
+                <w:rtl w:val="0"/>
+              </w:rPr>
+            </w:r>
+          </w:p>
+        </w:tc>
+        <w:tc>
+          <w:tcPr>
+            <w:vAlign w:val="top"/>
+          </w:tcPr>
+          <w:p>
+            <w:pPr>
+              <w:spacing w:after="0" w:lineRule="auto"/>
+              <w:rPr/>
+            </w:pPr>
+            <w:r>
+              <w:rPr>
+                <w:rFonts w:ascii="Times New Roman" w:cs="Times New Roman" w:eastAsia="Times New Roman" w:hAnsi="Times New Roman"/>
+                <w:b w:val="0"/>
+                <w:bCs w:val="0"/>
+                <w:sz w:val="20"/>
+                <w:szCs w:val="20"/>
+                <w:rtl w:val="0"/>
+              </w:rPr>
+              <w:t xml:space="preserve">Supports mobile-friendly baseline models</w:t>
+            </w:r>
+            <w:r>
+              <w:rPr>
+                <w:sz w:val="20"/>
+                <w:szCs w:val="20"/>
+                <w:rtl w:val="0"/>
+              </w:rPr>
+              <w:t xml:space="preserve">; general-purpose image classifiers.</w:t>
+            </w:r>
+            <w:r>
+              <w:rPr>
+                <w:rtl w:val="0"/>
+              </w:rPr>
+            </w:r>
+          </w:p>
+        </w:tc>
+      </w:tr>
+      <w:tr>
+        <w:trPr>
+          <w:cantSplit w:val="0"/>
+          <w:tblHeader w:val="0"/>
+        </w:trPr>
+        <w:tc>
+          <w:tcPr>
+            <w:vAlign w:val="top"/>
+          </w:tcPr>
+          <w:p>
+            <w:pPr>
+              <w:spacing w:after="0" w:lineRule="auto"/>
+              <w:rPr/>
+            </w:pPr>
+            <w:r>
+              <w:rPr>
+                <w:rFonts w:ascii="Times New Roman" w:cs="Times New Roman" w:eastAsia="Times New Roman" w:hAnsi="Times New Roman"/>
+                <w:b w:val="0"/>
+                <w:bCs w:val="0"/>
+                <w:sz w:val="20"/>
+                <w:szCs w:val="20"/>
+                <w:rtl w:val="0"/>
+              </w:rPr>
+              <w:t xml:space="preserve">Tan &amp; Le (2019); Google (2020)</w:t>
+            </w:r>
+            <w:r>
+              <w:rPr>
+                <w:rtl w:val="0"/>
+              </w:rPr>
+            </w:r>
+          </w:p>
+        </w:tc>
+        <w:tc>
+          <w:tcPr>
+            <w:vAlign w:val="top"/>
+          </w:tcPr>
+          <w:p>
+            <w:pPr>
+              <w:spacing w:after="0" w:lineRule="auto"/>
+              <w:rPr/>
+            </w:pPr>
+            <w:r>
+              <w:rPr>
+                <w:rFonts w:ascii="Times New Roman" w:cs="Times New Roman" w:eastAsia="Times New Roman" w:hAnsi="Times New Roman"/>
+                <w:b w:val="0"/>
+                <w:bCs w:val="0"/>
+                <w:sz w:val="20"/>
+                <w:szCs w:val="20"/>
+                <w:rtl w:val="0"/>
+              </w:rPr>
+              <w:t xml:space="preserve">EfficientNet and EfficientNet-Lite</w:t>
+            </w:r>
+            <w:r>
+              <w:rPr>
+                <w:rtl w:val="0"/>
+              </w:rPr>
+            </w:r>
+          </w:p>
+        </w:tc>
+        <w:tc>
+          <w:tcPr>
+            <w:vAlign w:val="top"/>
+          </w:tcPr>
+          <w:p>
+            <w:pPr>
+              <w:spacing w:after="0" w:lineRule="auto"/>
+              <w:rPr/>
+            </w:pPr>
+            <w:r>
+              <w:rPr>
+                <w:rFonts w:ascii="Times New Roman" w:cs="Times New Roman" w:eastAsia="Times New Roman" w:hAnsi="Times New Roman"/>
+                <w:b w:val="0"/>
+                <w:bCs w:val="0"/>
+                <w:sz w:val="20"/>
+                <w:szCs w:val="20"/>
+                <w:rtl w:val="0"/>
+              </w:rPr>
+              <w:t xml:space="preserve">Supports primary mobile image-classification backbone.</w:t>
+            </w:r>
+            <w:r>
+              <w:rPr>
+                <w:rtl w:val="0"/>
+              </w:rPr>
+            </w:r>
+          </w:p>
+        </w:tc>
+      </w:tr>
+      <w:tr>
+        <w:trPr>
+          <w:cantSplit w:val="0"/>
+          <w:tblHeader w:val="0"/>
+        </w:trPr>
+        <w:tc>
+          <w:tcPr>
+            <w:vAlign w:val="top"/>
+          </w:tcPr>
+          <w:p>
+            <w:pPr>
+              <w:spacing w:after="0" w:lineRule="auto"/>
+              <w:rPr/>
+            </w:pPr>
+            <w:r>
+              <w:rPr>
+                <w:rFonts w:ascii="Times New Roman" w:cs="Times New Roman" w:eastAsia="Times New Roman" w:hAnsi="Times New Roman"/>
+                <w:b w:val="0"/>
+                <w:bCs w:val="0"/>
+                <w:sz w:val="20"/>
+                <w:szCs w:val="20"/>
+                <w:rtl w:val="0"/>
+              </w:rPr>
+              <w:t xml:space="preserve">Google AI Edge (2026); Google TensorFlow (2026)</w:t>
+            </w:r>
+            <w:r>
+              <w:rPr>
+                <w:rtl w:val="0"/>
+              </w:rPr>
+            </w:r>
+          </w:p>
+        </w:tc>
+        <w:tc>
+          <w:tcPr>
+            <w:vAlign w:val="top"/>
+          </w:tcPr>
+          <w:p>
+            <w:pPr>
+              <w:spacing w:after="0" w:lineRule="auto"/>
+              <w:rPr/>
+            </w:pPr>
+            <w:r>
+              <w:rPr>
+                <w:rFonts w:ascii="Times New Roman" w:cs="Times New Roman" w:eastAsia="Times New Roman" w:hAnsi="Times New Roman"/>
+                <w:b w:val="0"/>
+                <w:bCs w:val="0"/>
+                <w:sz w:val="20"/>
+                <w:szCs w:val="20"/>
+                <w:rtl w:val="0"/>
+              </w:rPr>
+              <w:t xml:space="preserve">On-device inference and model conversion</w:t>
+            </w:r>
+            <w:r>
+              <w:rPr>
+                <w:rtl w:val="0"/>
+              </w:rPr>
+            </w:r>
+          </w:p>
+        </w:tc>
+        <w:tc>
+          <w:tcPr>
+            <w:vAlign w:val="top"/>
+          </w:tcPr>
+          <w:p>
+            <w:pPr>
+              <w:spacing w:after="0" w:lineRule="auto"/>
+              <w:rPr/>
+            </w:pPr>
+            <w:r>
+              <w:rPr>
+                <w:rFonts w:ascii="Times New Roman" w:cs="Times New Roman" w:eastAsia="Times New Roman" w:hAnsi="Times New Roman"/>
+                <w:b w:val="0"/>
+                <w:bCs w:val="0"/>
+                <w:sz w:val="20"/>
+                <w:szCs w:val="20"/>
+                <w:rtl w:val="0"/>
+              </w:rPr>
+              <w:t xml:space="preserve">Supports offline deployment on Android.</w:t>
+            </w:r>
+            <w:r>
+              <w:rPr>
+                <w:rtl w:val="0"/>
+              </w:rPr>
+            </w:r>
+          </w:p>
+        </w:tc>
+      </w:tr>
+      <w:tr>
+        <w:trPr>
+          <w:cantSplit w:val="0"/>
+          <w:tblHeader w:val="0"/>
+        </w:trPr>
+        <w:tc>
+          <w:tcPr>
+            <w:vAlign w:val="top"/>
+          </w:tcPr>
+          <w:p>
+            <w:pPr>
+              <w:spacing w:after="0" w:lineRule="auto"/>
+              <w:rPr/>
+            </w:pPr>
+            <w:r>
+              <w:rPr>
+                <w:rFonts w:ascii="Times New Roman" w:cs="Times New Roman" w:eastAsia="Times New Roman" w:hAnsi="Times New Roman"/>
+                <w:b w:val="0"/>
+                <w:bCs w:val="0"/>
+                <w:sz w:val="20"/>
+                <w:szCs w:val="20"/>
+                <w:rtl w:val="0"/>
+              </w:rPr>
+              <w:t xml:space="preserve">Flutter (2026); pub.dev (2026a, 2026b)</w:t>
+            </w:r>
+            <w:r>
+              <w:rPr>
+                <w:rtl w:val="0"/>
+              </w:rPr>
+            </w:r>
+          </w:p>
+        </w:tc>
+        <w:tc>
+          <w:tcPr>
+            <w:vAlign w:val="top"/>
+          </w:tcPr>
+          <w:p>
+            <w:pPr>
+              <w:spacing w:after="0" w:lineRule="auto"/>
+              <w:rPr/>
+            </w:pPr>
+            <w:r>
+              <w:rPr>
+                <w:rFonts w:ascii="Times New Roman" w:cs="Times New Roman" w:eastAsia="Times New Roman" w:hAnsi="Times New Roman"/>
+                <w:b w:val="0"/>
+                <w:bCs w:val="0"/>
+                <w:sz w:val="20"/>
+                <w:szCs w:val="20"/>
+                <w:rtl w:val="0"/>
+              </w:rPr>
+              <w:t xml:space="preserve">Flutter, camera, image_picker, sqflite, tflite_flutter</w:t>
+            </w:r>
+            <w:r>
+              <w:rPr>
+                <w:rtl w:val="0"/>
+              </w:rPr>
+            </w:r>
+          </w:p>
+        </w:tc>
+        <w:tc>
+          <w:tcPr>
+            <w:vAlign w:val="top"/>
+          </w:tcPr>
+          <w:p>
+            <w:pPr>
+              <w:spacing w:after="0" w:lineRule="auto"/>
+              <w:rPr/>
+            </w:pPr>
+            <w:r>
+              <w:rPr>
+                <w:rFonts w:ascii="Times New Roman" w:cs="Times New Roman" w:eastAsia="Times New Roman" w:hAnsi="Times New Roman"/>
+                <w:b w:val="0"/>
+                <w:bCs w:val="0"/>
+                <w:sz w:val="20"/>
+                <w:szCs w:val="20"/>
+                <w:rtl w:val="0"/>
+              </w:rPr>
+              <w:t xml:space="preserve">Supports mobile UI, image input, local storage, and TFLite inference.</w:t>
+            </w:r>
+            <w:r>
+              <w:rPr>
+                <w:rtl w:val="0"/>
+              </w:rPr>
+            </w:r>
+          </w:p>
+        </w:tc>
+      </w:tr>
+      <w:tr>
+        <w:trPr>
+          <w:cantSplit w:val="0"/>
+          <w:tblHeader w:val="0"/>
+        </w:trPr>
+        <w:tc>
+          <w:tcPr>
+            <w:gridSpan w:val="3"/>
+            <w:shd w:val="clear" w:color="auto" w:fill="EEF3E8"/>
+          </w:tcPr>
+          <w:p>
+            <w:pPr>
+              <w:spacing w:after="0" w:lineRule="auto"/>
+              <w:rPr/>
+            </w:pPr>
+            <w:r>
+              <w:rPr>
+                <w:b w:val="1"/>
+                <w:bCs w:val="1"/>
+                <w:rFonts w:ascii="Times New Roman" w:cs="Times New Roman" w:eastAsia="Times New Roman" w:hAnsi="Times New Roman"/>
+                <w:b w:val="0"/>
+                <w:bCs w:val="0"/>
+                <w:sz w:val="20"/>
+                <w:szCs w:val="20"/>
+                <w:rtl w:val="0"/>
+              </w:rPr>
+              <w:t xml:space="preserve">Uncertainty, usability, and evaluation</w:t>
+            </w:r>
+            <w:r>
+              <w:rPr>
+                <w:rtl w:val="0"/>
+              </w:rPr>
+            </w:r>
+          </w:p>
+        </w:tc>
+      </w:tr>
+      <w:tr>
+        <w:trPr>
+          <w:cantSplit w:val="0"/>
+          <w:tblHeader w:val="0"/>
+        </w:trPr>
+        <w:tc>
+          <w:tcPr/>
+          <w:p>
+            <w:pPr>
+              <w:rPr>
+                <w:sz w:val="20"/>
+                <w:szCs w:val="20"/>
+              </w:rPr>
+            </w:pPr>
+            <w:r>
+              <w:rPr>
+                <w:sz w:val="20"/>
+                <w:szCs w:val="20"/>
+                <w:rtl w:val="0"/>
+              </w:rPr>
+              <w:t xml:space="preserve">Geifman &amp; El-Yaniv (2017)</w:t>
+            </w:r>
+          </w:p>
+        </w:tc>
+        <w:tc>
+          <w:tcPr/>
+          <w:p>
+            <w:pPr>
+              <w:rPr>
+                <w:sz w:val="20"/>
+                <w:szCs w:val="20"/>
+              </w:rPr>
+            </w:pPr>
+            <w:r>
+              <w:rPr>
+                <w:sz w:val="20"/>
+                <w:szCs w:val="20"/>
+                <w:rtl w:val="0"/>
+              </w:rPr>
+              <w:t xml:space="preserve">Selective classification with a reject option</w:t>
+            </w:r>
+          </w:p>
+        </w:tc>
+        <w:tc>
+          <w:tcPr/>
+          <w:p>
+            <w:pPr>
+              <w:rPr>
+                <w:sz w:val="20"/>
+                <w:szCs w:val="20"/>
+              </w:rPr>
+            </w:pPr>
+            <w:r>
+              <w:rPr>
+                <w:sz w:val="20"/>
+                <w:szCs w:val="20"/>
+                <w:rtl w:val="0"/>
+              </w:rPr>
+              <w:t xml:space="preserve">Justifies returning Uncertain on low-confidence images to reduce errors.</w:t>
+            </w:r>
+          </w:p>
+        </w:tc>
+      </w:tr>
+      <w:tr>
+        <w:trPr>
+          <w:cantSplit w:val="0"/>
+          <w:tblHeader w:val="0"/>
+        </w:trPr>
+        <w:tc>
+          <w:tcPr/>
+          <w:p>
+            <w:pPr>
+              <w:rPr>
+                <w:sz w:val="20"/>
+                <w:szCs w:val="20"/>
+              </w:rPr>
+            </w:pPr>
+            <w:r>
+              <w:rPr>
+                <w:sz w:val="20"/>
+                <w:szCs w:val="20"/>
+                <w:rtl w:val="0"/>
+              </w:rPr>
+              <w:t xml:space="preserve">Guo et al. (2017)</w:t>
+            </w:r>
+          </w:p>
+        </w:tc>
+        <w:tc>
+          <w:tcPr/>
+          <w:p>
+            <w:pPr>
+              <w:rPr>
+                <w:sz w:val="20"/>
+                <w:szCs w:val="20"/>
+              </w:rPr>
+            </w:pPr>
+            <w:r>
+              <w:rPr>
+                <w:sz w:val="20"/>
+                <w:szCs w:val="20"/>
+                <w:rtl w:val="0"/>
+              </w:rPr>
+              <w:t xml:space="preserve">Modern neural networks are often over-confident</w:t>
+            </w:r>
+          </w:p>
+        </w:tc>
+        <w:tc>
+          <w:tcPr/>
+          <w:p>
+            <w:pPr>
+              <w:rPr>
+                <w:sz w:val="20"/>
+                <w:szCs w:val="20"/>
+              </w:rPr>
+            </w:pPr>
+            <w:r>
+              <w:rPr>
+                <w:sz w:val="20"/>
+                <w:szCs w:val="20"/>
+                <w:rtl w:val="0"/>
+              </w:rPr>
+              <w:t xml:space="preserve">Justifies tuning the confidence threshold on validation data and checking calibration.</w:t>
+            </w:r>
+          </w:p>
+        </w:tc>
+      </w:tr>
+      <w:tr>
+        <w:trPr>
+          <w:cantSplit w:val="0"/>
+          <w:tblHeader w:val="0"/>
+        </w:trPr>
+        <w:tc>
+          <w:tcPr/>
+          <w:p>
+            <w:pPr>
+              <w:rPr>
+                <w:sz w:val="20"/>
+                <w:szCs w:val="20"/>
+              </w:rPr>
+            </w:pPr>
+            <w:r>
+              <w:rPr>
+                <w:sz w:val="20"/>
+                <w:szCs w:val="20"/>
+                <w:rtl w:val="0"/>
+              </w:rPr>
+              <w:t xml:space="preserve">Hendrycks &amp; Gimpel (2017)</w:t>
+            </w:r>
+          </w:p>
+        </w:tc>
+        <w:tc>
+          <w:tcPr/>
+          <w:p>
+            <w:pPr>
+              <w:rPr>
+                <w:sz w:val="20"/>
+                <w:szCs w:val="20"/>
+              </w:rPr>
+            </w:pPr>
+            <w:r>
+              <w:rPr>
+                <w:sz w:val="20"/>
+                <w:szCs w:val="20"/>
+                <w:rtl w:val="0"/>
+              </w:rPr>
+              <w:t xml:space="preserve">Softmax baseline for misclassified and out-of-distribution inputs</w:t>
+            </w:r>
+          </w:p>
+        </w:tc>
+        <w:tc>
+          <w:tcPr/>
+          <w:p>
+            <w:pPr>
+              <w:rPr>
+                <w:sz w:val="20"/>
+                <w:szCs w:val="20"/>
+              </w:rPr>
+            </w:pPr>
+            <w:r>
+              <w:rPr>
+                <w:sz w:val="20"/>
+                <w:szCs w:val="20"/>
+                <w:rtl w:val="0"/>
+              </w:rPr>
+              <w:t xml:space="preserve">Supports the Uncertain rule and the unusable class for unsupported produce.</w:t>
+            </w:r>
+          </w:p>
+        </w:tc>
+      </w:tr>
+      <w:tr>
+        <w:trPr>
+          <w:cantSplit w:val="0"/>
+          <w:tblHeader w:val="0"/>
+        </w:trPr>
+        <w:tc>
+          <w:tcPr/>
+          <w:p>
+            <w:pPr>
+              <w:rPr>
+                <w:sz w:val="20"/>
+                <w:szCs w:val="20"/>
+              </w:rPr>
+            </w:pPr>
+            <w:r>
+              <w:rPr>
+                <w:sz w:val="20"/>
+                <w:szCs w:val="20"/>
+                <w:rtl w:val="0"/>
+              </w:rPr>
+              <w:t xml:space="preserve">Medhi et al. (2007)</w:t>
+            </w:r>
+          </w:p>
+        </w:tc>
+        <w:tc>
+          <w:tcPr/>
+          <w:p>
+            <w:pPr>
+              <w:rPr>
+                <w:sz w:val="20"/>
+                <w:szCs w:val="20"/>
+              </w:rPr>
+            </w:pPr>
+            <w:r>
+              <w:rPr>
+                <w:sz w:val="20"/>
+                <w:szCs w:val="20"/>
+                <w:rtl w:val="0"/>
+              </w:rPr>
+              <w:t xml:space="preserve">Text-free interfaces for low-literacy users</w:t>
+            </w:r>
+          </w:p>
+        </w:tc>
+        <w:tc>
+          <w:tcPr/>
+          <w:p>
+            <w:pPr>
+              <w:rPr>
+                <w:sz w:val="20"/>
+                <w:szCs w:val="20"/>
+              </w:rPr>
+            </w:pPr>
+            <w:r>
+              <w:rPr>
+                <w:sz w:val="20"/>
+                <w:szCs w:val="20"/>
+                <w:rtl w:val="0"/>
+              </w:rPr>
+              <w:t xml:space="preserve">Supports result screens built on color, icon, and one short word.</w:t>
+            </w:r>
+          </w:p>
+        </w:tc>
+      </w:tr>
+      <w:tr>
+        <w:trPr>
+          <w:cantSplit w:val="0"/>
+          <w:tblHeader w:val="0"/>
+        </w:trPr>
+        <w:tc>
+          <w:tcPr/>
+          <w:p>
+            <w:pPr>
+              <w:rPr>
+                <w:sz w:val="20"/>
+                <w:szCs w:val="20"/>
+              </w:rPr>
+            </w:pPr>
+            <w:r>
+              <w:rPr>
+                <w:sz w:val="20"/>
+                <w:szCs w:val="20"/>
+                <w:rtl w:val="0"/>
+              </w:rPr>
+              <w:t xml:space="preserve">Wilcoxon (1945)</w:t>
+            </w:r>
+          </w:p>
+        </w:tc>
+        <w:tc>
+          <w:tcPr/>
+          <w:p>
+            <w:pPr>
+              <w:rPr>
+                <w:sz w:val="20"/>
+                <w:szCs w:val="20"/>
+              </w:rPr>
+            </w:pPr>
+            <w:r>
+              <w:rPr>
+                <w:sz w:val="20"/>
+                <w:szCs w:val="20"/>
+                <w:rtl w:val="0"/>
+              </w:rPr>
+              <w:t xml:space="preserve">Signed-rank test for paired comparisons</w:t>
+            </w:r>
+          </w:p>
+        </w:tc>
+        <w:tc>
+          <w:tcPr/>
+          <w:p>
+            <w:pPr>
+              <w:rPr>
+                <w:sz w:val="20"/>
+                <w:szCs w:val="20"/>
+              </w:rPr>
+            </w:pPr>
+            <w:r>
+              <w:rPr>
+                <w:sz w:val="20"/>
+                <w:szCs w:val="20"/>
+                <w:rtl w:val="0"/>
+              </w:rPr>
+              <w:t xml:space="preserve">Used to test the with/without-app agreement difference for 15 sellers.</w:t>
             </w:r>
           </w:p>
         </w:tc>
       </w:tr>
     </w:tbl>
+    <w:p>
+      <w:pPr>
+        <w:rPr/>
+      </w:pPr>
+      <w:r>
+        <w:rPr>
+          <w:rtl w:val="0"/>
+        </w:rPr>
+        <w:t xml:space="preserve">Read by theme, Table 6 shows where the evidence is strong and where it is thin. The Rwandan post-harvest studies establish that losses are large and affect many crops, but none measures the decision made at the market stall. The classification studies show that freshness and ripeness can be learned from images, but almost all use clean photographs and binary or biological labels. The African field deployments show that offline phone models work and can be more consistent than people, but only for plant disease. The uncertainty and usability sources explain how to make such a tool honest about its limits and usable by sellers. No single theme covers graded selling decisions at the point of sale, which is the gap HarvestShelf AI addresses.</w:t>
+      </w:r>
+      <w:r>
+        <w:rPr>
+          <w:rtl w:val="0"/>
+        </w:rPr>
+      </w:r>
+    </w:p>
     <w:p>
       <w:pPr>
         <w:pStyle w:val="Heading2"/>
@@ -12883,7 +14099,7 @@
           <w:szCs w:val="24"/>
           <w:rtl w:val="0"/>
         </w:rPr>
-        <w:t xml:space="preserve">2.5 Strengths and Weakness of the Existing System(s)</w:t>
+        <w:t xml:space="preserve">2.5 Strengths and Weaknesses of the Existing System(s)</w:t>
       </w:r>
       <w:r>
         <w:rPr>
@@ -13121,7 +14337,7 @@
                 <w:szCs w:val="20"/>
                 <w:rtl w:val="0"/>
               </w:rPr>
-              <w:t xml:space="preserve">May be costly, cloud-based, or designed for enterprises rather than small market sellers</w:t>
+              <w:t xml:space="preserve">Built for packhouses, exporters, and retailers and mostly delivered as paid or cloud services (AgShift, 2026; Clarifruit, 2026; OneThird, 2026), not for small market sellers</w:t>
             </w:r>
             <w:r>
               <w:rPr>
@@ -13208,7 +14424,7 @@
                 <w:szCs w:val="20"/>
                 <w:rtl w:val="0"/>
               </w:rPr>
-              <w:t xml:space="preserve">Disease labels do not equal fruit or vegetable freshness labels</w:t>
+              <w:t xml:space="preserve">Disease labels do not equal fruit or vegetable freshness labels (Mohanty et al., 2016)</w:t>
             </w:r>
             <w:r>
               <w:rPr>
@@ -13295,7 +14511,7 @@
                 <w:szCs w:val="20"/>
                 <w:rtl w:val="0"/>
               </w:rPr>
-              <w:t xml:space="preserve">Do not directly teach Fresh, Sell Soon, Discount Today, or Spoilage Risk</w:t>
+              <w:t xml:space="preserve">Do not directly teach Fresh, Sell Soon, Discount Today, or Spoilage Risk (Mureșan &amp; Oltean, 2018)</w:t>
             </w:r>
             <w:r>
               <w:rPr>
@@ -13382,7 +14598,7 @@
                 <w:szCs w:val="20"/>
                 <w:rtl w:val="0"/>
               </w:rPr>
-              <w:t xml:space="preserve">Need local fine-tuning and testing to avoid weak real-world performance</w:t>
+              <w:t xml:space="preserve">Need local fine-tuning and testing to avoid weak real-world performance (Ramcharan et al., 2019)</w:t>
             </w:r>
             <w:r>
               <w:rPr>
@@ -13418,7 +14634,7 @@
         <w:rPr>
           <w:rtl w:val="0"/>
         </w:rPr>
-        <w:t xml:space="preserve">The reviewed work, including offline field deployments in Tanzania and Kenya, shows that recognizing produce and crop conditions on an ordinary phone is technically feasible, but also that HarvestShelf AI should not rely blindly on a ready-made plant or fruit model. The real gap is not a lack of AI tools for produce in general; it is the lack of a focused, offline Android tool that uses local images and simple action categories to help small Rwandan sellers with everyday decisions. The freshness studies in Section 2.4.2 make this gap sharper: high accuracy has mostly been reported on clean images with simple fresh-or-rotten labels (Palakodati et al., 2020), performance drops when images and classes are more varied (Mukhiddinov et al., 2022), and limited data remains a major weakness of the field (Baglat et al., 2023). HarvestShelf AI therefore contributes three things: a locally collected image dataset, graded selling categories with an honest Uncertain option, and an evaluation on an ordinary Android phone with real sellers, rather than another accuracy score on studio photos. Starting with a short list of crops and testing carefully before expanding keeps the project realistic.</w:t>
+        <w:t xml:space="preserve">The reviewed work, including offline field deployments in Tanzania and Kenya, shows that judging produce and crop condition on an ordinary phone is technically feasible, but also that models trained on clean images lose accuracy on real-world photos (Mukhiddinov et al., 2022; Ramcharan et al., 2019) and that data for graded, local conditions is scarce (Baglat et al., 2023). The gap identified in Section 2.4.5 therefore turns into three design commitments: collect and label local market images, map visible condition to graded selling actions with an honest Uncertain option, and evaluate on an ordinary Android phone with real sellers. Starting with two crops and testing carefully before expanding keeps the project realistic.</w:t>
       </w:r>
       <w:r>
         <w:rPr>
@@ -13555,6 +14771,8 @@
     </w:p>
     <w:p>
       <w:pPr>
+        <w:keepNext/>
+        <w:spacing w:after="60" w:line="240" w:lineRule="auto"/>
         <w:jc w:val="center"/>
         <w:rPr/>
       </w:pPr>
@@ -13708,7 +14926,7 @@
         <w:rPr>
           <w:rtl w:val="0"/>
         </w:rPr>
-        <w:t xml:space="preserve">FR2: The app checks image quality and rejects images that are too dark, blurred, or of an unsupported produce type.</w:t>
+        <w:t xml:space="preserve">FR2: The app checks image quality and returns Uncertain for images that are too dark or blurred; photos of unsupported produce are caught by the model’s unusable class and also return Uncertain.</w:t>
       </w:r>
     </w:p>
     <w:p>
@@ -13741,7 +14959,7 @@
         <w:rPr>
           <w:rtl w:val="0"/>
         </w:rPr>
-        <w:t xml:space="preserve">FR5: The app saves each scan (produce type, category, confidence, and time) in local SQLite storage and lets the seller view past scans.</w:t>
+        <w:t xml:space="preserve">FR5: The app saves every scan, including Uncertain results (produce type if known, category, confidence, and time), in local SQLite storage and lets the seller view past scans.</w:t>
       </w:r>
     </w:p>
     <w:p>
@@ -13871,16 +15089,18 @@
         <w:rPr>
           <w:rtl w:val="0"/>
         </w:rPr>
-        <w:t xml:space="preserve">Figure 3 shows the system architecture, which is kept intentionally simple. The seller takes a photo or picks one from the phone’s gallery. The app resizes and adjusts the image, checks that it is clear enough to use, and runs the TensorFlow Lite model stored inside the app. A decision mapper then combines the model’s predicted class and confidence score with stored guidance rules and turns them into a practical action: Fresh, Sell Soon, Discount Today, Spoilage Risk, or Uncertain. The model file and the guidance rules (a small JSON file) are packaged with the app, and scan history is saved in a local SQLite database. When the app first opens, the guidance file is loaded into the GUIDANCE_RULE table, so that each saved scan can be linked to the rule behind its advice (Figure 7). Example guidance includes: for Sell Soon, place the item at the front of the stall and sell it first; for Discount Today, lower the price for a same-day sale; and for Spoilage Risk, remove it from normal sale and keep it away from fresh stock. No internet connection is used at any point while scanning or saving results.</w:t>
-      </w:r>
-      <w:r>
-        <w:rPr>
-          <w:rtl w:val="0"/>
-        </w:rPr>
-      </w:r>
-    </w:p>
-    <w:p>
-      <w:pPr>
+        <w:t xml:space="preserve">Figure 3 shows the system architecture, which is kept intentionally simple. The seller takes a photo or picks one from the phone’s gallery. The app first checks that the photo is bright and sharp enough to judge, then crops and resizes it and runs the TensorFlow Lite model stored inside the app. The model has nine output classes: the four actions for each of the two crops, plus an unusable class for unsupported produce and unusable photos. A decision mapper then combines the model’s predicted class and confidence score with stored guidance rules and turns them into a practical action: Fresh, Sell Soon, Discount Today, Spoilage Risk, or Uncertain. Uncertain is returned whenever the photo fails the quality check, the top class is unusable, or the confidence is below a threshold tuned on the validation set, and every scan, including Uncertain ones, is saved to the history. The model file and the guidance rules (a small JSON file) are packaged with the app, and scan history is saved in a local SQLite database. When the app first opens, the guidance file is loaded into the GUIDANCE_RULE table, so that each saved scan can be linked to the rule behind its advice (Figure 7). Example guidance includes: for Sell Soon, place the item at the front of the stall and sell it first; for Discount Today, lower the price for a same-day sale; and for Spoilage Risk, remove it from normal sale and keep it away from fresh stock. No internet connection is used at any point while scanning or saving results.</w:t>
+      </w:r>
+      <w:r>
+        <w:rPr>
+          <w:rtl w:val="0"/>
+        </w:rPr>
+      </w:r>
+    </w:p>
+    <w:p>
+      <w:pPr>
+        <w:keepNext/>
+        <w:spacing w:after="60" w:line="240" w:lineRule="auto"/>
         <w:jc w:val="center"/>
         <w:rPr/>
       </w:pPr>
@@ -13984,6 +15204,8 @@
     </w:p>
     <w:p>
       <w:pPr>
+        <w:keepNext/>
+        <w:spacing w:after="60" w:line="240" w:lineRule="auto"/>
         <w:jc w:val="center"/>
         <w:rPr/>
       </w:pPr>
@@ -14101,7 +15323,7 @@
         <w:rPr>
           <w:rtl w:val="0"/>
         </w:rPr>
-        <w:t xml:space="preserve">The main model candidate is EfficientNet-Lite0, fine-tuned on the project’s own images. It was chosen because it is built for phones and small devices and offers a good balance between accuracy and size. MobileNetV3-Small will serve as the baseline. The final choice between the two will rest on the project’s own results: macro-F1 score, recall for each category, model size, and how fast each runs on a real Android phone.</w:t>
+        <w:t xml:space="preserve">The main model candidate is EfficientNet-Lite0, fine-tuned on the project’s own images. It was chosen because it is built for phones and small devices and offers a good balance between accuracy and size, and Google’s LiteRT tooling documents how to retrain image classifiers of this kind and convert them for Android (Google AI Edge, 2026). MobileNetV3-Small will serve as the baseline. The final choice between the two will rest on the project’s own results: macro-F1 score, recall for each category, model size, and how fast each runs on a real Android phone.</w:t>
       </w:r>
       <w:r>
         <w:rPr>
@@ -14119,7 +15341,7 @@
         <w:rPr>
           <w:rtl w:val="0"/>
         </w:rPr>
-        <w:t xml:space="preserve">A dataset with fruits or plants in its name is not automatically right for this project. PlantVillage is about leaf disease, and Fruits-360 is about identifying which fruit is in a picture. Both are useful for background and for pre-training ideas, but neither can replace real market images for freshness sorting. The project will therefore collect and label its own local images for the chosen crops and action categories.</w:t>
+        <w:t xml:space="preserve">A dataset with fruits or plants in its name is not automatically right for this project. PlantVillage is about leaf disease (Mohanty et al., 2016), and Fruits-360 is about identifying which fruit is in a picture (Mureșan &amp; Oltean, 2018). Both are useful for background and for pre-training ideas, but neither can replace real market images for freshness sorting. The project will therefore collect and label its own local images for the chosen crops and action categories.</w:t>
       </w:r>
     </w:p>
     <w:p>
@@ -14201,7 +15423,7 @@
         <w:rPr>
           <w:rtl w:val="0"/>
         </w:rPr>
-        <w:t xml:space="preserve">The app will be built with Flutter for the user interface, the camera or image_picker package to capture or choose photos, the image package to resize and prepare them, tflite_flutter (or native TensorFlow Lite) to run the model, path_provider to manage local file paths, and sqflite to store scan records. All of these work fully offline on Android. Server-based options such as FastAPI, MongoDB, cloud dashboards, and online APIs are deliberately left out of this first version, because they would make the app depend on an internet connection.</w:t>
+        <w:t xml:space="preserve">The app will be built with Flutter (Flutter, 2026) for the user interface, the camera or image_picker package to capture or choose photos, the image package to resize and prepare them, tflite_flutter (pub.dev, 2026b) to run the model, path_provider to manage local file paths, and sqflite (pub.dev, 2026a) to store scan records. All of these work fully offline on Android. Server-based options such as FastAPI, MongoDB, cloud dashboards, and online APIs are deliberately left out of this first version, because they would make the app depend on an internet connection.</w:t>
       </w:r>
     </w:p>
     <w:p>
@@ -14295,7 +15517,7 @@
         <w:rPr>
           <w:rtl w:val="0"/>
         </w:rPr>
-        <w:t xml:space="preserve">Quality phase: blurred, very dark, and duplicate photos are removed or moved to the Uncertain class; images where the two labelers disagree are checked against the labeling guide and dropped if the disagreement cannot be settled; class balance is checked; and data is split by collection day so near-identical photos never appear in both training and test sets. Augmentation such as rotation, flipping, and brightness changes is applied to the training set only, and 5-fold cross-validation on the training data is used to tune settings before a single final run on the untouched test set.</w:t>
+        <w:t xml:space="preserve">Quality phase: blurred, very dark, and duplicate photos are removed or moved to the Uncertain class; images where the two labelers disagree are checked against the labeling guide and dropped if the disagreement cannot be settled; class balance is checked; and data is split by batch (one item or lot photographed on one day) so near-identical photos never appear in both training and test sets. Augmentation such as rotation, flipping, and brightness changes is applied to the training set only. Grouped 5-fold cross-validation over the training and validation batches is used only to compare candidate models with a stable estimate despite the small dataset; the fixed 70/15/15 split then trains the final model, tunes its confidence threshold on the validation part, and evaluates it once on the untouched test part.</w:t>
       </w:r>
     </w:p>
     <w:p>
@@ -14473,16 +15695,18 @@
         <w:rPr>
           <w:rtl w:val="0"/>
         </w:rPr>
-        <w:t xml:space="preserve">The diagrams below show how the prototype behaves and how its local data is organized. They deliberately cover only the offline mobile system, so that no cloud services or extra sensors creep into the design. Figures 5 to 8 show the use cases, the main classes, the local database, and the sequence of steps in a typical scan. Figure 9 shows the decision logic as an activity diagram, and Figure 10 sketches the three main screens.</w:t>
-      </w:r>
-      <w:r>
-        <w:rPr>
-          <w:rtl w:val="0"/>
-        </w:rPr>
-      </w:r>
-    </w:p>
-    <w:p>
-      <w:pPr>
+        <w:t xml:space="preserve">The diagrams below show how the prototype behaves and how its local data is organized. They deliberately cover only the offline mobile system, so that no cloud services or extra sensors creep into the design. Figures 5 to 8 show the use cases, the main classes, the local database, and the sequence of steps in a typical scan. Figure 9 shows the decision logic as an activity diagram, Figure 10 sketches the three main screens, and Figure 11 is a deployment diagram showing what runs on the developer’s computer and what is installed on the phone.</w:t>
+      </w:r>
+      <w:r>
+        <w:rPr>
+          <w:rtl w:val="0"/>
+        </w:rPr>
+      </w:r>
+    </w:p>
+    <w:p>
+      <w:pPr>
+        <w:keepNext/>
+        <w:spacing w:after="60" w:line="240" w:lineRule="auto"/>
         <w:jc w:val="center"/>
         <w:rPr/>
       </w:pPr>
@@ -14565,6 +15789,7 @@
     <w:p>
       <w:pPr>
         <w:keepNext w:val="1"/>
+        <w:spacing w:after="60" w:line="240" w:lineRule="auto"/>
         <w:jc w:val="center"/>
         <w:rPr/>
       </w:pPr>
@@ -14646,6 +15871,8 @@
     </w:p>
     <w:p>
       <w:pPr>
+        <w:keepNext/>
+        <w:spacing w:after="60" w:line="240" w:lineRule="auto"/>
         <w:jc w:val="center"/>
         <w:rPr/>
       </w:pPr>
@@ -14727,6 +15954,8 @@
     </w:p>
     <w:p>
       <w:pPr>
+        <w:keepNext/>
+        <w:spacing w:after="60" w:line="240" w:lineRule="auto"/>
         <w:jc w:val="center"/>
         <w:rPr/>
       </w:pPr>
@@ -14811,7 +16040,8 @@
     </w:p>
     <w:p>
       <w:pPr>
-        <w:spacing w:after="120" w:line="360" w:lineRule="auto"/>
+        <w:keepNext/>
+        <w:spacing w:after="120" w:line="240" w:lineRule="auto"/>
         <w:jc w:val="center"/>
         <w:rPr>
           <w:i w:val="1"/>
@@ -14829,7 +16059,7 @@
         </w:rPr>
         <w:drawing>
           <wp:inline distB="114300" distT="114300" distL="114300" distR="114300">
-            <wp:extent cx="5943600" cy="7962900"/>
+            <wp:extent cx="5052060" cy="6768465"/>
             <wp:effectExtent b="0" l="0" r="0" t="0"/>
             <wp:docPr id="10" name="image5.png"/>
             <a:graphic>
@@ -14849,7 +16079,7 @@
                   <pic:spPr>
                     <a:xfrm>
                       <a:off x="0" y="0"/>
-                      <a:ext cx="5943600" cy="7962900"/>
+                      <a:ext cx="5052060" cy="6768465"/>
                     </a:xfrm>
                     <a:prstGeom prst="rect"/>
                     <a:ln/>
@@ -14890,7 +16120,8 @@
     </w:p>
     <w:p>
       <w:pPr>
-        <w:spacing w:after="120" w:line="360" w:lineRule="auto"/>
+        <w:keepNext/>
+        <w:spacing w:after="120" w:line="240" w:lineRule="auto"/>
         <w:jc w:val="center"/>
         <w:rPr>
           <w:i w:val="1"/>
@@ -14965,6 +16196,86 @@
           <w:rtl w:val="0"/>
         </w:rPr>
         <w:t xml:space="preserve">Figure 10: Low-fidelity screen designs</w:t>
+      </w:r>
+    </w:p>
+    <w:p>
+      <w:pPr>
+        <w:keepNext/>
+        <w:spacing w:after="120" w:line="240" w:lineRule="auto"/>
+        <w:jc w:val="center"/>
+        <w:rPr>
+          <w:i w:val="1"/>
+          <w:iCs w:val="1"/>
+          <w:sz w:val="22"/>
+          <w:szCs w:val="22"/>
+        </w:rPr>
+      </w:pPr>
+      <w:r>
+        <w:rPr>
+          <w:i w:val="1"/>
+          <w:iCs w:val="1"/>
+          <w:sz w:val="22"/>
+          <w:szCs w:val="22"/>
+        </w:rPr>
+        <w:drawing>
+          <wp:inline distB="114300" distT="114300" distL="114300" distR="114300">
+            <wp:extent cx="5943600" cy="3343275"/>
+            <wp:effectExtent b="0" l="0" r="0" t="0"/>
+            <wp:docPr id="12" name="Figure 11"/>
+            <a:graphic>
+              <a:graphicData uri="http://schemas.openxmlformats.org/drawingml/2006/picture">
+                <pic:pic>
+                  <pic:nvPicPr>
+                    <pic:cNvPr id="12" name="image6.png"/>
+                    <pic:cNvPicPr preferRelativeResize="0"/>
+                  </pic:nvPicPr>
+                  <pic:blipFill>
+                    <a:blip r:embed="rId73"/>
+                    <a:srcRect b="0" l="0" r="0" t="0"/>
+                    <a:stretch>
+                      <a:fillRect/>
+                    </a:stretch>
+                  </pic:blipFill>
+                  <pic:spPr>
+                    <a:xfrm>
+                      <a:off x="0" y="0"/>
+                      <a:ext cx="5943600" cy="3343275"/>
+                    </a:xfrm>
+                    <a:prstGeom prst="rect"/>
+                    <a:ln/>
+                  </pic:spPr>
+                </pic:pic>
+              </a:graphicData>
+            </a:graphic>
+          </wp:inline>
+        </w:drawing>
+      </w:r>
+      <w:r>
+        <w:rPr>
+          <w:rtl w:val="0"/>
+        </w:rPr>
+      </w:r>
+    </w:p>
+    <w:p>
+      <w:pPr>
+        <w:spacing w:after="120" w:line="360" w:lineRule="auto"/>
+        <w:jc w:val="center"/>
+        <w:rPr>
+          <w:i w:val="1"/>
+          <w:iCs w:val="1"/>
+          <w:sz w:val="22"/>
+          <w:szCs w:val="22"/>
+        </w:rPr>
+      </w:pPr>
+      <w:r>
+        <w:rPr>
+          <w:i w:val="1"/>
+          <w:iCs w:val="1"/>
+          <w:sz w:val="22"/>
+          <w:szCs w:val="22"/>
+          <w:rtl w:val="0"/>
+        </w:rPr>
+        <w:t xml:space="preserve">Figure 11: UML deployment diagram</w:t>
       </w:r>
     </w:p>
     <w:p>
@@ -15870,7 +17181,7 @@
         <w:rPr>
           <w:rtl w:val="0"/>
         </w:rPr>
-        <w:t xml:space="preserve">Data collection will be small but carefully organized. It will start with tomatoes and green (cooking) bananas, since both have Rwanda-specific loss evidence and visible signs of quality change. A third crop, such as leafy greens, carrots, or cabbage, will be added only if enough clear images and consistent labels can be collected. Photos will be taken in real market conditions, either with the seller’s permission or using produce bought for the purpose. A written label guide will define each category before labeling begins: Fresh means normal selling quality; Sell Soon means early visible change but still clearly usable; Discount Today means a clear decline that calls for a quick sale; Spoilage Risk means visible mold-like marks, severe bruising, rot, or unacceptable deterioration; and Uncertain is used when the image is unclear or unsupported, or the model is not confident enough.</w:t>
+        <w:t xml:space="preserve">Data collection will be small but carefully organized. It will start with tomatoes and green (cooking) bananas, since both have Rwanda-specific loss evidence and visible signs of quality change. A third crop is a stretch goal only (Section 1.5). Photos will be taken in real market conditions, either with the seller’s permission or using produce bought for the purpose. Because Discount Today and Spoilage Risk items are rare at any one stall, small batches of tomatoes and green bananas will also be bought, kept under normal stall conditions, and photographed once a day until they spoil, so that one purchase covers all four categories; each item on each day is recorded as one batch (budget line “Produce samples” in Table 1). A written label guide will define each category before labeling begins: Fresh means normal selling quality; Sell Soon means early visible change but still clearly usable; Discount Today means a clear decline that calls for a quick sale; Spoilage Risk means visible mold-like marks, severe bruising, rot, or unacceptable deterioration; and Uncertain is used when the image is unclear or unsupported, or the model is not confident enough.</w:t>
       </w:r>
       <w:r>
         <w:rPr>
@@ -15896,7 +17207,7 @@
         <w:rPr>
           <w:rtl w:val="0"/>
         </w:rPr>
-        <w:t xml:space="preserve">Images will be divided into training and test groups by produce batch, seller session, or collection day, rather than at random. This prevents data leakage, a common trap where nearly identical photos end up in both groups and make the model look better than it really is. Simple augmentation, such as changing brightness, rotating, or cropping images, may be used during training, but the test set will stay untouched until the final evaluation.</w:t>
+        <w:t xml:space="preserve">Images will be divided into training and test groups by batch, where a batch is one item or lot photographed on one day at one stall, rather than at random. This prevents data leakage, a common trap where nearly identical photos end up in both groups and make the model look better than it really is. Simple augmentation, such as changing brightness, rotating, or cropping images, may be used during training, but the test set will stay untouched until the final evaluation.</w:t>
       </w:r>
       <w:r>
         <w:rPr>
@@ -15914,7 +17225,7 @@
         <w:rPr>
           <w:rtl w:val="0"/>
         </w:rPr>
-        <w:t xml:space="preserve">The sampling strategy is purposive, because the study needs images and participants that match the selected produce types and market setting rather than a statistically representative national sample. Images will be collected from at least three market sites across Nyabihu and Rusizi districts on at least five different days, so that the dataset covers different lighting, backgrounds, varieties, and stages of deterioration. The target is at least 300 usable images per action category for each produce type, giving roughly 2,400 labeled images for tomatoes and green bananas combined; Uncertain examples will include blurred, dark, and unsupported images. Images will be split into about 70% training, 15% validation, and 15% testing by collection day or batch. A few hundred labeled images per class is a practical starting point when fine-tuning a pretrained network with transfer learning, because mainly the final layers must adapt to the new classes; the target will be raised if validation results show that the model needs more data. For comparison, Palakodati et al. (2020) used about 1,000 images per class across six fresh and rotten classes, so the 300-image minimum is treated as a floor rather than an ideal. Collection will be planned as at least two visits to each district during Month 2, and any shortfall will be filled at the start of Month 3.</w:t>
+        <w:t xml:space="preserve">The sampling strategy is purposive, because the study needs images and participants that match the selected produce types and market setting rather than a statistically representative national sample. Images will be collected from at least three market sites across Nyabihu and Rusizi districts on at least five different days, so that the dataset covers different lighting, backgrounds, varieties, and stages of deterioration. The target is at least 300 usable images per action category for each produce type, giving roughly 2,400 labeled images for tomatoes and green bananas combined; Uncertain examples will include blurred, dark, and unsupported images. Images will be split into about 70% training, 15% validation, and 15% testing by batch. With at least three markets, at least five collection days, and several stalls or purchased lots per visit, at least 60 batches are expected, enough for every split to contain whole batches from each category. A few hundred labeled images per class is a practical starting point when fine-tuning a pretrained network with transfer learning, because mainly the final layers must adapt to the new classes; the target will be raised if validation results show that the model needs more data. For comparison, Palakodati et al. (2020) used about 1,000 images per class across six fresh and rotten classes, so the 300-image minimum is treated as a floor rather than an ideal. Collection will be planned as at least two visits to each district during Month 2, and any shortfall will be filled at the start of Month 3.</w:t>
       </w:r>
     </w:p>
     <w:p>
@@ -15940,7 +17251,7 @@
         <w:rPr>
           <w:rtl w:val="0"/>
         </w:rPr>
-        <w:t xml:space="preserve">For user evaluation, at least 15 fresh-produce sellers will be selected purposively from the same markets, including sellers of different ages and levels of smartphone experience. Fifteen participants is a typical size for a formative usability test of a prototype: Nielsen and Landauer (1993) showed that most usability problems are found with a small number of test users, so this sample is large enough to reveal the most common usability problems and to report a meaningful SUS average, while remaining feasible within the participant appreciation budget in Table 1. Inclusion criteria are that the participant sells tomatoes or bananas, uses an Android phone, and gives informed consent. Each participant will complete a short set of scanning tasks while task success rate and time on task are recorded, followed by the ten-item System Usability Scale (SUS) questionnaire and two open questions about the clarity of the result screen. SUS scores will be calculated with the standard scoring method and reported as a mean and range, task success rate and time on task will be summarized descriptively, and answers to the open questions will be grouped into common themes.</w:t>
+        <w:t xml:space="preserve">For user evaluation, 18 fresh-produce sellers will be recruited purposively from the same markets, so that at least 15 complete both sessions, including sellers of different ages and levels of smartphone experience. Fifteen participants is a typical size for a formative usability test of a prototype: Nielsen and Landauer (1993) showed that most usability problems are found with a small number of test users, so this sample is large enough to reveal the most common usability problems and to report a meaningful SUS average, while remaining feasible within the participant appreciation budget in Table 1. Inclusion criteria are that the participant sells tomatoes or bananas, uses an Android phone, and gives informed consent. Each participant will complete a short set of scanning tasks while task success rate and time on task are recorded, followed by the ten-item System Usability Scale (SUS) questionnaire and two open questions about the clarity of the result screen. SUS scores will be calculated with the standard scoring method and reported as a mean and range, task success rate and time on task will be summarized descriptively, and answers to the open questions will be grouped into common themes.</w:t>
       </w:r>
     </w:p>
     <w:p>
@@ -15953,7 +17264,20 @@
         <w:rPr>
           <w:rtl w:val="0"/>
         </w:rPr>
-        <w:t xml:space="preserve">The technical evaluation will report accuracy, macro-F1 (an average score that treats every category equally, even rare ones), precision and recall for each category, a confusion matrix showing which categories get mixed up, the model’s size, and how long it takes to process a photo on at least one Android phone. Macro-F1 and per-category recall matter most because some categories may have fewer images, and because missing a Spoilage Risk item is more serious than confusing two similar selling categories. A short task test and questionnaire with sellers will then check whether the result screen, action words, and history page make sense to the people who will actually use them.</w:t>
+        <w:t xml:space="preserve">Agreement study (Objective 4). To test whether the app reduces the real problem, the same sellers will sort produce with and without the app. Two reference labelers, an agricultural extension officer and an experienced produce wholesaler, will first label every item independently with the labeling guide and agree on a consensus label for each, which serves as the expert label. Two matched sets of 20 items (10 tomatoes and 10 green-banana hands each, with the same mix of expert labels) will be prepared from the purchased batches. Each seller will sort one set by eye and the other with the app, with the order of the two conditions and the assignment of sets counterbalanced across sellers, so that learning and set difficulty do not favor either condition. For each seller and condition, agreement is the percentage of items whose action matches the expert label. The paired difference (with the app minus without) will be reported as a mean with a 95% confidence interval and tested with a Wilcoxon signed-rank test (Wilcoxon, 1945), which suits a small number of paired observations without assuming normality. A simulation of this test shows that, if the improvement varies between sellers with a standard deviation of 20 percentage points, 18 sellers give about 83% power to detect the 15-point target at a two-sided significance level of 0.05, and 15 sellers about 74%; the achieved number of sellers and the observed variation will be reported with the result. The target is met if the mean improvement is at least 15 percentage points.</w:t>
+      </w:r>
+    </w:p>
+    <w:p>
+      <w:pPr>
+        <w:spacing w:after="120" w:line="360" w:lineRule="auto"/>
+        <w:jc w:val="both"/>
+        <w:rPr/>
+      </w:pPr>
+      <w:r>
+        <w:rPr>
+          <w:rtl w:val="0"/>
+        </w:rPr>
+        <w:t xml:space="preserve">The technical evaluation will report accuracy, macro-F1 (an average score that treats every category equally, even rare ones), precision and recall for each category, a confusion matrix showing which categories get mixed up, a reliability plot showing whether confidence scores can be trusted, the model’s size, and how long it takes to process a photo. Inference time will be measured in a release build on at least one Android phone with 3–4 GB RAM, as the median and 95th percentile of at least 50 timed runs on test images after two warm-up runs. Macro-F1 and per-category recall matter most because some categories may have fewer images, and because missing a Spoilage Risk item is more serious than confusing two similar selling categories.</w:t>
       </w:r>
     </w:p>
     <w:p>
@@ -16068,10 +17392,36 @@
         <w:rPr>
           <w:sz w:val="22"/>
           <w:szCs w:val="22"/>
-          <w:rtl w:val="0"/>
-        </w:rPr>
-        <w:t xml:space="preserve">AgShift. (2026). AI-powered food quality inspection solutions. Retrieved October 9, 2026, from https://www.agshift.com/</w:t>
-      </w:r>
+        </w:rPr>
+        <w:t xml:space="preserve">AgShift. (2026). </w:t>
+      </w:r>
+      <w:r>
+        <w:rPr>
+          <w:i w:val="1"/>
+          <w:iCs w:val="1"/>
+          <w:sz w:val="22"/>
+          <w:szCs w:val="22"/>
+        </w:rPr>
+        <w:t xml:space="preserve">AI-powered food quality inspection solutions</w:t>
+      </w:r>
+      <w:r>
+        <w:rPr>
+          <w:sz w:val="22"/>
+          <w:szCs w:val="22"/>
+        </w:rPr>
+        <w:t xml:space="preserve">. Retrieved October 9, 2026, from </w:t>
+      </w:r>
+      <w:hyperlink r:id="rId53">
+        <w:r>
+          <w:rPr>
+            <w:color w:val="1155cc"/>
+            <w:sz w:val="22"/>
+            <w:szCs w:val="22"/>
+            <w:u w:val="single"/>
+          </w:rPr>
+          <w:t xml:space="preserve">https://www.agshift.com/</w:t>
+        </w:r>
+      </w:hyperlink>
     </w:p>
     <w:p>
       <w:pPr>
@@ -16087,9 +17437,24 @@
         <w:rPr>
           <w:sz w:val="22"/>
           <w:szCs w:val="22"/>
-          <w:rtl w:val="0"/>
-        </w:rPr>
-        <w:t xml:space="preserve">Baglat, P., Hayat, A., Mendonça, F., Gupta, A., Mostafa, S. S., &amp; Morgado-Dias, F. (2023). Non-destructive banana ripeness detection using shallow and deep learning: A systematic review. Sensors, 23(2), 738. </w:t>
+        </w:rPr>
+        <w:t xml:space="preserve">Baglat, P., Hayat, A., Mendonça, F., Gupta, A., Mostafa, S. S., &amp; Morgado-Dias, F. (2023). Non-destructive banana ripeness detection using shallow and deep learning: A systematic review. </w:t>
+      </w:r>
+      <w:r>
+        <w:rPr>
+          <w:i w:val="1"/>
+          <w:iCs w:val="1"/>
+          <w:sz w:val="22"/>
+          <w:szCs w:val="22"/>
+        </w:rPr>
+        <w:t xml:space="preserve">Sensors, 23</w:t>
+      </w:r>
+      <w:r>
+        <w:rPr>
+          <w:sz w:val="22"/>
+          <w:szCs w:val="22"/>
+        </w:rPr>
+        <w:t xml:space="preserve">(2), 738. </w:t>
       </w:r>
       <w:hyperlink r:id="rId17">
         <w:r>
@@ -16098,16 +17463,10 @@
             <w:sz w:val="22"/>
             <w:szCs w:val="22"/>
             <w:u w:val="single"/>
-            <w:rtl w:val="0"/>
           </w:rPr>
           <w:t xml:space="preserve">https://doi.org/10.3390/s23020738</w:t>
         </w:r>
       </w:hyperlink>
-      <w:r>
-        <w:rPr>
-          <w:rtl w:val="0"/>
-        </w:rPr>
-      </w:r>
     </w:p>
     <w:p>
       <w:pPr>
@@ -16123,9 +17482,24 @@
         <w:rPr>
           <w:sz w:val="22"/>
           <w:szCs w:val="22"/>
-          <w:rtl w:val="0"/>
-        </w:rPr>
-        <w:t xml:space="preserve">Bangor, A., Kortum, P., &amp; Miller, J. (2009). Determining what individual SUS scores mean: Adding an adjective rating scale. Journal of Usability Studies, 4(3), 114–123. </w:t>
+        </w:rPr>
+        <w:t xml:space="preserve">Bangor, A., Kortum, P., &amp; Miller, J. (2009). Determining what individual SUS scores mean: Adding an adjective rating scale. </w:t>
+      </w:r>
+      <w:r>
+        <w:rPr>
+          <w:i w:val="1"/>
+          <w:iCs w:val="1"/>
+          <w:sz w:val="22"/>
+          <w:szCs w:val="22"/>
+        </w:rPr>
+        <w:t xml:space="preserve">Journal of Usability Studies, 4</w:t>
+      </w:r>
+      <w:r>
+        <w:rPr>
+          <w:sz w:val="22"/>
+          <w:szCs w:val="22"/>
+        </w:rPr>
+        <w:t xml:space="preserve">(3), 114–123. </w:t>
       </w:r>
       <w:hyperlink r:id="rId18">
         <w:r>
@@ -16134,16 +17508,10 @@
             <w:sz w:val="22"/>
             <w:szCs w:val="22"/>
             <w:u w:val="single"/>
-            <w:rtl w:val="0"/>
           </w:rPr>
           <w:t xml:space="preserve">https://uxpajournal.org/wp-content/uploads/sites/7/pdf/JUS_Bangor_May2009.pdf</w:t>
         </w:r>
       </w:hyperlink>
-      <w:r>
-        <w:rPr>
-          <w:rtl w:val="0"/>
-        </w:rPr>
-      </w:r>
     </w:p>
     <w:p>
       <w:pPr>
@@ -16159,15 +17527,36 @@
         <w:rPr>
           <w:sz w:val="22"/>
           <w:szCs w:val="22"/>
-          <w:rtl w:val="0"/>
-        </w:rPr>
-        <w:t xml:space="preserve">Begum, N., &amp; Hazarika, M. K. (2025). Spoilage detection of tomatoes using a convolutional neural network. Research in Agricultural Engineering, 71(2), 80–87. https://doi.org/10.17221/31/2024-RAE</w:t>
-      </w:r>
-      <w:r>
-        <w:rPr>
-          <w:rtl w:val="0"/>
-        </w:rPr>
-      </w:r>
+        </w:rPr>
+        <w:t xml:space="preserve">Begum, N., &amp; Hazarika, M. K. (2025). Spoilage detection of tomatoes using a convolutional neural network. </w:t>
+      </w:r>
+      <w:r>
+        <w:rPr>
+          <w:i w:val="1"/>
+          <w:iCs w:val="1"/>
+          <w:sz w:val="22"/>
+          <w:szCs w:val="22"/>
+        </w:rPr>
+        <w:t xml:space="preserve">Research in Agricultural Engineering, 71</w:t>
+      </w:r>
+      <w:r>
+        <w:rPr>
+          <w:sz w:val="22"/>
+          <w:szCs w:val="22"/>
+        </w:rPr>
+        <w:t xml:space="preserve">(2), 80–87. </w:t>
+      </w:r>
+      <w:hyperlink r:id="rId54">
+        <w:r>
+          <w:rPr>
+            <w:color w:val="1155cc"/>
+            <w:sz w:val="22"/>
+            <w:szCs w:val="22"/>
+            <w:u w:val="single"/>
+          </w:rPr>
+          <w:t xml:space="preserve">https://doi.org/10.17221/31/2024-RAE</w:t>
+        </w:r>
+      </w:hyperlink>
     </w:p>
     <w:p>
       <w:pPr>
@@ -16183,9 +17572,24 @@
         <w:rPr>
           <w:sz w:val="22"/>
           <w:szCs w:val="22"/>
-          <w:rtl w:val="0"/>
-        </w:rPr>
-        <w:t xml:space="preserve">Bhargava, A., &amp; Bansal, A. (2021). Fruits and vegetables quality evaluation using computer vision: A review. Journal of King Saud University - Computer and Information Sciences, 33(3), 243–257. </w:t>
+        </w:rPr>
+        <w:t xml:space="preserve">Bhargava, A., &amp; Bansal, A. (2021). Fruits and vegetables quality evaluation using computer vision: A review. </w:t>
+      </w:r>
+      <w:r>
+        <w:rPr>
+          <w:i w:val="1"/>
+          <w:iCs w:val="1"/>
+          <w:sz w:val="22"/>
+          <w:szCs w:val="22"/>
+        </w:rPr>
+        <w:t xml:space="preserve">Journal of King Saud University - Computer and Information Sciences, 33</w:t>
+      </w:r>
+      <w:r>
+        <w:rPr>
+          <w:sz w:val="22"/>
+          <w:szCs w:val="22"/>
+        </w:rPr>
+        <w:t xml:space="preserve">(3), 243–257. </w:t>
       </w:r>
       <w:hyperlink r:id="rId19">
         <w:r>
@@ -16194,16 +17598,10 @@
             <w:sz w:val="22"/>
             <w:szCs w:val="22"/>
             <w:u w:val="single"/>
-            <w:rtl w:val="0"/>
           </w:rPr>
           <w:t xml:space="preserve">https://doi.org/10.1016/j.jksuci.2018.06.002</w:t>
         </w:r>
       </w:hyperlink>
-      <w:r>
-        <w:rPr>
-          <w:rtl w:val="0"/>
-        </w:rPr>
-      </w:r>
     </w:p>
     <w:p>
       <w:pPr>
@@ -16219,9 +17617,24 @@
         <w:rPr>
           <w:sz w:val="22"/>
           <w:szCs w:val="22"/>
-          <w:rtl w:val="0"/>
-        </w:rPr>
-        <w:t xml:space="preserve">Clarifruit. (2026). Fresh produce quality control platform. Retrieved October 9, 2026, from </w:t>
+        </w:rPr>
+        <w:t xml:space="preserve">Clarifruit. (2026). </w:t>
+      </w:r>
+      <w:r>
+        <w:rPr>
+          <w:i w:val="1"/>
+          <w:iCs w:val="1"/>
+          <w:sz w:val="22"/>
+          <w:szCs w:val="22"/>
+        </w:rPr>
+        <w:t xml:space="preserve">Fresh produce quality control platform</w:t>
+      </w:r>
+      <w:r>
+        <w:rPr>
+          <w:sz w:val="22"/>
+          <w:szCs w:val="22"/>
+        </w:rPr>
+        <w:t xml:space="preserve">. Retrieved October 9, 2026, from </w:t>
       </w:r>
       <w:hyperlink r:id="rId20">
         <w:r>
@@ -16230,16 +17643,10 @@
             <w:sz w:val="22"/>
             <w:szCs w:val="22"/>
             <w:u w:val="single"/>
-            <w:rtl w:val="0"/>
           </w:rPr>
           <w:t xml:space="preserve">https://www.clarifruit.com/</w:t>
         </w:r>
       </w:hyperlink>
-      <w:r>
-        <w:rPr>
-          <w:rtl w:val="0"/>
-        </w:rPr>
-      </w:r>
     </w:p>
     <w:p>
       <w:pPr>
@@ -16255,10 +17662,36 @@
         <w:rPr>
           <w:sz w:val="22"/>
           <w:szCs w:val="22"/>
-          <w:rtl w:val="0"/>
-        </w:rPr>
-        <w:t xml:space="preserve">Elinisa, C. A., &amp; Mduma, N. (2024). Mobile-based convolutional neural network model for the early identification of banana diseases. Smart Agricultural Technology, 7, 100423. https://doi.org/10.1016/j.atech.2024.100423</w:t>
-      </w:r>
+        </w:rPr>
+        <w:t xml:space="preserve">Elinisa, C. A., &amp; Mduma, N. (2024). Mobile-based convolutional neural network model for the early identification of banana diseases. </w:t>
+      </w:r>
+      <w:r>
+        <w:rPr>
+          <w:i w:val="1"/>
+          <w:iCs w:val="1"/>
+          <w:sz w:val="22"/>
+          <w:szCs w:val="22"/>
+        </w:rPr>
+        <w:t xml:space="preserve">Smart Agricultural Technology, 7</w:t>
+      </w:r>
+      <w:r>
+        <w:rPr>
+          <w:sz w:val="22"/>
+          <w:szCs w:val="22"/>
+        </w:rPr>
+        <w:t xml:space="preserve">, 100423. </w:t>
+      </w:r>
+      <w:hyperlink r:id="rId55">
+        <w:r>
+          <w:rPr>
+            <w:color w:val="1155cc"/>
+            <w:sz w:val="22"/>
+            <w:szCs w:val="22"/>
+            <w:u w:val="single"/>
+          </w:rPr>
+          <w:t xml:space="preserve">https://doi.org/10.1016/j.atech.2024.100423</w:t>
+        </w:r>
+      </w:hyperlink>
     </w:p>
     <w:p>
       <w:pPr>
@@ -16274,10 +17707,36 @@
         <w:rPr>
           <w:sz w:val="22"/>
           <w:szCs w:val="22"/>
-          <w:rtl w:val="0"/>
-        </w:rPr>
-        <w:t xml:space="preserve">Flutter. (2026). Flutter documentation. Retrieved October 9, 2026, from https://docs.flutter.dev/</w:t>
-      </w:r>
+        </w:rPr>
+        <w:t xml:space="preserve">Flutter. (2026). </w:t>
+      </w:r>
+      <w:r>
+        <w:rPr>
+          <w:i w:val="1"/>
+          <w:iCs w:val="1"/>
+          <w:sz w:val="22"/>
+          <w:szCs w:val="22"/>
+        </w:rPr>
+        <w:t xml:space="preserve">Flutter documentation</w:t>
+      </w:r>
+      <w:r>
+        <w:rPr>
+          <w:sz w:val="22"/>
+          <w:szCs w:val="22"/>
+        </w:rPr>
+        <w:t xml:space="preserve">. Retrieved October 9, 2026, from </w:t>
+      </w:r>
+      <w:hyperlink r:id="rId56">
+        <w:r>
+          <w:rPr>
+            <w:color w:val="1155cc"/>
+            <w:sz w:val="22"/>
+            <w:szCs w:val="22"/>
+            <w:u w:val="single"/>
+          </w:rPr>
+          <w:t xml:space="preserve">https://docs.flutter.dev/</w:t>
+        </w:r>
+      </w:hyperlink>
     </w:p>
     <w:p>
       <w:pPr>
@@ -16293,9 +17752,24 @@
         <w:rPr>
           <w:sz w:val="22"/>
           <w:szCs w:val="22"/>
-          <w:rtl w:val="0"/>
-        </w:rPr>
-        <w:t xml:space="preserve">Food and Agriculture Organization of the United Nations. (n.d.-a). Small-scale postharvest handling practices: Chapter 5, decay and insect control. </w:t>
+        </w:rPr>
+        <w:t xml:space="preserve">Food and Agriculture Organization of the United Nations. (n.d.). </w:t>
+      </w:r>
+      <w:r>
+        <w:rPr>
+          <w:i w:val="1"/>
+          <w:iCs w:val="1"/>
+          <w:sz w:val="22"/>
+          <w:szCs w:val="22"/>
+        </w:rPr>
+        <w:t xml:space="preserve">Small-scale postharvest handling practices: Chapter 5, decay and insect control</w:t>
+      </w:r>
+      <w:r>
+        <w:rPr>
+          <w:sz w:val="22"/>
+          <w:szCs w:val="22"/>
+        </w:rPr>
+        <w:t xml:space="preserve">. </w:t>
       </w:r>
       <w:hyperlink r:id="rId21">
         <w:r>
@@ -16304,16 +17778,10 @@
             <w:sz w:val="22"/>
             <w:szCs w:val="22"/>
             <w:u w:val="single"/>
-            <w:rtl w:val="0"/>
           </w:rPr>
           <w:t xml:space="preserve">https://www.fao.org/4/ae075e/ae075e11.htm</w:t>
         </w:r>
       </w:hyperlink>
-      <w:r>
-        <w:rPr>
-          <w:rtl w:val="0"/>
-        </w:rPr>
-      </w:r>
     </w:p>
     <w:p>
       <w:pPr>
@@ -16329,9 +17797,24 @@
         <w:rPr>
           <w:sz w:val="22"/>
           <w:szCs w:val="22"/>
-          <w:rtl w:val="0"/>
-        </w:rPr>
-        <w:t xml:space="preserve">Fruitnet. (n.d.). Australian company’s technology detects defects and evaluates freshness. Produce Plus. Retrieved October 9, 2026, from https://fruitnet</w:t>
+        </w:rPr>
+        <w:t xml:space="preserve">Fruitnet. (n.d.). </w:t>
+      </w:r>
+      <w:r>
+        <w:rPr>
+          <w:i w:val="1"/>
+          <w:iCs w:val="1"/>
+          <w:sz w:val="22"/>
+          <w:szCs w:val="22"/>
+        </w:rPr>
+        <w:t xml:space="preserve">Australian company’s technology detects defects and evaluates freshness</w:t>
+      </w:r>
+      <w:r>
+        <w:rPr>
+          <w:sz w:val="22"/>
+          <w:szCs w:val="22"/>
+        </w:rPr>
+        <w:t xml:space="preserve">. Produce Plus. Retrieved October 9, 2026, from </w:t>
       </w:r>
       <w:hyperlink r:id="rId22">
         <w:r>
@@ -16340,16 +17823,10 @@
             <w:sz w:val="22"/>
             <w:szCs w:val="22"/>
             <w:u w:val="single"/>
-            <w:rtl w:val="0"/>
           </w:rPr>
-          <w:t xml:space="preserve">.com/produce-plus/gomicro-ai-tech-enhances-leafy-green-quality-assessment/262288.article</w:t>
+          <w:t xml:space="preserve">https://fruitnet.com/produce-plus/gomicro-ai-tech-enhances-leafy-green-quality-assessment/262288.article</w:t>
         </w:r>
       </w:hyperlink>
-      <w:r>
-        <w:rPr>
-          <w:rtl w:val="0"/>
-        </w:rPr>
-      </w:r>
     </w:p>
     <w:p>
       <w:pPr>
@@ -16365,15 +17842,36 @@
         <w:rPr>
           <w:sz w:val="22"/>
           <w:szCs w:val="22"/>
-          <w:rtl w:val="0"/>
-        </w:rPr>
-        <w:t xml:space="preserve">Geifman, Y., &amp; El-Yaniv, R. (2017). Selective classification for deep neural networks. In Advances in Neural Information Processing Systems 30. https://papers.nips.cc/paper_files/paper/2017/file/4a8423d5e91fda00bb7e46540e2b0cf1-Paper.pdf</w:t>
-      </w:r>
-      <w:r>
-        <w:rPr>
-          <w:rtl w:val="0"/>
-        </w:rPr>
-      </w:r>
+        </w:rPr>
+        <w:t xml:space="preserve">Geifman, Y., &amp; El-Yaniv, R. (2017). Selective classification for deep neural networks. In </w:t>
+      </w:r>
+      <w:r>
+        <w:rPr>
+          <w:i w:val="1"/>
+          <w:iCs w:val="1"/>
+          <w:sz w:val="22"/>
+          <w:szCs w:val="22"/>
+        </w:rPr>
+        <w:t xml:space="preserve">Advances in Neural Information Processing Systems 30</w:t>
+      </w:r>
+      <w:r>
+        <w:rPr>
+          <w:sz w:val="22"/>
+          <w:szCs w:val="22"/>
+        </w:rPr>
+        <w:t xml:space="preserve">. </w:t>
+      </w:r>
+      <w:hyperlink r:id="rId57">
+        <w:r>
+          <w:rPr>
+            <w:color w:val="1155cc"/>
+            <w:sz w:val="22"/>
+            <w:szCs w:val="22"/>
+            <w:u w:val="single"/>
+          </w:rPr>
+          <w:t xml:space="preserve">https://papers.nips.cc/paper_files/paper/2017/file/4a8423d5e91fda00bb7e46540e2b0cf1-Paper.pdf</w:t>
+        </w:r>
+      </w:hyperlink>
     </w:p>
     <w:p>
       <w:pPr>
@@ -16389,9 +17887,24 @@
         <w:rPr>
           <w:sz w:val="22"/>
           <w:szCs w:val="22"/>
-          <w:rtl w:val="0"/>
-        </w:rPr>
-        <w:t xml:space="preserve">Gisubizo, F., Dushimimana, O., Dushimimana, A., &amp; Agbolosoo, J. A. (2026). Post-harvest losses of perishable vegetables and their contribution to household dietary gaps in Kamonyi District, Rwanda. BMC Public Health, 26, 1575. </w:t>
+        </w:rPr>
+        <w:t xml:space="preserve">Gisubizo, F., Dushimimana, O., Dushimimana, A., &amp; Agbolosoo, J. A. (2026). Post-harvest losses of perishable vegetables and their contribution to household dietary gaps in Kamonyi District, Rwanda. </w:t>
+      </w:r>
+      <w:r>
+        <w:rPr>
+          <w:i w:val="1"/>
+          <w:iCs w:val="1"/>
+          <w:sz w:val="22"/>
+          <w:szCs w:val="22"/>
+        </w:rPr>
+        <w:t xml:space="preserve">BMC Public Health, 26</w:t>
+      </w:r>
+      <w:r>
+        <w:rPr>
+          <w:sz w:val="22"/>
+          <w:szCs w:val="22"/>
+        </w:rPr>
+        <w:t xml:space="preserve">, 1575. </w:t>
       </w:r>
       <w:hyperlink r:id="rId23">
         <w:r>
@@ -16400,16 +17913,10 @@
             <w:sz w:val="22"/>
             <w:szCs w:val="22"/>
             <w:u w:val="single"/>
-            <w:rtl w:val="0"/>
           </w:rPr>
           <w:t xml:space="preserve">https://doi.org/10.1186/s12889-026-27214-6</w:t>
         </w:r>
       </w:hyperlink>
-      <w:r>
-        <w:rPr>
-          <w:rtl w:val="0"/>
-        </w:rPr>
-      </w:r>
     </w:p>
     <w:p>
       <w:pPr>
@@ -16425,9 +17932,24 @@
         <w:rPr>
           <w:sz w:val="22"/>
           <w:szCs w:val="22"/>
-          <w:rtl w:val="0"/>
-        </w:rPr>
-        <w:t xml:space="preserve">Google. (2020, March). Higher accuracy on vision models with EfficientNet-Lite. TensorFlow Blog. </w:t>
+        </w:rPr>
+        <w:t xml:space="preserve">Google. (2020, March). </w:t>
+      </w:r>
+      <w:r>
+        <w:rPr>
+          <w:i w:val="1"/>
+          <w:iCs w:val="1"/>
+          <w:sz w:val="22"/>
+          <w:szCs w:val="22"/>
+        </w:rPr>
+        <w:t xml:space="preserve">Higher accuracy on vision models with EfficientNet-Lite</w:t>
+      </w:r>
+      <w:r>
+        <w:rPr>
+          <w:sz w:val="22"/>
+          <w:szCs w:val="22"/>
+        </w:rPr>
+        <w:t xml:space="preserve">. TensorFlow Blog. </w:t>
       </w:r>
       <w:hyperlink r:id="rId24">
         <w:r>
@@ -16436,16 +17958,10 @@
             <w:sz w:val="22"/>
             <w:szCs w:val="22"/>
             <w:u w:val="single"/>
-            <w:rtl w:val="0"/>
           </w:rPr>
           <w:t xml:space="preserve">https://blog.tensorflow.org/2020/03/higher-accuracy-on-vision-models-with-efficientnet-lite.html</w:t>
         </w:r>
       </w:hyperlink>
-      <w:r>
-        <w:rPr>
-          <w:rtl w:val="0"/>
-        </w:rPr>
-      </w:r>
     </w:p>
     <w:p>
       <w:pPr>
@@ -16461,9 +17977,24 @@
         <w:rPr>
           <w:sz w:val="22"/>
           <w:szCs w:val="22"/>
-          <w:rtl w:val="0"/>
-        </w:rPr>
-        <w:t xml:space="preserve">Google AI Edge. (2026). Image classification with TensorFlow Lite / LiteRT Model Maker. Retrieved October 9, 2026, from https://developers</w:t>
+        </w:rPr>
+        <w:t xml:space="preserve">Google AI Edge. (2026). </w:t>
+      </w:r>
+      <w:r>
+        <w:rPr>
+          <w:i w:val="1"/>
+          <w:iCs w:val="1"/>
+          <w:sz w:val="22"/>
+          <w:szCs w:val="22"/>
+        </w:rPr>
+        <w:t xml:space="preserve">Image classification with TensorFlow Lite / LiteRT Model Maker</w:t>
+      </w:r>
+      <w:r>
+        <w:rPr>
+          <w:sz w:val="22"/>
+          <w:szCs w:val="22"/>
+        </w:rPr>
+        <w:t xml:space="preserve">. Retrieved October 9, 2026, from </w:t>
       </w:r>
       <w:hyperlink r:id="rId25">
         <w:r>
@@ -16472,16 +18003,10 @@
             <w:sz w:val="22"/>
             <w:szCs w:val="22"/>
             <w:u w:val="single"/>
-            <w:rtl w:val="0"/>
           </w:rPr>
-          <w:t xml:space="preserve">.google.com/edge/litert/libraries/modify/image_classification</w:t>
+          <w:t xml:space="preserve">https://developers.google.com/edge/litert/libraries/modify/image_classification</w:t>
         </w:r>
       </w:hyperlink>
-      <w:r>
-        <w:rPr>
-          <w:rtl w:val="0"/>
-        </w:rPr>
-      </w:r>
     </w:p>
     <w:p>
       <w:pPr>
@@ -16497,9 +18022,24 @@
         <w:rPr>
           <w:sz w:val="22"/>
           <w:szCs w:val="22"/>
-          <w:rtl w:val="0"/>
-        </w:rPr>
-        <w:t xml:space="preserve">Google TensorFlow. (2026). TensorFlow Lite for Android and on-device inference documentation. Retrieved October 9, 2026, from https://www.tensorflow</w:t>
+        </w:rPr>
+        <w:t xml:space="preserve">Google TensorFlow. (2026). </w:t>
+      </w:r>
+      <w:r>
+        <w:rPr>
+          <w:i w:val="1"/>
+          <w:iCs w:val="1"/>
+          <w:sz w:val="22"/>
+          <w:szCs w:val="22"/>
+        </w:rPr>
+        <w:t xml:space="preserve">TensorFlow Lite for Android and on-device inference documentation</w:t>
+      </w:r>
+      <w:r>
+        <w:rPr>
+          <w:sz w:val="22"/>
+          <w:szCs w:val="22"/>
+        </w:rPr>
+        <w:t xml:space="preserve">. Retrieved October 9, 2026, from </w:t>
       </w:r>
       <w:hyperlink r:id="rId26">
         <w:r>
@@ -16508,16 +18048,10 @@
             <w:sz w:val="22"/>
             <w:szCs w:val="22"/>
             <w:u w:val="single"/>
-            <w:rtl w:val="0"/>
           </w:rPr>
-          <w:t xml:space="preserve">.org/lite/</w:t>
+          <w:t xml:space="preserve">https://www.tensorflow.org/lite/</w:t>
         </w:r>
       </w:hyperlink>
-      <w:r>
-        <w:rPr>
-          <w:rtl w:val="0"/>
-        </w:rPr>
-      </w:r>
     </w:p>
     <w:p>
       <w:pPr>
@@ -16533,15 +18067,36 @@
         <w:rPr>
           <w:sz w:val="22"/>
           <w:szCs w:val="22"/>
-          <w:rtl w:val="0"/>
-        </w:rPr>
-        <w:t xml:space="preserve">GSMA. (2024). The mobile economy Sub-Saharan Africa 2024. Retrieved October 9, 2026, from https://www.gsma.com/mobileeconomy/report/sub-saharan-africa-2024/</w:t>
-      </w:r>
-      <w:r>
-        <w:rPr>
-          <w:rtl w:val="0"/>
-        </w:rPr>
-      </w:r>
+        </w:rPr>
+        <w:t xml:space="preserve">GSMA. (2024). </w:t>
+      </w:r>
+      <w:r>
+        <w:rPr>
+          <w:i w:val="1"/>
+          <w:iCs w:val="1"/>
+          <w:sz w:val="22"/>
+          <w:szCs w:val="22"/>
+        </w:rPr>
+        <w:t xml:space="preserve">The mobile economy Sub-Saharan Africa 2024</w:t>
+      </w:r>
+      <w:r>
+        <w:rPr>
+          <w:sz w:val="22"/>
+          <w:szCs w:val="22"/>
+        </w:rPr>
+        <w:t xml:space="preserve">. Retrieved October 9, 2026, from </w:t>
+      </w:r>
+      <w:hyperlink r:id="rId58">
+        <w:r>
+          <w:rPr>
+            <w:color w:val="1155cc"/>
+            <w:sz w:val="22"/>
+            <w:szCs w:val="22"/>
+            <w:u w:val="single"/>
+          </w:rPr>
+          <w:t xml:space="preserve">https://www.gsma.com/mobileeconomy/report/sub-saharan-africa-2024/</w:t>
+        </w:r>
+      </w:hyperlink>
     </w:p>
     <w:p>
       <w:pPr>
@@ -16557,9 +18112,114 @@
         <w:rPr>
           <w:sz w:val="22"/>
           <w:szCs w:val="22"/>
-          <w:rtl w:val="0"/>
-        </w:rPr>
-        <w:t xml:space="preserve">Howard, A. G., Zhu, M., Chen, B., Kalenichenko, D., Wang, W., Weyand, T., Andreetto, M., &amp; Adam, H. (2017). MobileNets: Efficient convolutional neural networks for mobile vision applications. arXiv. </w:t>
+        </w:rPr>
+        <w:t xml:space="preserve">Guo, C., Pleiss, G., Sun, Y., &amp; Weinberger, K. Q. (2017). On calibration of modern neural networks. </w:t>
+      </w:r>
+      <w:r>
+        <w:rPr>
+          <w:i w:val="1"/>
+          <w:iCs w:val="1"/>
+          <w:sz w:val="22"/>
+          <w:szCs w:val="22"/>
+        </w:rPr>
+        <w:t xml:space="preserve">Proceedings of Machine Learning Research, 70</w:t>
+      </w:r>
+      <w:r>
+        <w:rPr>
+          <w:sz w:val="22"/>
+          <w:szCs w:val="22"/>
+        </w:rPr>
+        <w:t xml:space="preserve">, 1321–1330. </w:t>
+      </w:r>
+      <w:hyperlink r:id="rId59">
+        <w:r>
+          <w:rPr>
+            <w:color w:val="1155cc"/>
+            <w:sz w:val="22"/>
+            <w:szCs w:val="22"/>
+            <w:u w:val="single"/>
+          </w:rPr>
+          <w:t xml:space="preserve">https://proceedings.mlr.press/v70/guo17a.html</w:t>
+        </w:r>
+      </w:hyperlink>
+    </w:p>
+    <w:p>
+      <w:pPr>
+        <w:spacing w:after="120" w:lineRule="auto"/>
+        <w:ind w:left="432" w:hanging="432"/>
+        <w:jc w:val="left"/>
+        <w:rPr>
+          <w:sz w:val="22"/>
+          <w:szCs w:val="22"/>
+        </w:rPr>
+      </w:pPr>
+      <w:r>
+        <w:rPr>
+          <w:sz w:val="22"/>
+          <w:szCs w:val="22"/>
+        </w:rPr>
+        <w:t xml:space="preserve">Hendrycks, D., &amp; Gimpel, K. (2017). A baseline for detecting misclassified and out-of-distribution examples in neural networks. In </w:t>
+      </w:r>
+      <w:r>
+        <w:rPr>
+          <w:i w:val="1"/>
+          <w:iCs w:val="1"/>
+          <w:sz w:val="22"/>
+          <w:szCs w:val="22"/>
+        </w:rPr>
+        <w:t xml:space="preserve">International Conference on Learning Representations</w:t>
+      </w:r>
+      <w:r>
+        <w:rPr>
+          <w:sz w:val="22"/>
+          <w:szCs w:val="22"/>
+        </w:rPr>
+        <w:t xml:space="preserve">. </w:t>
+      </w:r>
+      <w:hyperlink r:id="rId60">
+        <w:r>
+          <w:rPr>
+            <w:color w:val="1155cc"/>
+            <w:sz w:val="22"/>
+            <w:szCs w:val="22"/>
+            <w:u w:val="single"/>
+          </w:rPr>
+          <w:t xml:space="preserve">https://arxiv.org/abs/1610.02136</w:t>
+        </w:r>
+      </w:hyperlink>
+    </w:p>
+    <w:p>
+      <w:pPr>
+        <w:spacing w:after="120" w:lineRule="auto"/>
+        <w:ind w:left="432" w:hanging="432"/>
+        <w:jc w:val="left"/>
+        <w:rPr>
+          <w:sz w:val="22"/>
+          <w:szCs w:val="22"/>
+        </w:rPr>
+      </w:pPr>
+      <w:r>
+        <w:rPr>
+          <w:sz w:val="22"/>
+          <w:szCs w:val="22"/>
+        </w:rPr>
+        <w:t xml:space="preserve">Howard, A. G., Zhu, M., Chen, B., Kalenichenko, D., Wang, W., Weyand, T., Andreetto, M., &amp; Adam, H. (2017). </w:t>
+      </w:r>
+      <w:r>
+        <w:rPr>
+          <w:i w:val="1"/>
+          <w:iCs w:val="1"/>
+          <w:sz w:val="22"/>
+          <w:szCs w:val="22"/>
+        </w:rPr>
+        <w:t xml:space="preserve">MobileNets: Efficient convolutional neural networks for mobile vision applications</w:t>
+      </w:r>
+      <w:r>
+        <w:rPr>
+          <w:sz w:val="22"/>
+          <w:szCs w:val="22"/>
+        </w:rPr>
+        <w:t xml:space="preserve">. arXiv. </w:t>
       </w:r>
       <w:hyperlink r:id="rId27">
         <w:r>
@@ -16568,16 +18228,10 @@
             <w:sz w:val="22"/>
             <w:szCs w:val="22"/>
             <w:u w:val="single"/>
-            <w:rtl w:val="0"/>
           </w:rPr>
           <w:t xml:space="preserve">https://arxiv.org/abs/1704.04861</w:t>
         </w:r>
       </w:hyperlink>
-      <w:r>
-        <w:rPr>
-          <w:rtl w:val="0"/>
-        </w:rPr>
-      </w:r>
     </w:p>
     <w:p>
       <w:pPr>
@@ -16593,9 +18247,24 @@
         <w:rPr>
           <w:sz w:val="22"/>
           <w:szCs w:val="22"/>
-          <w:rtl w:val="0"/>
-        </w:rPr>
-        <w:t xml:space="preserve">Howard, A., Sandler, M., Chu, G., Chen, L.-C., Chen, B., Tan, M., Wang, W., Zhu, Y., Pang, R., Vasudevan, V., Le, Q. V., &amp; Adam, H. (2019). Searching for MobileNetV3. Proceedings of the IEEE/CVF International Conference on Computer Vision. </w:t>
+        </w:rPr>
+        <w:t xml:space="preserve">Howard, A., Sandler, M., Chu, G., Chen, L.-C., Chen, B., Tan, M., Wang, W., Zhu, Y., Pang, R., Vasudevan, V., Le, Q. V., &amp; Adam, H. (2019). Searching for MobileNetV3. In </w:t>
+      </w:r>
+      <w:r>
+        <w:rPr>
+          <w:i w:val="1"/>
+          <w:iCs w:val="1"/>
+          <w:sz w:val="22"/>
+          <w:szCs w:val="22"/>
+        </w:rPr>
+        <w:t xml:space="preserve">Proceedings of the IEEE/CVF International Conference on Computer Vision</w:t>
+      </w:r>
+      <w:r>
+        <w:rPr>
+          <w:sz w:val="22"/>
+          <w:szCs w:val="22"/>
+        </w:rPr>
+        <w:t xml:space="preserve">. </w:t>
       </w:r>
       <w:hyperlink r:id="rId28">
         <w:r>
@@ -16604,16 +18273,10 @@
             <w:sz w:val="22"/>
             <w:szCs w:val="22"/>
             <w:u w:val="single"/>
-            <w:rtl w:val="0"/>
           </w:rPr>
           <w:t xml:space="preserve">https://arxiv.org/abs/1905.02244</w:t>
         </w:r>
       </w:hyperlink>
-      <w:r>
-        <w:rPr>
-          <w:rtl w:val="0"/>
-        </w:rPr>
-      </w:r>
     </w:p>
     <w:p>
       <w:pPr>
@@ -16629,9 +18292,24 @@
         <w:rPr>
           <w:sz w:val="22"/>
           <w:szCs w:val="22"/>
-          <w:rtl w:val="0"/>
-        </w:rPr>
-        <w:t xml:space="preserve">Intello Labs. (2026). Fresh produce quality assessment solutions. Retrieved October 9, 2026, from https://www.intellolabs</w:t>
+        </w:rPr>
+        <w:t xml:space="preserve">Intello Labs. (2026). </w:t>
+      </w:r>
+      <w:r>
+        <w:rPr>
+          <w:i w:val="1"/>
+          <w:iCs w:val="1"/>
+          <w:sz w:val="22"/>
+          <w:szCs w:val="22"/>
+        </w:rPr>
+        <w:t xml:space="preserve">Fresh produce quality assessment solutions</w:t>
+      </w:r>
+      <w:r>
+        <w:rPr>
+          <w:sz w:val="22"/>
+          <w:szCs w:val="22"/>
+        </w:rPr>
+        <w:t xml:space="preserve">. Retrieved October 9, 2026, from </w:t>
       </w:r>
       <w:hyperlink r:id="rId29">
         <w:r>
@@ -16640,16 +18318,10 @@
             <w:sz w:val="22"/>
             <w:szCs w:val="22"/>
             <w:u w:val="single"/>
-            <w:rtl w:val="0"/>
           </w:rPr>
-          <w:t xml:space="preserve">.com/</w:t>
+          <w:t xml:space="preserve">https://www.intellolabs.com/</w:t>
         </w:r>
       </w:hyperlink>
-      <w:r>
-        <w:rPr>
-          <w:rtl w:val="0"/>
-        </w:rPr>
-      </w:r>
     </w:p>
     <w:p>
       <w:pPr>
@@ -16665,9 +18337,24 @@
         <w:rPr>
           <w:sz w:val="22"/>
           <w:szCs w:val="22"/>
-          <w:rtl w:val="0"/>
-        </w:rPr>
-        <w:t xml:space="preserve">Kader, A. A. (Ed.). (2003). The role of post-harvest management in assuring the quality and safety of horticultural produce. Food and Agriculture Organization of the United Nations. </w:t>
+        </w:rPr>
+        <w:t xml:space="preserve">Kader, A. A. (Ed.). (2003). </w:t>
+      </w:r>
+      <w:r>
+        <w:rPr>
+          <w:i w:val="1"/>
+          <w:iCs w:val="1"/>
+          <w:sz w:val="22"/>
+          <w:szCs w:val="22"/>
+        </w:rPr>
+        <w:t xml:space="preserve">The role of post-harvest management in assuring the quality and safety of horticultural produce</w:t>
+      </w:r>
+      <w:r>
+        <w:rPr>
+          <w:sz w:val="22"/>
+          <w:szCs w:val="22"/>
+        </w:rPr>
+        <w:t xml:space="preserve">. Food and Agriculture Organization of the United Nations. </w:t>
       </w:r>
       <w:hyperlink r:id="rId30">
         <w:r>
@@ -16676,16 +18363,10 @@
             <w:sz w:val="22"/>
             <w:szCs w:val="22"/>
             <w:u w:val="single"/>
-            <w:rtl w:val="0"/>
           </w:rPr>
           <w:t xml:space="preserve">https://www.fao.org/4/y5431e/y5431e05.htm</w:t>
         </w:r>
       </w:hyperlink>
-      <w:r>
-        <w:rPr>
-          <w:rtl w:val="0"/>
-        </w:rPr>
-      </w:r>
     </w:p>
     <w:p>
       <w:pPr>
@@ -16701,15 +18382,36 @@
         <w:rPr>
           <w:sz w:val="22"/>
           <w:szCs w:val="22"/>
-          <w:rtl w:val="0"/>
-        </w:rPr>
-        <w:t xml:space="preserve">Kamilaris, A., &amp; Prenafeta-Boldú, F. X. (2018). Deep learning in agriculture: A survey. Computers and Electronics in Agriculture, 147, 70–90. https://doi.org/10.1016/j.compag.2018.02.016</w:t>
-      </w:r>
-      <w:r>
-        <w:rPr>
-          <w:rtl w:val="0"/>
-        </w:rPr>
-      </w:r>
+        </w:rPr>
+        <w:t xml:space="preserve">Kamilaris, A., &amp; Prenafeta-Boldú, F. X. (2018). Deep learning in agriculture: A survey. </w:t>
+      </w:r>
+      <w:r>
+        <w:rPr>
+          <w:i w:val="1"/>
+          <w:iCs w:val="1"/>
+          <w:sz w:val="22"/>
+          <w:szCs w:val="22"/>
+        </w:rPr>
+        <w:t xml:space="preserve">Computers and Electronics in Agriculture, 147</w:t>
+      </w:r>
+      <w:r>
+        <w:rPr>
+          <w:sz w:val="22"/>
+          <w:szCs w:val="22"/>
+        </w:rPr>
+        <w:t xml:space="preserve">, 70–90. </w:t>
+      </w:r>
+      <w:hyperlink r:id="rId61">
+        <w:r>
+          <w:rPr>
+            <w:color w:val="1155cc"/>
+            <w:sz w:val="22"/>
+            <w:szCs w:val="22"/>
+            <w:u w:val="single"/>
+          </w:rPr>
+          <w:t xml:space="preserve">https://doi.org/10.1016/j.compag.2018.02.016</w:t>
+        </w:r>
+      </w:hyperlink>
     </w:p>
     <w:p>
       <w:pPr>
@@ -16725,9 +18427,24 @@
         <w:rPr>
           <w:sz w:val="22"/>
           <w:szCs w:val="22"/>
-          <w:rtl w:val="0"/>
-        </w:rPr>
-        <w:t xml:space="preserve">Kitinoja, L., Odeyemi, O. M., Dubey, N., Musanase, S., &amp; Gill, G. S. (2019). Commodity system assessment studies on the postharvest handling and marketing of tomatoes in Nigeria, Rwanda and Maharashtra, India. Journal of Horticulture and Postharvest Research, 2(Special Issue), 1–14. </w:t>
+        </w:rPr>
+        <w:t xml:space="preserve">Kitinoja, L., Odeyemi, O. M., Dubey, N., Musanase, S., &amp; Gill, G. S. (2019). Commodity system assessment studies on the postharvest handling and marketing of tomatoes in Nigeria, Rwanda and Maharashtra, India. </w:t>
+      </w:r>
+      <w:r>
+        <w:rPr>
+          <w:i w:val="1"/>
+          <w:iCs w:val="1"/>
+          <w:sz w:val="22"/>
+          <w:szCs w:val="22"/>
+        </w:rPr>
+        <w:t xml:space="preserve">Journal of Horticulture and Postharvest Research, 2</w:t>
+      </w:r>
+      <w:r>
+        <w:rPr>
+          <w:sz w:val="22"/>
+          <w:szCs w:val="22"/>
+        </w:rPr>
+        <w:t xml:space="preserve">(Special Issue), 1–14. </w:t>
       </w:r>
       <w:hyperlink r:id="rId31">
         <w:r>
@@ -16736,16 +18453,10 @@
             <w:sz w:val="22"/>
             <w:szCs w:val="22"/>
             <w:u w:val="single"/>
-            <w:rtl w:val="0"/>
           </w:rPr>
           <w:t xml:space="preserve">https://doi.org/10.22077/jhpr.2019.2060.1040</w:t>
         </w:r>
       </w:hyperlink>
-      <w:r>
-        <w:rPr>
-          <w:rtl w:val="0"/>
-        </w:rPr>
-      </w:r>
     </w:p>
     <w:p>
       <w:pPr>
@@ -16761,9 +18472,24 @@
         <w:rPr>
           <w:sz w:val="22"/>
           <w:szCs w:val="22"/>
-          <w:rtl w:val="0"/>
-        </w:rPr>
-        <w:t xml:space="preserve">Kubwimana, J. J. (2020). Risk analysis of vegetables marketing in Rwanda: A case of carrots and cabbages produced in Northern Province, Rubavu District and supplied across the country. Journal of Agribusiness and Rural Development, 56(2), 183–200. </w:t>
+        </w:rPr>
+        <w:t xml:space="preserve">Kubwimana, J. J. (2020). Risk analysis of vegetables marketing in Rwanda: A case of carrots and cabbages produced in Northern Province, Rubavu District and supplied across the country. </w:t>
+      </w:r>
+      <w:r>
+        <w:rPr>
+          <w:i w:val="1"/>
+          <w:iCs w:val="1"/>
+          <w:sz w:val="22"/>
+          <w:szCs w:val="22"/>
+        </w:rPr>
+        <w:t xml:space="preserve">Journal of Agribusiness and Rural Development, 56</w:t>
+      </w:r>
+      <w:r>
+        <w:rPr>
+          <w:sz w:val="22"/>
+          <w:szCs w:val="22"/>
+        </w:rPr>
+        <w:t xml:space="preserve">(2), 183–200. </w:t>
       </w:r>
       <w:hyperlink r:id="rId32">
         <w:r>
@@ -16772,16 +18498,10 @@
             <w:sz w:val="22"/>
             <w:szCs w:val="22"/>
             <w:u w:val="single"/>
-            <w:rtl w:val="0"/>
           </w:rPr>
           <w:t xml:space="preserve">https://doi.org/10.17306/J.JARD.2020.01326</w:t>
         </w:r>
       </w:hyperlink>
-      <w:r>
-        <w:rPr>
-          <w:rtl w:val="0"/>
-        </w:rPr>
-      </w:r>
     </w:p>
     <w:p>
       <w:pPr>
@@ -16797,15 +18517,36 @@
         <w:rPr>
           <w:sz w:val="22"/>
           <w:szCs w:val="22"/>
-          <w:rtl w:val="0"/>
-        </w:rPr>
-        <w:t xml:space="preserve">Ministry of Agriculture and Animal Resources. (n.d.). Nyabihu [Project site page, Sustainable Agriculture Intensification and Food Security Project]. Retrieved October 9, 2026, from https://lwh-rssp.minagri.gov.rw/index.php?id=76</w:t>
-      </w:r>
-      <w:r>
-        <w:rPr>
-          <w:rtl w:val="0"/>
-        </w:rPr>
-      </w:r>
+        </w:rPr>
+        <w:t xml:space="preserve">Mazen, F. M. A., &amp; Nashat, A. A. (2019). Ripeness classification of bananas using an artificial neural network. </w:t>
+      </w:r>
+      <w:r>
+        <w:rPr>
+          <w:i w:val="1"/>
+          <w:iCs w:val="1"/>
+          <w:sz w:val="22"/>
+          <w:szCs w:val="22"/>
+        </w:rPr>
+        <w:t xml:space="preserve">Arabian Journal for Science and Engineering, 44</w:t>
+      </w:r>
+      <w:r>
+        <w:rPr>
+          <w:sz w:val="22"/>
+          <w:szCs w:val="22"/>
+        </w:rPr>
+        <w:t xml:space="preserve">(8), 6901–6910. </w:t>
+      </w:r>
+      <w:hyperlink r:id="rId62">
+        <w:r>
+          <w:rPr>
+            <w:color w:val="1155cc"/>
+            <w:sz w:val="22"/>
+            <w:szCs w:val="22"/>
+            <w:u w:val="single"/>
+          </w:rPr>
+          <w:t xml:space="preserve">https://doi.org/10.1007/s13369-018-03695-5</w:t>
+        </w:r>
+      </w:hyperlink>
     </w:p>
     <w:p>
       <w:pPr>
@@ -16821,9 +18562,114 @@
         <w:rPr>
           <w:sz w:val="22"/>
           <w:szCs w:val="22"/>
-          <w:rtl w:val="0"/>
-        </w:rPr>
-        <w:t xml:space="preserve">Mohanty, S. P., Hughes, D. P., &amp; Salathé, M. (2016). Using deep learning for image-based plant disease detection. Frontiers in Plant Science, 7, 1419. </w:t>
+        </w:rPr>
+        <w:t xml:space="preserve">Medhi, I., Sagar, A., &amp; Toyama, K. (2007). Text-free user interfaces for illiterate and semiliterate users. </w:t>
+      </w:r>
+      <w:r>
+        <w:rPr>
+          <w:i w:val="1"/>
+          <w:iCs w:val="1"/>
+          <w:sz w:val="22"/>
+          <w:szCs w:val="22"/>
+        </w:rPr>
+        <w:t xml:space="preserve">Information Technologies and International Development, 4</w:t>
+      </w:r>
+      <w:r>
+        <w:rPr>
+          <w:sz w:val="22"/>
+          <w:szCs w:val="22"/>
+        </w:rPr>
+        <w:t xml:space="preserve">(1), 37–50. </w:t>
+      </w:r>
+      <w:hyperlink r:id="rId63">
+        <w:r>
+          <w:rPr>
+            <w:color w:val="1155cc"/>
+            <w:sz w:val="22"/>
+            <w:szCs w:val="22"/>
+            <w:u w:val="single"/>
+          </w:rPr>
+          <w:t xml:space="preserve">https://doi.org/10.1162/itid.2007.4.1.37</w:t>
+        </w:r>
+      </w:hyperlink>
+    </w:p>
+    <w:p>
+      <w:pPr>
+        <w:spacing w:after="120" w:lineRule="auto"/>
+        <w:ind w:left="432" w:hanging="432"/>
+        <w:jc w:val="left"/>
+        <w:rPr>
+          <w:sz w:val="22"/>
+          <w:szCs w:val="22"/>
+        </w:rPr>
+      </w:pPr>
+      <w:r>
+        <w:rPr>
+          <w:sz w:val="22"/>
+          <w:szCs w:val="22"/>
+        </w:rPr>
+        <w:t xml:space="preserve">Ministry of Agriculture and Animal Resources. (n.d.). </w:t>
+      </w:r>
+      <w:r>
+        <w:rPr>
+          <w:i w:val="1"/>
+          <w:iCs w:val="1"/>
+          <w:sz w:val="22"/>
+          <w:szCs w:val="22"/>
+        </w:rPr>
+        <w:t xml:space="preserve">Nyabihu</w:t>
+      </w:r>
+      <w:r>
+        <w:rPr>
+          <w:sz w:val="22"/>
+          <w:szCs w:val="22"/>
+        </w:rPr>
+        <w:t xml:space="preserve"> [Project site page, Sustainable Agriculture Intensification and Food Security Project]. Retrieved October 9, 2026, from </w:t>
+      </w:r>
+      <w:hyperlink r:id="rId64">
+        <w:r>
+          <w:rPr>
+            <w:color w:val="1155cc"/>
+            <w:sz w:val="22"/>
+            <w:szCs w:val="22"/>
+            <w:u w:val="single"/>
+          </w:rPr>
+          <w:t xml:space="preserve">https://lwh-rssp.minagri.gov.rw/index.php?id=76</w:t>
+        </w:r>
+      </w:hyperlink>
+    </w:p>
+    <w:p>
+      <w:pPr>
+        <w:spacing w:after="120" w:lineRule="auto"/>
+        <w:ind w:left="432" w:hanging="432"/>
+        <w:jc w:val="left"/>
+        <w:rPr>
+          <w:sz w:val="22"/>
+          <w:szCs w:val="22"/>
+        </w:rPr>
+      </w:pPr>
+      <w:r>
+        <w:rPr>
+          <w:sz w:val="22"/>
+          <w:szCs w:val="22"/>
+        </w:rPr>
+        <w:t xml:space="preserve">Mohanty, S. P., Hughes, D. P., &amp; Salathé, M. (2016). Using deep learning for image-based plant disease detection. </w:t>
+      </w:r>
+      <w:r>
+        <w:rPr>
+          <w:i w:val="1"/>
+          <w:iCs w:val="1"/>
+          <w:sz w:val="22"/>
+          <w:szCs w:val="22"/>
+        </w:rPr>
+        <w:t xml:space="preserve">Frontiers in Plant Science, 7</w:t>
+      </w:r>
+      <w:r>
+        <w:rPr>
+          <w:sz w:val="22"/>
+          <w:szCs w:val="22"/>
+        </w:rPr>
+        <w:t xml:space="preserve">, 1419. </w:t>
       </w:r>
       <w:hyperlink r:id="rId33">
         <w:r>
@@ -16832,16 +18678,10 @@
             <w:sz w:val="22"/>
             <w:szCs w:val="22"/>
             <w:u w:val="single"/>
-            <w:rtl w:val="0"/>
           </w:rPr>
           <w:t xml:space="preserve">https://doi.org/10.3389/fpls.2016.01419</w:t>
         </w:r>
       </w:hyperlink>
-      <w:r>
-        <w:rPr>
-          <w:rtl w:val="0"/>
-        </w:rPr>
-      </w:r>
     </w:p>
     <w:p>
       <w:pPr>
@@ -16857,15 +18697,36 @@
         <w:rPr>
           <w:sz w:val="22"/>
           <w:szCs w:val="22"/>
-          <w:rtl w:val="0"/>
-        </w:rPr>
-        <w:t xml:space="preserve">Mrisho, L. M., Mbilinyi, N. A., Ndalahwa, M., Ramcharan, A. M., Kehs, A. K., McCloskey, P. C., Murithi, H., Hughes, D. P., &amp; Legg, J. P. (2020). Accuracy of a smartphone-based object detection model, PlantVillage Nuru, in identifying the foliar symptoms of the viral diseases of cassava: CMD and CBSD. Frontiers in Plant Science, 11, 590889. https://doi.org/10.3389/fpls.2020.590889</w:t>
-      </w:r>
-      <w:r>
-        <w:rPr>
-          <w:rtl w:val="0"/>
-        </w:rPr>
-      </w:r>
+        </w:rPr>
+        <w:t xml:space="preserve">Mrisho, L. M., Mbilinyi, N. A., Ndalahwa, M., Ramcharan, A. M., Kehs, A. K., McCloskey, P. C., Murithi, H., Hughes, D. P., &amp; Legg, J. P. (2020). Accuracy of a smartphone-based object detection model, PlantVillage Nuru, in identifying the foliar symptoms of the viral diseases of cassava: CMD and CBSD. </w:t>
+      </w:r>
+      <w:r>
+        <w:rPr>
+          <w:i w:val="1"/>
+          <w:iCs w:val="1"/>
+          <w:sz w:val="22"/>
+          <w:szCs w:val="22"/>
+        </w:rPr>
+        <w:t xml:space="preserve">Frontiers in Plant Science, 11</w:t>
+      </w:r>
+      <w:r>
+        <w:rPr>
+          <w:sz w:val="22"/>
+          <w:szCs w:val="22"/>
+        </w:rPr>
+        <w:t xml:space="preserve">, 590889. </w:t>
+      </w:r>
+      <w:hyperlink r:id="rId65">
+        <w:r>
+          <w:rPr>
+            <w:color w:val="1155cc"/>
+            <w:sz w:val="22"/>
+            <w:szCs w:val="22"/>
+            <w:u w:val="single"/>
+          </w:rPr>
+          <w:t xml:space="preserve">https://doi.org/10.3389/fpls.2020.590889</w:t>
+        </w:r>
+      </w:hyperlink>
     </w:p>
     <w:p>
       <w:pPr>
@@ -16881,9 +18742,24 @@
         <w:rPr>
           <w:sz w:val="22"/>
           <w:szCs w:val="22"/>
-          <w:rtl w:val="0"/>
-        </w:rPr>
-        <w:t xml:space="preserve">Mukhiddinov, M., Muminov, A., &amp; Cho, J. (2022). Improved classification approach for fruits and vegetables freshness based on deep learning. Sensors, 22(21), 8192. </w:t>
+        </w:rPr>
+        <w:t xml:space="preserve">Mukhiddinov, M., Muminov, A., &amp; Cho, J. (2022). Improved classification approach for fruits and vegetables freshness based on deep learning. </w:t>
+      </w:r>
+      <w:r>
+        <w:rPr>
+          <w:i w:val="1"/>
+          <w:iCs w:val="1"/>
+          <w:sz w:val="22"/>
+          <w:szCs w:val="22"/>
+        </w:rPr>
+        <w:t xml:space="preserve">Sensors, 22</w:t>
+      </w:r>
+      <w:r>
+        <w:rPr>
+          <w:sz w:val="22"/>
+          <w:szCs w:val="22"/>
+        </w:rPr>
+        <w:t xml:space="preserve">(21), 8192. </w:t>
       </w:r>
       <w:hyperlink r:id="rId34">
         <w:r>
@@ -16892,16 +18768,10 @@
             <w:sz w:val="22"/>
             <w:szCs w:val="22"/>
             <w:u w:val="single"/>
-            <w:rtl w:val="0"/>
           </w:rPr>
           <w:t xml:space="preserve">https://doi.org/10.3390/s22218192</w:t>
         </w:r>
       </w:hyperlink>
-      <w:r>
-        <w:rPr>
-          <w:rtl w:val="0"/>
-        </w:rPr>
-      </w:r>
     </w:p>
     <w:p>
       <w:pPr>
@@ -16917,9 +18787,24 @@
         <w:rPr>
           <w:sz w:val="22"/>
           <w:szCs w:val="22"/>
-          <w:rtl w:val="0"/>
-        </w:rPr>
-        <w:t xml:space="preserve">Mureșan, H., &amp; Oltean, M. (2018). Fruit recognition from images using deep learning. Acta Universitatis Sapientiae, Informatica, 10(1), 26–42. </w:t>
+        </w:rPr>
+        <w:t xml:space="preserve">Mureșan, H., &amp; Oltean, M. (2018). Fruit recognition from images using deep learning. </w:t>
+      </w:r>
+      <w:r>
+        <w:rPr>
+          <w:i w:val="1"/>
+          <w:iCs w:val="1"/>
+          <w:sz w:val="22"/>
+          <w:szCs w:val="22"/>
+        </w:rPr>
+        <w:t xml:space="preserve">Acta Universitatis Sapientiae, Informatica, 10</w:t>
+      </w:r>
+      <w:r>
+        <w:rPr>
+          <w:sz w:val="22"/>
+          <w:szCs w:val="22"/>
+        </w:rPr>
+        <w:t xml:space="preserve">(1), 26–42. </w:t>
       </w:r>
       <w:hyperlink r:id="rId35">
         <w:r>
@@ -16928,16 +18813,10 @@
             <w:sz w:val="22"/>
             <w:szCs w:val="22"/>
             <w:u w:val="single"/>
-            <w:rtl w:val="0"/>
           </w:rPr>
           <w:t xml:space="preserve">https://doi.org/10.2478/ausi-2018-0002</w:t>
         </w:r>
       </w:hyperlink>
-      <w:r>
-        <w:rPr>
-          <w:rtl w:val="0"/>
-        </w:rPr>
-      </w:r>
     </w:p>
     <w:p>
       <w:pPr>
@@ -16953,9 +18832,24 @@
         <w:rPr>
           <w:sz w:val="22"/>
           <w:szCs w:val="22"/>
-          <w:rtl w:val="0"/>
-        </w:rPr>
-        <w:t xml:space="preserve">National Agricultural Export Development Board. (2026). Smart Food Value Chain Management Project. Retrieved October 9, 2026, from https://www.naeb</w:t>
+        </w:rPr>
+        <w:t xml:space="preserve">National Agricultural Export Development Board. (2026). </w:t>
+      </w:r>
+      <w:r>
+        <w:rPr>
+          <w:i w:val="1"/>
+          <w:iCs w:val="1"/>
+          <w:sz w:val="22"/>
+          <w:szCs w:val="22"/>
+        </w:rPr>
+        <w:t xml:space="preserve">Smart Food Value Chain Management Project</w:t>
+      </w:r>
+      <w:r>
+        <w:rPr>
+          <w:sz w:val="22"/>
+          <w:szCs w:val="22"/>
+        </w:rPr>
+        <w:t xml:space="preserve">. Retrieved October 9, 2026, from </w:t>
       </w:r>
       <w:hyperlink r:id="rId36">
         <w:r>
@@ -16964,16 +18858,10 @@
             <w:sz w:val="22"/>
             <w:szCs w:val="22"/>
             <w:u w:val="single"/>
-            <w:rtl w:val="0"/>
           </w:rPr>
-          <w:t xml:space="preserve">.gov.rw/spiu-projects/sfvcmp</w:t>
+          <w:t xml:space="preserve">https://www.naeb.gov.rw/spiu-projects/sfvcmp</w:t>
         </w:r>
       </w:hyperlink>
-      <w:r>
-        <w:rPr>
-          <w:rtl w:val="0"/>
-        </w:rPr>
-      </w:r>
     </w:p>
     <w:p>
       <w:pPr>
@@ -16989,27 +18877,36 @@
         <w:rPr>
           <w:sz w:val="22"/>
           <w:szCs w:val="22"/>
-          <w:rtl w:val="0"/>
-        </w:rPr>
-        <w:t xml:space="preserve">National Institute of Statistics of Rwanda. (2025a). EICV7 thematic report: Utilities and amenities 2023/24. Retrieved October 9, 2026, from https://www.statistics</w:t>
-      </w:r>
-      <w:hyperlink r:id="rId37">
+        </w:rPr>
+        <w:t xml:space="preserve">National Institute of Statistics of Rwanda. (2025a). </w:t>
+      </w:r>
+      <w:r>
+        <w:rPr>
+          <w:i w:val="1"/>
+          <w:iCs w:val="1"/>
+          <w:sz w:val="22"/>
+          <w:szCs w:val="22"/>
+        </w:rPr>
+        <w:t xml:space="preserve">EICV7 thematic report: Utilities and amenities 2023/24</w:t>
+      </w:r>
+      <w:r>
+        <w:rPr>
+          <w:sz w:val="22"/>
+          <w:szCs w:val="22"/>
+        </w:rPr>
+        <w:t xml:space="preserve">. Retrieved October 9, 2026, from </w:t>
+      </w:r>
+      <w:hyperlink r:id="rId66">
         <w:r>
           <w:rPr>
             <w:color w:val="1155cc"/>
             <w:sz w:val="22"/>
             <w:szCs w:val="22"/>
             <w:u w:val="single"/>
-            <w:rtl w:val="0"/>
           </w:rPr>
-          <w:t xml:space="preserve">.gov.rw/</w:t>
+          <w:t xml:space="preserve">https://statistics.gov.rw/integrated-household-living-conditions-survey-7-eicv-7/eicv7-thematic-report-utilities-and-amenities-202324</w:t>
         </w:r>
       </w:hyperlink>
-      <w:r>
-        <w:rPr>
-          <w:rtl w:val="0"/>
-        </w:rPr>
-      </w:r>
     </w:p>
     <w:p>
       <w:pPr>
@@ -17025,9 +18922,24 @@
         <w:rPr>
           <w:sz w:val="22"/>
           <w:szCs w:val="22"/>
-          <w:rtl w:val="0"/>
-        </w:rPr>
-        <w:t xml:space="preserve">National Institute of Statistics of Rwanda. (2025b). EICV7 main indicators report 2023/24. </w:t>
+        </w:rPr>
+        <w:t xml:space="preserve">National Institute of Statistics of Rwanda. (2025b). </w:t>
+      </w:r>
+      <w:r>
+        <w:rPr>
+          <w:i w:val="1"/>
+          <w:iCs w:val="1"/>
+          <w:sz w:val="22"/>
+          <w:szCs w:val="22"/>
+        </w:rPr>
+        <w:t xml:space="preserve">EICV7 main indicators report 2023/24</w:t>
+      </w:r>
+      <w:r>
+        <w:rPr>
+          <w:sz w:val="22"/>
+          <w:szCs w:val="22"/>
+        </w:rPr>
+        <w:t xml:space="preserve">. </w:t>
       </w:r>
       <w:hyperlink r:id="rId38">
         <w:r>
@@ -17036,16 +18948,10 @@
             <w:sz w:val="22"/>
             <w:szCs w:val="22"/>
             <w:u w:val="single"/>
-            <w:rtl w:val="0"/>
           </w:rPr>
           <w:t xml:space="preserve">https://www.statistics.gov.rw/sites/default/files/documents/2025-07/EICV7_Main%20Indicator%20Report.pdf</w:t>
         </w:r>
       </w:hyperlink>
-      <w:r>
-        <w:rPr>
-          <w:rtl w:val="0"/>
-        </w:rPr>
-      </w:r>
     </w:p>
     <w:p>
       <w:pPr>
@@ -17061,9 +18967,24 @@
         <w:rPr>
           <w:sz w:val="22"/>
           <w:szCs w:val="22"/>
-          <w:rtl w:val="0"/>
         </w:rPr>
         <w:t xml:space="preserve">The New Times. (2011, December 19). Rusizi businesses thrive on cross-border trade. </w:t>
+      </w:r>
+      <w:r>
+        <w:rPr>
+          <w:i w:val="1"/>
+          <w:iCs w:val="1"/>
+          <w:sz w:val="22"/>
+          <w:szCs w:val="22"/>
+        </w:rPr>
+        <w:t xml:space="preserve">The New Times</w:t>
+      </w:r>
+      <w:r>
+        <w:rPr>
+          <w:sz w:val="22"/>
+          <w:szCs w:val="22"/>
+        </w:rPr>
+        <w:t xml:space="preserve">. </w:t>
       </w:r>
       <w:hyperlink r:id="rId39">
         <w:r>
@@ -17072,16 +18993,10 @@
             <w:sz w:val="22"/>
             <w:szCs w:val="22"/>
             <w:u w:val="single"/>
-            <w:rtl w:val="0"/>
           </w:rPr>
           <w:t xml:space="preserve">https://www.newtimes.co.rw/article/65086/National/rusizi-businesses-thrive-on-cross-border-trade</w:t>
         </w:r>
       </w:hyperlink>
-      <w:r>
-        <w:rPr>
-          <w:rtl w:val="0"/>
-        </w:rPr>
-      </w:r>
     </w:p>
     <w:p>
       <w:pPr>
@@ -17097,10 +19012,36 @@
         <w:rPr>
           <w:sz w:val="22"/>
           <w:szCs w:val="22"/>
-          <w:rtl w:val="0"/>
-        </w:rPr>
-        <w:t xml:space="preserve">Nielsen, J., &amp; Landauer, T. K. (1993). A mathematical model of the finding of usability problems. In Proceedings of the INTERACT ’93 and CHI ’93 Conference on Human Factors in Computing Systems (pp. 206–213). ACM. https://doi.org/10.1145/169059.169166</w:t>
-      </w:r>
+        </w:rPr>
+        <w:t xml:space="preserve">Nielsen, J., &amp; Landauer, T. K. (1993). A mathematical model of the finding of usability problems. In </w:t>
+      </w:r>
+      <w:r>
+        <w:rPr>
+          <w:i w:val="1"/>
+          <w:iCs w:val="1"/>
+          <w:sz w:val="22"/>
+          <w:szCs w:val="22"/>
+        </w:rPr>
+        <w:t xml:space="preserve">Proceedings of the INTERACT ’93 and CHI ’93 Conference on Human Factors in Computing Systems</w:t>
+      </w:r>
+      <w:r>
+        <w:rPr>
+          <w:sz w:val="22"/>
+          <w:szCs w:val="22"/>
+        </w:rPr>
+        <w:t xml:space="preserve"> (pp. 206–213). ACM. </w:t>
+      </w:r>
+      <w:hyperlink r:id="rId67">
+        <w:r>
+          <w:rPr>
+            <w:color w:val="1155cc"/>
+            <w:sz w:val="22"/>
+            <w:szCs w:val="22"/>
+            <w:u w:val="single"/>
+          </w:rPr>
+          <w:t xml:space="preserve">https://doi.org/10.1145/169059.169166</w:t>
+        </w:r>
+      </w:hyperlink>
     </w:p>
     <w:p>
       <w:pPr>
@@ -17116,9 +19057,24 @@
         <w:rPr>
           <w:sz w:val="22"/>
           <w:szCs w:val="22"/>
-          <w:rtl w:val="0"/>
-        </w:rPr>
-        <w:t xml:space="preserve">OneThird. (2026). Shelf-life prediction and fresh produce quality-control solutions. Retrieved October 9, 2026, from https://onethird</w:t>
+        </w:rPr>
+        <w:t xml:space="preserve">OneThird. (2026). </w:t>
+      </w:r>
+      <w:r>
+        <w:rPr>
+          <w:i w:val="1"/>
+          <w:iCs w:val="1"/>
+          <w:sz w:val="22"/>
+          <w:szCs w:val="22"/>
+        </w:rPr>
+        <w:t xml:space="preserve">Shelf-life prediction and fresh produce quality-control solutions</w:t>
+      </w:r>
+      <w:r>
+        <w:rPr>
+          <w:sz w:val="22"/>
+          <w:szCs w:val="22"/>
+        </w:rPr>
+        <w:t xml:space="preserve">. Retrieved October 9, 2026, from </w:t>
       </w:r>
       <w:hyperlink r:id="rId40">
         <w:r>
@@ -17127,16 +19083,10 @@
             <w:sz w:val="22"/>
             <w:szCs w:val="22"/>
             <w:u w:val="single"/>
-            <w:rtl w:val="0"/>
           </w:rPr>
-          <w:t xml:space="preserve">.io/</w:t>
+          <w:t xml:space="preserve">https://onethird.io/</w:t>
         </w:r>
       </w:hyperlink>
-      <w:r>
-        <w:rPr>
-          <w:rtl w:val="0"/>
-        </w:rPr>
-      </w:r>
     </w:p>
     <w:p>
       <w:pPr>
@@ -17152,9 +19102,24 @@
         <w:rPr>
           <w:sz w:val="22"/>
           <w:szCs w:val="22"/>
-          <w:rtl w:val="0"/>
-        </w:rPr>
-        <w:t xml:space="preserve">Palakodati, S. S. S., Chirra, V. R., Dasari, Y., &amp; Bulla, S. (2020). Fresh and rotten fruits classification using CNN and transfer learning. Revue d’Intelligence Artificielle, 34(5), 617–622. </w:t>
+        </w:rPr>
+        <w:t xml:space="preserve">Palakodati, S. S. S., Chirra, V. R., Dasari, Y., &amp; Bulla, S. (2020). Fresh and rotten fruits classification using CNN and transfer learning. </w:t>
+      </w:r>
+      <w:r>
+        <w:rPr>
+          <w:i w:val="1"/>
+          <w:iCs w:val="1"/>
+          <w:sz w:val="22"/>
+          <w:szCs w:val="22"/>
+        </w:rPr>
+        <w:t xml:space="preserve">Revue d’Intelligence Artificielle, 34</w:t>
+      </w:r>
+      <w:r>
+        <w:rPr>
+          <w:sz w:val="22"/>
+          <w:szCs w:val="22"/>
+        </w:rPr>
+        <w:t xml:space="preserve">(5), 617–622. </w:t>
       </w:r>
       <w:hyperlink r:id="rId41">
         <w:r>
@@ -17163,16 +19128,10 @@
             <w:sz w:val="22"/>
             <w:szCs w:val="22"/>
             <w:u w:val="single"/>
-            <w:rtl w:val="0"/>
           </w:rPr>
           <w:t xml:space="preserve">https://doi.org/10.18280/ria.340512</w:t>
         </w:r>
       </w:hyperlink>
-      <w:r>
-        <w:rPr>
-          <w:rtl w:val="0"/>
-        </w:rPr>
-      </w:r>
     </w:p>
     <w:p>
       <w:pPr>
@@ -17188,9 +19147,24 @@
         <w:rPr>
           <w:sz w:val="22"/>
           <w:szCs w:val="22"/>
-          <w:rtl w:val="0"/>
-        </w:rPr>
-        <w:t xml:space="preserve">pub.dev. (2026a). sqflite Flutter package. Retrieved October 9, 2026, from https://pub</w:t>
+        </w:rPr>
+        <w:t xml:space="preserve">pub.dev. (2026a). </w:t>
+      </w:r>
+      <w:r>
+        <w:rPr>
+          <w:i w:val="1"/>
+          <w:iCs w:val="1"/>
+          <w:sz w:val="22"/>
+          <w:szCs w:val="22"/>
+        </w:rPr>
+        <w:t xml:space="preserve">sqflite Flutter package</w:t>
+      </w:r>
+      <w:r>
+        <w:rPr>
+          <w:sz w:val="22"/>
+          <w:szCs w:val="22"/>
+        </w:rPr>
+        <w:t xml:space="preserve">. Retrieved October 9, 2026, from </w:t>
       </w:r>
       <w:hyperlink r:id="rId42">
         <w:r>
@@ -17199,16 +19173,10 @@
             <w:sz w:val="22"/>
             <w:szCs w:val="22"/>
             <w:u w:val="single"/>
-            <w:rtl w:val="0"/>
           </w:rPr>
-          <w:t xml:space="preserve">.dev/packages/sqflite</w:t>
+          <w:t xml:space="preserve">https://pub.dev/packages/sqflite</w:t>
         </w:r>
       </w:hyperlink>
-      <w:r>
-        <w:rPr>
-          <w:rtl w:val="0"/>
-        </w:rPr>
-      </w:r>
     </w:p>
     <w:p>
       <w:pPr>
@@ -17224,9 +19192,24 @@
         <w:rPr>
           <w:sz w:val="22"/>
           <w:szCs w:val="22"/>
-          <w:rtl w:val="0"/>
-        </w:rPr>
-        <w:t xml:space="preserve">pub.dev. (2026b). tflite_flutter Flutter package. Retrieved October 9, 2026, from https://pub</w:t>
+        </w:rPr>
+        <w:t xml:space="preserve">pub.dev. (2026b). </w:t>
+      </w:r>
+      <w:r>
+        <w:rPr>
+          <w:i w:val="1"/>
+          <w:iCs w:val="1"/>
+          <w:sz w:val="22"/>
+          <w:szCs w:val="22"/>
+        </w:rPr>
+        <w:t xml:space="preserve">tflite_flutter Flutter package</w:t>
+      </w:r>
+      <w:r>
+        <w:rPr>
+          <w:sz w:val="22"/>
+          <w:szCs w:val="22"/>
+        </w:rPr>
+        <w:t xml:space="preserve">. Retrieved October 9, 2026, from </w:t>
       </w:r>
       <w:hyperlink r:id="rId43">
         <w:r>
@@ -17235,16 +19218,10 @@
             <w:sz w:val="22"/>
             <w:szCs w:val="22"/>
             <w:u w:val="single"/>
-            <w:rtl w:val="0"/>
           </w:rPr>
-          <w:t xml:space="preserve">.dev/packages/tflite_flutter</w:t>
+          <w:t xml:space="preserve">https://pub.dev/packages/tflite_flutter</w:t>
         </w:r>
       </w:hyperlink>
-      <w:r>
-        <w:rPr>
-          <w:rtl w:val="0"/>
-        </w:rPr>
-      </w:r>
     </w:p>
     <w:p>
       <w:pPr>
@@ -17260,15 +19237,36 @@
         <w:rPr>
           <w:sz w:val="22"/>
           <w:szCs w:val="22"/>
-          <w:rtl w:val="0"/>
-        </w:rPr>
-        <w:t xml:space="preserve">Ramcharan, A., McCloskey, P., Baranowski, K., Mbilinyi, N., Mrisho, L., Ndalahwa, M., Legg, J., &amp; Hughes, D. P. (2019). A mobile-based deep learning model for cassava disease diagnosis. Frontiers in Plant Science, 10, 272. https://doi.org/10.3389/fpls.2019.00272</w:t>
-      </w:r>
-      <w:r>
-        <w:rPr>
-          <w:rtl w:val="0"/>
-        </w:rPr>
-      </w:r>
+        </w:rPr>
+        <w:t xml:space="preserve">Ramcharan, A., McCloskey, P., Baranowski, K., Mbilinyi, N., Mrisho, L., Ndalahwa, M., Legg, J., &amp; Hughes, D. P. (2019). A mobile-based deep learning model for cassava disease diagnosis. </w:t>
+      </w:r>
+      <w:r>
+        <w:rPr>
+          <w:i w:val="1"/>
+          <w:iCs w:val="1"/>
+          <w:sz w:val="22"/>
+          <w:szCs w:val="22"/>
+        </w:rPr>
+        <w:t xml:space="preserve">Frontiers in Plant Science, 10</w:t>
+      </w:r>
+      <w:r>
+        <w:rPr>
+          <w:sz w:val="22"/>
+          <w:szCs w:val="22"/>
+        </w:rPr>
+        <w:t xml:space="preserve">, 272. </w:t>
+      </w:r>
+      <w:hyperlink r:id="rId68">
+        <w:r>
+          <w:rPr>
+            <w:color w:val="1155cc"/>
+            <w:sz w:val="22"/>
+            <w:szCs w:val="22"/>
+            <w:u w:val="single"/>
+          </w:rPr>
+          <w:t xml:space="preserve">https://doi.org/10.3389/fpls.2019.00272</w:t>
+        </w:r>
+      </w:hyperlink>
     </w:p>
     <w:p>
       <w:pPr>
@@ -17284,9 +19282,24 @@
         <w:rPr>
           <w:sz w:val="22"/>
           <w:szCs w:val="22"/>
-          <w:rtl w:val="0"/>
-        </w:rPr>
-        <w:t xml:space="preserve">Sbodio, A. O., Mesquida-Pesci, S. D., Yip, N., Alvarez-Rojo, I., Gutierrez-Baeza, E., Tay, S., Bello, P., Wang, L., &amp; Blanco-Ulate, B. (2024). Non-wounding contact-based inoculation of fruits with fungal pathogens in postharvest. Plant Methods, 20, 83. </w:t>
+        </w:rPr>
+        <w:t xml:space="preserve">Sbodio, A. O., Mesquida-Pesci, S. D., Yip, N., Alvarez-Rojo, I., Gutierrez-Baeza, E., Tay, S., Bello, P., Wang, L., &amp; Blanco-Ulate, B. (2024). Non-wounding contact-based inoculation of fruits with fungal pathogens in postharvest. </w:t>
+      </w:r>
+      <w:r>
+        <w:rPr>
+          <w:i w:val="1"/>
+          <w:iCs w:val="1"/>
+          <w:sz w:val="22"/>
+          <w:szCs w:val="22"/>
+        </w:rPr>
+        <w:t xml:space="preserve">Plant Methods, 20</w:t>
+      </w:r>
+      <w:r>
+        <w:rPr>
+          <w:sz w:val="22"/>
+          <w:szCs w:val="22"/>
+        </w:rPr>
+        <w:t xml:space="preserve">, 83. </w:t>
       </w:r>
       <w:hyperlink r:id="rId44">
         <w:r>
@@ -17295,16 +19308,10 @@
             <w:sz w:val="22"/>
             <w:szCs w:val="22"/>
             <w:u w:val="single"/>
-            <w:rtl w:val="0"/>
           </w:rPr>
           <w:t xml:space="preserve">https://doi.org/10.1186/s13007-024-01214-2</w:t>
         </w:r>
       </w:hyperlink>
-      <w:r>
-        <w:rPr>
-          <w:rtl w:val="0"/>
-        </w:rPr>
-      </w:r>
     </w:p>
     <w:p>
       <w:pPr>
@@ -17320,9 +19327,24 @@
         <w:rPr>
           <w:sz w:val="22"/>
           <w:szCs w:val="22"/>
-          <w:rtl w:val="0"/>
-        </w:rPr>
-        <w:t xml:space="preserve">Sultana, N., Jahan, M., &amp; Uddin, M. S. (2022). Fresh and rotten fruits dataset for machine-based evaluation of fruit quality [Data set]. Mendeley Data. </w:t>
+        </w:rPr>
+        <w:t xml:space="preserve">Sultana, N., Jahan, M., &amp; Uddin, M. S. (2022). </w:t>
+      </w:r>
+      <w:r>
+        <w:rPr>
+          <w:i w:val="1"/>
+          <w:iCs w:val="1"/>
+          <w:sz w:val="22"/>
+          <w:szCs w:val="22"/>
+        </w:rPr>
+        <w:t xml:space="preserve">Fresh and rotten fruits dataset for machine-based evaluation of fruit quality</w:t>
+      </w:r>
+      <w:r>
+        <w:rPr>
+          <w:sz w:val="22"/>
+          <w:szCs w:val="22"/>
+        </w:rPr>
+        <w:t xml:space="preserve"> [Data set]. Mendeley Data. </w:t>
       </w:r>
       <w:hyperlink r:id="rId45">
         <w:r>
@@ -17331,16 +19353,10 @@
             <w:sz w:val="22"/>
             <w:szCs w:val="22"/>
             <w:u w:val="single"/>
-            <w:rtl w:val="0"/>
           </w:rPr>
           <w:t xml:space="preserve">https://doi.org/10.17632/bdd69gyhv8.1</w:t>
         </w:r>
       </w:hyperlink>
-      <w:r>
-        <w:rPr>
-          <w:rtl w:val="0"/>
-        </w:rPr>
-      </w:r>
     </w:p>
     <w:p>
       <w:pPr>
@@ -17356,9 +19372,24 @@
         <w:rPr>
           <w:sz w:val="22"/>
           <w:szCs w:val="22"/>
-          <w:rtl w:val="0"/>
-        </w:rPr>
-        <w:t xml:space="preserve">Tan, M., &amp; Le, Q. V. (2019). EfficientNet: Rethinking model scaling for convolutional neural networks. Proceedings of Machine Learning Research, 97, 6105–6114. </w:t>
+        </w:rPr>
+        <w:t xml:space="preserve">Tan, M., &amp; Le, Q. V. (2019). EfficientNet: Rethinking model scaling for convolutional neural networks. </w:t>
+      </w:r>
+      <w:r>
+        <w:rPr>
+          <w:i w:val="1"/>
+          <w:iCs w:val="1"/>
+          <w:sz w:val="22"/>
+          <w:szCs w:val="22"/>
+        </w:rPr>
+        <w:t xml:space="preserve">Proceedings of Machine Learning Research, 97</w:t>
+      </w:r>
+      <w:r>
+        <w:rPr>
+          <w:sz w:val="22"/>
+          <w:szCs w:val="22"/>
+        </w:rPr>
+        <w:t xml:space="preserve">, 6105–6114. </w:t>
       </w:r>
       <w:hyperlink r:id="rId46">
         <w:r>
@@ -17367,16 +19398,10 @@
             <w:sz w:val="22"/>
             <w:szCs w:val="22"/>
             <w:u w:val="single"/>
-            <w:rtl w:val="0"/>
           </w:rPr>
           <w:t xml:space="preserve">https://proceedings.mlr.press/v97/tan19a.html</w:t>
         </w:r>
       </w:hyperlink>
-      <w:r>
-        <w:rPr>
-          <w:rtl w:val="0"/>
-        </w:rPr>
-      </w:r>
     </w:p>
     <w:p>
       <w:pPr>
@@ -17392,15 +19417,36 @@
         <w:rPr>
           <w:sz w:val="22"/>
           <w:szCs w:val="22"/>
-          <w:rtl w:val="0"/>
-        </w:rPr>
-        <w:t xml:space="preserve">TradeMark Africa. (2019, April 1). Rubavu and Rusizi cross border markets, completed, ready for occupation. https://www.trademarkafrica.com/news/rubavu-and-rusizi-cross-border-markets-completed-ready-for-occupation-2</w:t>
-      </w:r>
-      <w:r>
-        <w:rPr>
-          <w:rtl w:val="0"/>
-        </w:rPr>
-      </w:r>
+        </w:rPr>
+        <w:t xml:space="preserve">TradeMark Africa. (2019, April 1). </w:t>
+      </w:r>
+      <w:r>
+        <w:rPr>
+          <w:i w:val="1"/>
+          <w:iCs w:val="1"/>
+          <w:sz w:val="22"/>
+          <w:szCs w:val="22"/>
+        </w:rPr>
+        <w:t xml:space="preserve">Rubavu and Rusizi cross border markets, completed, ready for occupation</w:t>
+      </w:r>
+      <w:r>
+        <w:rPr>
+          <w:sz w:val="22"/>
+          <w:szCs w:val="22"/>
+        </w:rPr>
+        <w:t xml:space="preserve">. </w:t>
+      </w:r>
+      <w:hyperlink r:id="rId69">
+        <w:r>
+          <w:rPr>
+            <w:color w:val="1155cc"/>
+            <w:sz w:val="22"/>
+            <w:szCs w:val="22"/>
+            <w:u w:val="single"/>
+          </w:rPr>
+          <w:t xml:space="preserve">https://www.trademarkafrica.com/news/rubavu-and-rusizi-cross-border-markets-completed-ready-for-occupation-2</w:t>
+        </w:r>
+      </w:hyperlink>
     </w:p>
     <w:p>
       <w:pPr>
@@ -17416,9 +19462,24 @@
         <w:rPr>
           <w:sz w:val="22"/>
           <w:szCs w:val="22"/>
-          <w:rtl w:val="0"/>
-        </w:rPr>
-        <w:t xml:space="preserve">UC Davis Postharvest Research and Extension Center. (n.d.). Ethylene. </w:t>
+        </w:rPr>
+        <w:t xml:space="preserve">UC Davis Postharvest Research and Extension Center. (n.d.). </w:t>
+      </w:r>
+      <w:r>
+        <w:rPr>
+          <w:i w:val="1"/>
+          <w:iCs w:val="1"/>
+          <w:sz w:val="22"/>
+          <w:szCs w:val="22"/>
+        </w:rPr>
+        <w:t xml:space="preserve">Ethylene</w:t>
+      </w:r>
+      <w:r>
+        <w:rPr>
+          <w:sz w:val="22"/>
+          <w:szCs w:val="22"/>
+        </w:rPr>
+        <w:t xml:space="preserve">. </w:t>
       </w:r>
       <w:hyperlink r:id="rId47">
         <w:r>
@@ -17427,16 +19488,10 @@
             <w:sz w:val="22"/>
             <w:szCs w:val="22"/>
             <w:u w:val="single"/>
-            <w:rtl w:val="0"/>
           </w:rPr>
           <w:t xml:space="preserve">https://postharvest.ucdavis.edu/ask-produce-docs-category/ethylene</w:t>
         </w:r>
       </w:hyperlink>
-      <w:r>
-        <w:rPr>
-          <w:rtl w:val="0"/>
-        </w:rPr>
-      </w:r>
     </w:p>
     <w:p>
       <w:pPr>
@@ -17452,9 +19507,24 @@
         <w:rPr>
           <w:sz w:val="22"/>
           <w:szCs w:val="22"/>
-          <w:rtl w:val="0"/>
-        </w:rPr>
-        <w:t xml:space="preserve">University of California, Davis Horticulture Innovation Lab. (2016a). Postharvest loss assessment of tomatoes in Rwanda. </w:t>
+        </w:rPr>
+        <w:t xml:space="preserve">University of California, Davis Horticulture Innovation Lab. (2016a). </w:t>
+      </w:r>
+      <w:r>
+        <w:rPr>
+          <w:i w:val="1"/>
+          <w:iCs w:val="1"/>
+          <w:sz w:val="22"/>
+          <w:szCs w:val="22"/>
+        </w:rPr>
+        <w:t xml:space="preserve">Postharvest loss assessment of tomatoes in Rwanda</w:t>
+      </w:r>
+      <w:r>
+        <w:rPr>
+          <w:sz w:val="22"/>
+          <w:szCs w:val="22"/>
+        </w:rPr>
+        <w:t xml:space="preserve">. </w:t>
       </w:r>
       <w:hyperlink r:id="rId48">
         <w:r>
@@ -17463,16 +19533,10 @@
             <w:sz w:val="22"/>
             <w:szCs w:val="22"/>
             <w:u w:val="single"/>
-            <w:rtl w:val="0"/>
           </w:rPr>
           <w:t xml:space="preserve">https://horticulture.ucdavis.edu/information/postharvest-loss-assessment-tomatoes-rwanda</w:t>
         </w:r>
       </w:hyperlink>
-      <w:r>
-        <w:rPr>
-          <w:rtl w:val="0"/>
-        </w:rPr>
-      </w:r>
     </w:p>
     <w:p>
       <w:pPr>
@@ -17488,9 +19552,24 @@
         <w:rPr>
           <w:sz w:val="22"/>
           <w:szCs w:val="22"/>
-          <w:rtl w:val="0"/>
-        </w:rPr>
-        <w:t xml:space="preserve">University of California, Davis Horticulture Innovation Lab. (2016b). Postharvest loss assessment of green bananas in Rwanda. </w:t>
+        </w:rPr>
+        <w:t xml:space="preserve">University of California, Davis Horticulture Innovation Lab. (2016b). </w:t>
+      </w:r>
+      <w:r>
+        <w:rPr>
+          <w:i w:val="1"/>
+          <w:iCs w:val="1"/>
+          <w:sz w:val="22"/>
+          <w:szCs w:val="22"/>
+        </w:rPr>
+        <w:t xml:space="preserve">Postharvest loss assessment of green bananas in Rwanda</w:t>
+      </w:r>
+      <w:r>
+        <w:rPr>
+          <w:sz w:val="22"/>
+          <w:szCs w:val="22"/>
+        </w:rPr>
+        <w:t xml:space="preserve">. </w:t>
       </w:r>
       <w:hyperlink r:id="rId49">
         <w:r>
@@ -17499,16 +19578,10 @@
             <w:sz w:val="22"/>
             <w:szCs w:val="22"/>
             <w:u w:val="single"/>
-            <w:rtl w:val="0"/>
           </w:rPr>
           <w:t xml:space="preserve">https://horticulture.ucdavis.edu/information/postharvest-loss-assessment-green-bananas-rwanda</w:t>
         </w:r>
       </w:hyperlink>
-      <w:r>
-        <w:rPr>
-          <w:rtl w:val="0"/>
-        </w:rPr>
-      </w:r>
     </w:p>
     <w:p>
       <w:pPr>
@@ -17524,9 +19597,24 @@
         <w:rPr>
           <w:sz w:val="22"/>
           <w:szCs w:val="22"/>
-          <w:rtl w:val="0"/>
-        </w:rPr>
-        <w:t xml:space="preserve">University of California, Davis Horticulture Innovation Lab. (2016c). Training manual for postharvest handling of horticultural crops in Rwanda. </w:t>
+        </w:rPr>
+        <w:t xml:space="preserve">University of California, Davis Horticulture Innovation Lab. (2016c). </w:t>
+      </w:r>
+      <w:r>
+        <w:rPr>
+          <w:i w:val="1"/>
+          <w:iCs w:val="1"/>
+          <w:sz w:val="22"/>
+          <w:szCs w:val="22"/>
+        </w:rPr>
+        <w:t xml:space="preserve">Training manual for postharvest handling of horticultural crops in Rwanda</w:t>
+      </w:r>
+      <w:r>
+        <w:rPr>
+          <w:sz w:val="22"/>
+          <w:szCs w:val="22"/>
+        </w:rPr>
+        <w:t xml:space="preserve">. </w:t>
       </w:r>
       <w:hyperlink r:id="rId50">
         <w:r>
@@ -17535,16 +19623,10 @@
             <w:sz w:val="22"/>
             <w:szCs w:val="22"/>
             <w:u w:val="single"/>
-            <w:rtl w:val="0"/>
           </w:rPr>
           <w:t xml:space="preserve">https://horticulture.ucdavis.edu/information/training-manual-postharvest-handling-horticultural-crops-rwanda</w:t>
         </w:r>
       </w:hyperlink>
-      <w:r>
-        <w:rPr>
-          <w:rtl w:val="0"/>
-        </w:rPr>
-      </w:r>
     </w:p>
     <w:p>
       <w:pPr>
@@ -17560,9 +19642,69 @@
         <w:rPr>
           <w:sz w:val="22"/>
           <w:szCs w:val="22"/>
-          <w:rtl w:val="0"/>
-        </w:rPr>
-        <w:t xml:space="preserve">World Bank. (2020). Rwanda Food Smart Country Diagnostic: Reducing food loss and waste. World Bank. </w:t>
+        </w:rPr>
+        <w:t xml:space="preserve">Wilcoxon, F. (1945). Individual comparisons by ranking methods. </w:t>
+      </w:r>
+      <w:r>
+        <w:rPr>
+          <w:i w:val="1"/>
+          <w:iCs w:val="1"/>
+          <w:sz w:val="22"/>
+          <w:szCs w:val="22"/>
+        </w:rPr>
+        <w:t xml:space="preserve">Biometrics Bulletin, 1</w:t>
+      </w:r>
+      <w:r>
+        <w:rPr>
+          <w:sz w:val="22"/>
+          <w:szCs w:val="22"/>
+        </w:rPr>
+        <w:t xml:space="preserve">(6), 80–83. </w:t>
+      </w:r>
+      <w:hyperlink r:id="rId70">
+        <w:r>
+          <w:rPr>
+            <w:color w:val="1155cc"/>
+            <w:sz w:val="22"/>
+            <w:szCs w:val="22"/>
+            <w:u w:val="single"/>
+          </w:rPr>
+          <w:t xml:space="preserve">https://doi.org/10.2307/3001968</w:t>
+        </w:r>
+      </w:hyperlink>
+    </w:p>
+    <w:p>
+      <w:pPr>
+        <w:spacing w:after="120" w:lineRule="auto"/>
+        <w:ind w:left="432" w:hanging="432"/>
+        <w:jc w:val="left"/>
+        <w:rPr>
+          <w:sz w:val="22"/>
+          <w:szCs w:val="22"/>
+        </w:rPr>
+      </w:pPr>
+      <w:r>
+        <w:rPr>
+          <w:sz w:val="22"/>
+          <w:szCs w:val="22"/>
+        </w:rPr>
+        <w:t xml:space="preserve">World Bank. (2020). </w:t>
+      </w:r>
+      <w:r>
+        <w:rPr>
+          <w:i w:val="1"/>
+          <w:iCs w:val="1"/>
+          <w:sz w:val="22"/>
+          <w:szCs w:val="22"/>
+        </w:rPr>
+        <w:t xml:space="preserve">Rwanda Food Smart Country Diagnostic: Reducing food loss and waste</w:t>
+      </w:r>
+      <w:r>
+        <w:rPr>
+          <w:sz w:val="22"/>
+          <w:szCs w:val="22"/>
+        </w:rPr>
+        <w:t xml:space="preserve">. World Bank. </w:t>
       </w:r>
       <w:hyperlink r:id="rId51">
         <w:r>
@@ -17571,16 +19713,10 @@
             <w:sz w:val="22"/>
             <w:szCs w:val="22"/>
             <w:u w:val="single"/>
-            <w:rtl w:val="0"/>
           </w:rPr>
           <w:t xml:space="preserve">https://documents1.worldbank.org/curated/en/288911601302842762/pdf/Rwanda-Food-Smart-Country-Diagnostic.pdf</w:t>
         </w:r>
       </w:hyperlink>
-      <w:r>
-        <w:rPr>
-          <w:rtl w:val="0"/>
-        </w:rPr>
-      </w:r>
     </w:p>
     <w:p>
       <w:pPr>
@@ -17596,15 +19732,81 @@
         <w:rPr>
           <w:sz w:val="22"/>
           <w:szCs w:val="22"/>
-          <w:rtl w:val="0"/>
-        </w:rPr>
-        <w:t xml:space="preserve">World Bank. (2024). Rwanda Country Economic Memorandum: Pathways to sustainable and inclusive growth. World Bank. https://documents1.worldbank.org/curated/en/099111224145514415/pdf/P1807921507e8400c18e631fe8569020110.pdf</w:t>
-      </w:r>
-      <w:r>
-        <w:rPr>
-          <w:rtl w:val="0"/>
-        </w:rPr>
-      </w:r>
+        </w:rPr>
+        <w:t xml:space="preserve">World Bank. (2024). </w:t>
+      </w:r>
+      <w:r>
+        <w:rPr>
+          <w:i w:val="1"/>
+          <w:iCs w:val="1"/>
+          <w:sz w:val="22"/>
+          <w:szCs w:val="22"/>
+        </w:rPr>
+        <w:t xml:space="preserve">Rwanda Country Economic Memorandum: Pathways to sustainable and inclusive growth</w:t>
+      </w:r>
+      <w:r>
+        <w:rPr>
+          <w:sz w:val="22"/>
+          <w:szCs w:val="22"/>
+        </w:rPr>
+        <w:t xml:space="preserve">. World Bank. </w:t>
+      </w:r>
+      <w:hyperlink r:id="rId71">
+        <w:r>
+          <w:rPr>
+            <w:color w:val="1155cc"/>
+            <w:sz w:val="22"/>
+            <w:szCs w:val="22"/>
+            <w:u w:val="single"/>
+          </w:rPr>
+          <w:t xml:space="preserve">https://documents1.worldbank.org/curated/en/099111224145514415/pdf/P1807921507e8400c18e631fe8569020110.pdf</w:t>
+        </w:r>
+      </w:hyperlink>
+    </w:p>
+    <w:p>
+      <w:pPr>
+        <w:spacing w:after="120" w:lineRule="auto"/>
+        <w:ind w:left="432" w:hanging="432"/>
+        <w:jc w:val="left"/>
+        <w:rPr>
+          <w:sz w:val="22"/>
+          <w:szCs w:val="22"/>
+        </w:rPr>
+      </w:pPr>
+      <w:r>
+        <w:rPr>
+          <w:sz w:val="22"/>
+          <w:szCs w:val="22"/>
+        </w:rPr>
+        <w:t xml:space="preserve">Zhang, L., Jia, J., Gui, G., Hao, X., Gao, W., &amp; Wang, M. (2018). Deep learning based improved classification system for designing tomato harvesting robot. </w:t>
+      </w:r>
+      <w:r>
+        <w:rPr>
+          <w:i w:val="1"/>
+          <w:iCs w:val="1"/>
+          <w:sz w:val="22"/>
+          <w:szCs w:val="22"/>
+        </w:rPr>
+        <w:t xml:space="preserve">IEEE Access, 6</w:t>
+      </w:r>
+      <w:r>
+        <w:rPr>
+          <w:sz w:val="22"/>
+          <w:szCs w:val="22"/>
+        </w:rPr>
+        <w:t xml:space="preserve">, 67940–67950. </w:t>
+      </w:r>
+      <w:hyperlink r:id="rId72">
+        <w:r>
+          <w:rPr>
+            <w:color w:val="1155cc"/>
+            <w:sz w:val="22"/>
+            <w:szCs w:val="22"/>
+            <w:u w:val="single"/>
+          </w:rPr>
+          <w:t xml:space="preserve">https://doi.org/10.1109/ACCESS.2018.2879324</w:t>
+        </w:r>
+      </w:hyperlink>
     </w:p>
     <w:sectPr>
       <w:footerReference r:id="rId52" w:type="default"/>
